--- a/dist/downloads/chuong_1_gioi_thieu.docx
+++ b/dist/downloads/chuong_1_gioi_thieu.docx
@@ -33,7 +33,7 @@
         <w:pStyle w:val="FirstParagraph"/>
       </w:pPr>
       <w:r>
-        <w:t xml:space="preserve">Quốc tế hóa doanh nghiệp là một trong những chủ đề trung tâm của kinh doanh quốc tế trong hơn nửa thế kỷ qua. Kể từ khi Johanson và Vahlne (1977) đề xuất mô hình Uppsala về quá trình quốc tế hóa tuần tự, gần nửa thế kỷ nghiên cứu đã tích lũy quanh một câu hỏi cốt lõi nhưng vẫn chưa có lời đáp dứt khoát: quốc tế hóa có thực sự cải thiện hiệu quả hoạt động của doanh nghiệp hay không, và nếu có thì trong những điều kiện nào? Lu và Beamish (2004) cung cấp bằng chứng then chốt về quan hệ hình chữ S (S-curve) giữa mức độ quốc tế hóa và hiệu quả, trong khi Contractor et al. (2003) cùng nhiều nghiên cứu kế tiếp tiếp tục thách thức, bổ sung và điều chỉnh kết luận đó. Điểm đáng chú ý không phải là sự thiếu vắng bằng chứng, mà là sự phân tán của nó: mối quan hệ internationalization–firm performance (I–P) là có thực nhưng phức tạp và phụ thuộc vào nhiều điều kiện biên, và chính tính điều kiện này, chứ không phải bản thân dấu của hiệu ứng, mới là vấn đề lý thuyết cần được giải quyết.</w:t>
+        <w:t xml:space="preserve">Quốc tế hóa doanh nghiệp là một trong những chủ đề trung tâm của kinh doanh quốc tế trong hơn nửa thế kỷ qua. Kể từ khi Johanson và Vahlne (1977) đề xuất mô hình Uppsala về quá trình quốc tế hóa tuần tự, gần nửa thế kỷ nghiên cứu đã tích lũy quanh một câu hỏi cốt lõi nhưng vẫn chưa có lời đáp dứt khoát: quốc tế hóa có thực sự cải thiện hiệu quả hoạt động của doanh nghiệp hay không, và nếu có thì trong những điều kiện nào? Lu và Beamish (2004) cung cấp bằng chứng then chốt về quan hệ hình chữ S (S-curve) giữa mức độ quốc tế hóa và hiệu quả, trong khi Contractor et al. (2003) cùng nhiều nghiên cứu kế tiếp tiếp tục thách thức, bổ sung và điều chỉnh kết luận đó. Điểm đáng chú ý không phải là sự thiếu vắng bằng chứng, mà là sự phân tán của nó: mối quan hệ internationalization-firm performance (I-P) là có thực nhưng phức tạp và phụ thuộc vào nhiều điều kiện biên, và chính tính điều kiện này, chứ không phải bản thân dấu của hiệu ứng, mới là vấn đề lý thuyết cần được giải quyết.</w:t>
       </w:r>
     </w:p>
     <w:p>
@@ -41,7 +41,7 @@
         <w:pStyle w:val="BodyText"/>
       </w:pPr>
       <w:r>
-        <w:t xml:space="preserve">Ở châu Á, bối cảnh này càng trở nên đặc biệt đáng quan tâm vì khu vực đang chứng kiến tốc độ hội nhập kinh tế và chuyển đổi số hết sức không đồng đều giữa các quốc gia. Từ Singapore, một nền kinh tế nhỏ mở, dẫn đầu thế giới về năng lực đổi mới và kết nối toàn cầu, đến Việt Nam, một nền kinh tế chuyển đổi đang đẩy nhanh cải cách thể chế và hội nhập quốc tế, rồi đến Trung Quốc với quy mô thị trường khổng lồ và cấu trúc thể chế đặc thù, thậm chí đến các quốc đảo nhỏ Thái Bình Dương đang phải đối mặt với thách thức sinh tồn kép của biến đổi khí hậu và bẫy phụ thuộc xuất khẩu, sự đa dạng này tạo ra một phòng thí nghiệm thực địa lý tưởng để kiểm định các điều kiện biên của quan hệ I–P (Khanna &amp; Palepu, 2010; Peng, 2003).</w:t>
+        <w:t xml:space="preserve">Ở châu Á, bối cảnh này càng trở nên đặc biệt đáng quan tâm vì khu vực đang chứng kiến tốc độ hội nhập kinh tế và chuyển đổi số hết sức không đồng đều giữa các quốc gia. Từ Singapore, một nền kinh tế nhỏ mở, dẫn đầu thế giới về năng lực đổi mới và kết nối toàn cầu, đến Việt Nam, một nền kinh tế chuyển đổi đang đẩy nhanh cải cách thể chế và hội nhập quốc tế, rồi đến Trung Quốc với quy mô thị trường khổng lồ và cấu trúc thể chế đặc thù, thậm chí đến các quốc đảo nhỏ Thái Bình Dương đang phải đối mặt với thách thức sinh tồn kép của biến đổi khí hậu và bẫy phụ thuộc xuất khẩu, sự đa dạng này tạo ra một phòng thí nghiệm thực địa lý tưởng để kiểm định các điều kiện biên của quan hệ I-P (Khanna &amp; Palepu, 2010; Peng, 2003).</w:t>
       </w:r>
     </w:p>
     <w:p>
@@ -49,7 +49,7 @@
         <w:pStyle w:val="BodyText"/>
       </w:pPr>
       <w:r>
-        <w:t xml:space="preserve">Chuyển đổi số đang làm thay đổi căn bản cách thức doanh nghiệp quốc tế hóa và cách thức quốc tế hóa ảnh hưởng đến hiệu quả hoạt động. Banalieva và Dhanaraj (2019) lập luận rằng lý thuyết nội địa hóa cần được cập nhật cho nền kinh tế số, vì dữ liệu số và tương tác qua nền tảng làm giảm sự phụ thuộc vào hiện diện vật lý. Stallkamp và Schotter (2021) chỉ ra rằng các nền tảng số quốc tế hóa theo logic hoàn toàn khác các công ty đa quốc gia truyền thống. Verhoef et al. (2021) cung cấp khung phân tầng ba cấp từ digitization đến digitalization và digital transformation. Tuy nhiên, phần lớn bằng chứng thực nghiệm hiện có về vai trò của năng lực số trong quan hệ I–P vẫn tập trung vào các nền kinh tế phát triển, đặc biệt là Bắc Mỹ và Tây Âu, trong khi bằng chứng cho châu Á mới nổi còn rất hạn chế (Bhandari et al., 2023).</w:t>
+        <w:t xml:space="preserve">Chuyển đổi số đang làm thay đổi căn bản cách thức doanh nghiệp quốc tế hóa và cách thức quốc tế hóa ảnh hưởng đến hiệu quả hoạt động. Banalieva và Dhanaraj (2019) lập luận rằng lý thuyết nội địa hóa cần được cập nhật cho nền kinh tế số, vì dữ liệu số và tương tác qua nền tảng làm giảm sự phụ thuộc vào hiện diện vật lý. Stallkamp và Schotter (2021) chỉ ra rằng các nền tảng số quốc tế hóa theo logic hoàn toàn khác các công ty đa quốc gia truyền thống. Verhoef et al. (2021) cung cấp khung phân tầng ba cấp từ digitization đến digitalization và digital transformation. Tuy nhiên, phần lớn bằng chứng thực nghiệm hiện có về vai trò của năng lực số trong quan hệ I-P vẫn tập trung vào các nền kinh tế phát triển, đặc biệt là Bắc Mỹ và Tây Âu, trong khi bằng chứng cho châu Á mới nổi còn rất hạn chế (Bhandari et al., 2023).</w:t>
       </w:r>
     </w:p>
     <w:p>
@@ -80,7 +80,7 @@
         <w:pStyle w:val="BodyText"/>
       </w:pPr>
       <w:r>
-        <w:t xml:space="preserve">Sau cùng, chính nhà quản trị cấp cao là tầng chuyển hóa các điều kiện vĩ mô thành quyết định chiến lược và kết quả quốc tế hóa cụ thể. Upper Echelons Theory (Hambrick &amp; Mason, 1984) khẳng định rằng quyết định chiến lược phản ánh đặc điểm nhận thức, kinh nghiệm và giá trị của nhà quản trị. Kinh nghiệm quốc tế giúp nhà quản trị nhận diện cơ hội và giảm chi phí của liability of foreignness, trong khi sự đa dạng giới tính ở cấp lãnh đạo có thể tăng cường quản trị rủi ro và ra quyết định đa chiều (Hsu et al., 2013; Post &amp; Byron, 2015). Tích hợp tầng nhà quản trị vào khung giải thích đa tầng là cần thiết để phản ánh đầy đủ sự phức tạp của quan hệ I–P trong bối cảnh châu Á.</w:t>
+        <w:t xml:space="preserve">Sau cùng, chính nhà quản trị cấp cao là tầng chuyển hóa các điều kiện vĩ mô thành quyết định chiến lược và kết quả quốc tế hóa cụ thể. Upper Echelons Theory (Hambrick &amp; Mason, 1984) khẳng định rằng quyết định chiến lược phản ánh đặc điểm nhận thức, kinh nghiệm và giá trị của nhà quản trị. Kinh nghiệm quốc tế giúp nhà quản trị nhận diện cơ hội và giảm chi phí của liability of foreignness, trong khi sự đa dạng giới tính ở cấp lãnh đạo có thể tăng cường quản trị rủi ro và ra quyết định đa chiều (Hsu et al., 2013; Post &amp; Byron, 2015). Tích hợp tầng nhà quản trị vào khung giải thích đa tầng là cần thiết để phản ánh đầy đủ sự phức tạp của quan hệ I-P trong bối cảnh châu Á.</w:t>
       </w:r>
     </w:p>
     <w:p>
@@ -105,7 +105,7 @@
         <w:pStyle w:val="FirstParagraph"/>
       </w:pPr>
       <w:r>
-        <w:t xml:space="preserve">Mặc dù đã có hàng trăm nghiên cứu thực nghiệm, bằng chứng về mối quan hệ giữa quốc tế hóa và hiệu quả hoạt động của doanh nghiệp vẫn chưa thống nhất và tản mạn. Các phân tích tổng hợp (meta-analyses) về quan hệ I–P liên tục cho thấy tác động tổng hợp là dương nhưng nhỏ, hệ số tương quan tổng hợp r trong khoảng 0,07–0,13, đồng thời mức độ dị biệt giữa các nghiên cứu rất cao với I² thường vượt 80% (Bausch &amp; Krist, 2007; Kirca et al., 2012; Marano et al., 2016; Wu et al., 2022). Tình trạng dị biệt cao này không phải là tín hiệu của sai sót phương pháp, mà là bằng chứng cho thấy quan hệ I–P phụ thuộc sâu sắc vào điều kiện bối cảnh. Arte và Larimo (2022) lập luận rằng heterogeneity cao gợi ý sự cần thiết phải chuyển dịch từ mô hình đơn biến sang khung đa tầng có tính đến thể chế, năng lực và đặc điểm nhà quản trị.</w:t>
+        <w:t xml:space="preserve">Mặc dù đã có hàng trăm nghiên cứu thực nghiệm, bằng chứng về mối quan hệ giữa quốc tế hóa và hiệu quả hoạt động của doanh nghiệp vẫn chưa thống nhất và tản mạn. Các phân tích tổng hợp (meta-analyses) về quan hệ I-P liên tục cho thấy tác động tổng hợp là dương nhưng nhỏ, hệ số tương quan tổng hợp r trong khoảng 0,07-0,13, đồng thời mức độ dị biệt giữa các nghiên cứu rất cao với I² thường vượt 80% (Bausch &amp; Krist, 2007; Kirca et al., 2012; Marano et al., 2016; Wu et al., 2022). Tình trạng dị biệt cao này không phải là tín hiệu của sai sót phương pháp, mà là bằng chứng cho thấy quan hệ I-P phụ thuộc sâu sắc vào điều kiện bối cảnh. Arte và Larimo (2022) lập luận rằng heterogeneity cao gợi ý sự cần thiết phải chuyển dịch từ mô hình đơn biến sang khung đa tầng có tính đến thể chế, năng lực và đặc điểm nhà quản trị.</w:t>
       </w:r>
     </w:p>
     <w:p>
@@ -121,7 +121,7 @@
         <w:pStyle w:val="BodyText"/>
       </w:pPr>
       <w:r>
-        <w:t xml:space="preserve">Luận án này được thiết kế để giải quyết ba khoảng trống đó bằng cách xây dựng và kiểm định một khung giải thích đa tầng cho quan hệ I–P tại châu Á, với thiết kế mixed synthesis-empirical kết hợp meta-analysis và phân tích đa quốc gia quy mô lớn. Trọng tâm khoa học của luận án là vai trò điều tiết của thể chế, năng lực số và đặc điểm nhà quản trị, ba tầng điều tiết mà, theo lập luận của luận án, cùng nhau tạo nên cấu trúc giải thích cần thiết cho heterogeneity cao trong quan hệ I–P.</w:t>
+        <w:t xml:space="preserve">Luận án này được thiết kế để giải quyết ba khoảng trống đó bằng cách xây dựng và kiểm định một khung giải thích đa tầng cho quan hệ I-P tại châu Á, với thiết kế mixed synthesis-empirical kết hợp meta-analysis và phân tích đa quốc gia quy mô lớn. Trọng tâm khoa học của luận án là vai trò điều tiết của thể chế, năng lực số và đặc điểm nhà quản trị, ba tầng điều tiết mà, theo lập luận của luận án, cùng nhau tạo nên cấu trúc giải thích cần thiết cho heterogeneity cao trong quan hệ I-P.</w:t>
       </w:r>
     </w:p>
     <w:p>
@@ -154,7 +154,7 @@
         <w:pStyle w:val="BodyText"/>
       </w:pPr>
       <w:r>
-        <w:t xml:space="preserve">Từ mục tiêu tổng quát đó, luận án triển khai bốn mục tiêu cụ thể. Mục tiêu cụ thể thứ nhất là tổng hợp và cập nhật bằng chứng meta-analytic về mối quan hệ I–P trong giai đoạn 1982–2026, xác định tác động tổng hợp, mức độ dị biệt và các nhân tố điều tiết (moderators) chính giải thích heterogeneity trong các nghiên cứu. Mục tiêu cụ thể thứ hai là kiểm định cơ chế cụ thể trong các bối cảnh quốc gia khác nhau, bao gồm Singapore với tư cách nền kinh tế nhỏ mở tiên tiến, Việt Nam với tư cách nền kinh tế chuyển đổi đang mở rộng, và Trung Quốc với tư cách nền kinh tế mới nổi quy mô lớn, nhằm làm rõ cách thức các cơ chế I–P vận hành khác nhau theo bối cảnh quốc gia. Mục tiêu cụ thể thứ ba là mở rộng phân tích sang 47–49 nền kinh tế châu Á và Thái Bình Dương (bao gồm 6–8 nền kinh tế Pacific SIDS) để kiểm định khả năng khái quát hóa của các phát hiện trên phạm vi rộng, kế thừa và mở rộng từ pool 17 nền kinh tế trong Do và Phan (2026a). Mục tiêu cụ thể thứ tư là phân tích vai trò điều tiết của ba nhóm biến: thể chế (bao gồm các sub-regime ICRV và các chỉ số rào cản thể chế), năng lực số (phân biệt rõ technological capability index, TCI và chỉ số chấp nhận số, digital adoption index, DAI), và đặc điểm nhà quản trị cấp cao (kinh nghiệm và giới tính).</w:t>
+        <w:t xml:space="preserve">Từ mục tiêu tổng quát đó, luận án triển khai bốn mục tiêu cụ thể. Mục tiêu cụ thể thứ nhất là tổng hợp và cập nhật bằng chứng meta-analytic về mối quan hệ I-P trong giai đoạn 1982-2026, xác định tác động tổng hợp, mức độ dị biệt và các nhân tố điều tiết (moderators) chính giải thích heterogeneity trong các nghiên cứu. Mục tiêu cụ thể thứ hai là kiểm định cơ chế cụ thể trong các bối cảnh quốc gia khác nhau, bao gồm Singapore với tư cách nền kinh tế nhỏ mở tiên tiến, Việt Nam với tư cách nền kinh tế chuyển đổi đang mở rộng, và Trung Quốc với tư cách nền kinh tế mới nổi quy mô lớn, nhằm làm rõ cách thức các cơ chế I-P vận hành khác nhau theo bối cảnh quốc gia. Mục tiêu cụ thể thứ ba là mở rộng phân tích sang 47-49 nền kinh tế châu Á và Thái Bình Dương (bao gồm 6-8 nền kinh tế Pacific SIDS) để kiểm định khả năng khái quát hóa của các phát hiện trên phạm vi rộng, kế thừa và mở rộng từ pool 17 nền kinh tế trong Do và Phan (2026a). Mục tiêu cụ thể thứ tư là phân tích vai trò điều tiết của ba nhóm biến: thể chế (bao gồm các sub-regime ICRV và các chỉ số rào cản thể chế), năng lực số (phân biệt rõ technological capability index, TCI và chỉ số chấp nhận số, digital adoption index, DAI), và đặc điểm nhà quản trị cấp cao (kinh nghiệm và giới tính).</w:t>
       </w:r>
     </w:p>
     <w:p>
@@ -187,7 +187,7 @@
         <w:pStyle w:val="BodyText"/>
       </w:pPr>
       <w:r>
-        <w:t xml:space="preserve">Từ câu hỏi trung tâm đó, bốn câu hỏi nghiên cứu cụ thể được đặt ra. Câu hỏi nghiên cứu thứ nhất (RQ1) là: Tác động tổng hợp của quốc tế hóa lên hiệu quả hoạt động của doanh nghiệp trong các nghiên cứu giai đoạn 1982–2026 là gì, mức độ dị biệt ở mức nào, và những moderators nào giải thích heterogeneity đó một cách có hệ thống? Câu hỏi nghiên cứu thứ hai (RQ2) là: Trong từng bối cảnh quốc gia cụ thể bao gồm Singapore, Việt Nam và Trung Quốc, mối quan hệ I–P vận hành theo những cơ chế đặc thù nào và sự phi tuyến có biểu hiện ra sao? Câu hỏi nghiên cứu thứ ba (RQ3) là: Trên phạm vi đa quốc gia châu Á bao gồm 47–49 nền kinh tế châu Á và Thái Bình Dương (bao gồm 6–8 nền kinh tế Pacific SIDS), vai trò điều tiết của chỉ số chấp nhận số (DAI) và technological capability index (TCI) có khái quát hóa được không, và hai construct này có thực sự vận hành theo các cơ chế khác nhau không? Câu hỏi nghiên cứu thứ tư (RQ4) là: Vai trò của thể chế, đo bằng sub-regime ICRV, cùng với sự phân biệt giữa TCI và DAI, và đặc điểm nhà quản trị trong việc điều tiết mối quan hệ I–P là gì, và sự tương tác ba chiều giữa ba tầng đó có ý nghĩa như thế nào?</w:t>
+        <w:t xml:space="preserve">Từ câu hỏi trung tâm đó, bốn câu hỏi nghiên cứu cụ thể được đặt ra. Câu hỏi nghiên cứu thứ nhất (RQ1) là: Tác động tổng hợp của quốc tế hóa lên hiệu quả hoạt động của doanh nghiệp trong các nghiên cứu giai đoạn 1982-2026 là gì, mức độ dị biệt ở mức nào, và những moderators nào giải thích heterogeneity đó một cách có hệ thống? Câu hỏi nghiên cứu thứ hai (RQ2) là: Trong từng bối cảnh quốc gia cụ thể bao gồm Singapore, Việt Nam và Trung Quốc, mối quan hệ I-P vận hành theo những cơ chế đặc thù nào và sự phi tuyến có biểu hiện ra sao? Câu hỏi nghiên cứu thứ ba (RQ3) là: Trên phạm vi đa quốc gia châu Á bao gồm 47-49 nền kinh tế châu Á và Thái Bình Dương (bao gồm 6-8 nền kinh tế Pacific SIDS), vai trò điều tiết của chỉ số chấp nhận số (DAI) và technological capability index (TCI) có khái quát hóa được không, và hai construct này có thực sự vận hành theo các cơ chế khác nhau không? Câu hỏi nghiên cứu thứ tư (RQ4) là: Vai trò của thể chế, đo bằng sub-regime ICRV, cùng với sự phân biệt giữa TCI và DAI, và đặc điểm nhà quản trị trong việc điều tiết mối quan hệ I-P là gì, và sự tương tác ba chiều giữa ba tầng đó có ý nghĩa như thế nào?</w:t>
       </w:r>
     </w:p>
     <w:p>
@@ -221,7 +221,7 @@
         <w:pStyle w:val="FirstParagraph"/>
       </w:pPr>
       <w:r>
-        <w:t xml:space="preserve">Đối tượng nghiên cứu của luận án là mối quan hệ giữa quốc tế hóa và hiệu quả hoạt động của doanh nghiệp (internationalization–firm performance relationship) cùng với các yếu tố điều tiết của mối quan hệ đó, bao gồm bối cảnh thể chế, năng lực số và đặc điểm nhà quản trị cấp cao. Đơn vị phân tích là doanh nghiệp ở cấp độ tổ chức (firm-level analysis), không phải cấp độ ngành hay cấp độ quốc gia.</w:t>
+        <w:t xml:space="preserve">Đối tượng nghiên cứu của luận án là mối quan hệ giữa quốc tế hóa và hiệu quả hoạt động của doanh nghiệp (internationalization-firm performance relationship) cùng với các yếu tố điều tiết của mối quan hệ đó, bao gồm bối cảnh thể chế, năng lực số và đặc điểm nhà quản trị cấp cao. Đơn vị phân tích là doanh nghiệp ở cấp độ tổ chức (firm-level analysis), không phải cấp độ ngành hay cấp độ quốc gia.</w:t>
       </w:r>
     </w:p>
     <w:bookmarkEnd w:id="25"/>
@@ -249,13 +249,13 @@
           <w:bCs/>
           <w:b/>
         </w:rPr>
-        <w:t xml:space="preserve">47–49 nền kinh tế châu Á và Thái Bình Dương</w:t>
-      </w:r>
-      <w:r>
-        <w:t xml:space="preserve"> </w:t>
-      </w:r>
-      <w:r>
-        <w:t xml:space="preserve">có dữ liệu trong Khảo sát Doanh nghiệp của Ngân hàng Thế giới (World Bank Enterprise Surveys, WBES), được phân loại và tổ chức theo 6 sub-regime trong khung ICRV. Sáu sub-regime bao gồm: (i) Advanced Innovation-Driven, đại diện là Singapore, Hàn Quốc và Đài Loan; (ii) Advanced Resource-Driven, đại diện là các nền kinh tế GCC; (iii) Upper-middle, đại diện là Trung Quốc và Malaysia; (iv) Emerging, bao gồm Việt Nam và các nền kinh tế ASEAN đang phát triển; (v) Frontier, bao gồm các nền kinh tế kém phát triển nhất châu Á như Campuchia, Nepal và Afghanistan; và (vi) Pacific SIDS (Small Island Developing States), bao gồm 9 nền kinh tế đảo nhỏ Thái Bình Dương được đưa vào phân tích để kiểm định các điều kiện biên cực đoan của quan hệ I–P. Nhật Bản không nằm trong phạm vi thực nghiệm của luận án do cấu trúc dữ liệu WBES không bao phủ Nhật Bản đầy đủ.</w:t>
+        <w:t xml:space="preserve">47-49 nền kinh tế châu Á và Thái Bình Dương</w:t>
+      </w:r>
+      <w:r>
+        <w:t xml:space="preserve"> </w:t>
+      </w:r>
+      <w:r>
+        <w:t xml:space="preserve">có dữ liệu trong Khảo sát Doanh nghiệp của Ngân hàng Thế giới (World Bank Enterprise Surveys, WBES), được phân loại và tổ chức theo 6 sub-regime trong khung ICRV. Sáu sub-regime bao gồm: (i) Advanced Innovation-Driven, đại diện là Singapore, Hàn Quốc và Đài Loan; (ii) Advanced Resource-Driven, đại diện là các nền kinh tế GCC; (iii) Upper-middle, đại diện là Trung Quốc và Malaysia; (iv) Emerging, bao gồm Việt Nam và các nền kinh tế ASEAN đang phát triển; (v) Frontier, bao gồm các nền kinh tế kém phát triển nhất châu Á như Campuchia, Nepal và Afghanistan; và (vi) Pacific SIDS (Small Island Developing States), bao gồm 9 nền kinh tế đảo nhỏ Thái Bình Dương được đưa vào phân tích để kiểm định các điều kiện biên cực đoan của quan hệ I-P. Nhật Bản không nằm trong phạm vi thực nghiệm của luận án do cấu trúc dữ liệu WBES không bao phủ Nhật Bản đầy đủ.</w:t>
       </w:r>
     </w:p>
     <w:bookmarkEnd w:id="26"/>
@@ -273,7 +273,7 @@
         <w:pStyle w:val="FirstParagraph"/>
       </w:pPr>
       <w:r>
-        <w:t xml:space="preserve">Phạm vi thời gian của nghiên cứu có hai mức. Đối với phase meta-analysis, luận án tổng hợp các nghiên cứu trong giai đoạn 1982–2026, bao quát toàn bộ chương trình nghiên cứu về quan hệ I–P từ khi các nghiên cứu thực nghiệm đầu tiên xuất hiện đến thời điểm hoàn thành luận án. Đối với phase phân tích thực nghiệm đa quốc gia, luận án sử dụng dữ liệu WBES trong giai đoạn 2009–2025, bao gồm 101.185 doanh nghiệp với 108 cặp quốc gia-năm trải qua 14 mốc khảo sát. Dữ liệu WBES từ ba thế hệ schema (PICS3 giai đoạn 2009–2012, Standardized giai đoạn 2013–2017, và BREADY/BEE giai đoạn 2018–2025) đã được hòa hợp để đảm bảo tính nhất quán trong đo lường biến qua các wave khảo sát.</w:t>
+        <w:t xml:space="preserve">Phạm vi thời gian của nghiên cứu có hai mức. Đối với phase meta-analysis, luận án tổng hợp các nghiên cứu trong giai đoạn 1982-2026, bao quát toàn bộ chương trình nghiên cứu về quan hệ I-P từ khi các nghiên cứu thực nghiệm đầu tiên xuất hiện đến thời điểm hoàn thành luận án. Đối với phase phân tích thực nghiệm đa quốc gia, luận án sử dụng dữ liệu WBES trong giai đoạn 2009-2025, bao gồm 101.185 doanh nghiệp với 108 cặp quốc gia-năm trải qua 14 mốc khảo sát. Dữ liệu WBES từ ba thế hệ schema (PICS3 giai đoạn 2009-2012, Standardized giai đoạn 2013-2017, và BREADY/BEE giai đoạn 2018-2025) đã được hòa hợp để đảm bảo tính nhất quán trong đo lường biến qua các wave khảo sát.</w:t>
       </w:r>
     </w:p>
     <w:p>
@@ -307,7 +307,7 @@
         <w:pStyle w:val="BodyText"/>
       </w:pPr>
       <w:r>
-        <w:t xml:space="preserve">Về phương pháp cụ thể, phase meta-analysis sử dụng random-effects model với Fisher’s z transformation, phân tích nhóm con (subgroup analysis) theo chế độ thể chế, và các kiểm định publication bias bao gồm Egger’s test và Begg–Mazumdar rank correlation test. Phase thực nghiệm sử dụng hồi quy OLS với sai số chuẩn robust HC1/HC3, mô hình bậc hai và bậc ba để kiểm định phi tuyến, tương tác hai chiều và ba chiều để kiểm định moderation, cùng với fixed effects theo quốc gia và năm. Kiểm định Lind–Mehlum U-test được áp dụng để xác nhận dạng inverted-U và xác định điểm turning point trong quan hệ phi tuyến (Haans et al., 2016; Lind &amp; Mehlum, 2010).</w:t>
+        <w:t xml:space="preserve">Về phương pháp cụ thể, phase meta-analysis sử dụng random-effects model với Fisher’s z transformation, phân tích nhóm con (subgroup analysis) theo chế độ thể chế, và các kiểm định publication bias bao gồm Egger’s test và Begg-Mazumdar rank correlation test. Phase thực nghiệm sử dụng hồi quy OLS với sai số chuẩn robust HC1/HC3, mô hình bậc hai và bậc ba để kiểm định phi tuyến, tương tác hai chiều và ba chiều để kiểm định moderation, cùng với fixed effects theo quốc gia và năm. Kiểm định Lind-Mehlum U-test được áp dụng để xác nhận dạng inverted-U và xác định điểm turning point trong quan hệ phi tuyến (Haans et al., 2016; Lind &amp; Mehlum, 2010).</w:t>
       </w:r>
     </w:p>
     <w:p>
@@ -332,7 +332,7 @@
         <w:pStyle w:val="FirstParagraph"/>
       </w:pPr>
       <w:r>
-        <w:t xml:space="preserve">Dựa trên khung lý thuyết tích hợp đa tầng bao gồm Uppsala model, RBV, Institutional Theory, Upper Echelons Theory và digital capability lens, luận án đề xuất hệ giả thuyết khoa học với sáu giả thuyết trọng tâm. Quan hệ nền giữa quốc tế hóa và hiệu quả hoạt động doanh nghiệp mang dạng phi tuyến, cụ thể là dạng inverted-U, với chi phí thâm nhập và thích nghi cao ở giai đoạn đầu và lợi ích quy mô, học hỏi và đa dạng hóa thị trường ở giai đoạn sau, đến khi chi phí điều phối vượt quá lợi ích sẽ dẫn đến sự suy giảm hiệu quả. Technological capability index (TCI) điều tiết dương quan hệ I–P bằng cách mở rộng biên thích nghi và tăng cường khả năng khai thác lợi thế cạnh tranh ở thị trường quốc tế. Chỉ số chấp nhận số (DAI), được hiểu là proxy foundational digital adoption, có tác động điều tiết không đơn điệu và phụ thuộc vào chế độ thể chế: ở các nền kinh tế có thể chế tốt, DAI khuếch đại lợi ích của quốc tế hóa; ở các nền kinh tế với thể chế yếu, DAI có thể khuếch đại chi phí điều phối khi mức độ quốc tế hóa vượt ngưỡng. Bối cảnh thể chế, đo bằng sub-regime ICRV, điều tiết cả dạng và độ lớn của quan hệ I–P, tạo ra gradient từ tác động dương lớn ở Advanced Innovation-Driven đến tác động âm ở Frontier và Pacific SIDS extreme. Đặc điểm nhà quản trị cấp cao, cụ thể là kinh nghiệm quốc tế và đa dạng giới tính, điều tiết dương quan hệ I–P thông qua cơ chế tăng cường nhận diện cơ hội và quản trị rủi ro. Ngoài sáu giả thuyết trọng tâm H1–H6, luận án phát biểu thêm giả thuyết điều kiện biên H1b: tại các nền kinh tế Pacific SIDS (ICRV Nhóm VI), nơi ba điều kiện cấu trúc tối thiểu đồng thời bị vi phạm, thị trường nội địa quá nhỏ, chi phí thương mại cực cao, và thiếu hỗ trợ thể chế, quan hệ I–P chuyển từ dạng chữ U ngược sang quan hệ</w:t>
+        <w:t xml:space="preserve">Dựa trên khung lý thuyết tích hợp đa tầng bao gồm Uppsala model, RBV, Institutional Theory, Upper Echelons Theory và digital capability lens, luận án đề xuất hệ giả thuyết khoa học với sáu giả thuyết trọng tâm. Quan hệ nền giữa quốc tế hóa và hiệu quả hoạt động doanh nghiệp mang dạng phi tuyến, cụ thể là dạng inverted-U, với chi phí thâm nhập và thích nghi cao ở giai đoạn đầu và lợi ích quy mô, học hỏi và đa dạng hóa thị trường ở giai đoạn sau, đến khi chi phí điều phối vượt quá lợi ích sẽ dẫn đến sự suy giảm hiệu quả. Technological capability index (TCI) điều tiết dương quan hệ I-P bằng cách mở rộng biên thích nghi và tăng cường khả năng khai thác lợi thế cạnh tranh ở thị trường quốc tế. Chỉ số chấp nhận số (DAI), được hiểu là proxy foundational digital adoption, có tác động điều tiết không đơn điệu và phụ thuộc vào chế độ thể chế: ở các nền kinh tế có thể chế tốt, DAI khuếch đại lợi ích của quốc tế hóa; ở các nền kinh tế với thể chế yếu, DAI có thể khuếch đại chi phí điều phối khi mức độ quốc tế hóa vượt ngưỡng. Bối cảnh thể chế, đo bằng sub-regime ICRV, điều tiết cả dạng và độ lớn của quan hệ I-P, tạo ra gradient từ tác động dương lớn ở Advanced Innovation-Driven đến tác động âm ở Frontier và Pacific SIDS extreme. Đặc điểm nhà quản trị cấp cao, cụ thể là kinh nghiệm quốc tế và đa dạng giới tính, điều tiết dương quan hệ I-P thông qua cơ chế tăng cường nhận diện cơ hội và quản trị rủi ro. Ngoài sáu giả thuyết trọng tâm H1-H6, luận án phát biểu thêm giả thuyết điều kiện biên H1b: tại các nền kinh tế Pacific SIDS (ICRV Nhóm VI), nơi ba điều kiện cấu trúc tối thiểu đồng thời bị vi phạm, thị trường nội địa quá nhỏ, chi phí thương mại cực cao, và thiếu hỗ trợ thể chế, quan hệ I-P chuyển từ dạng chữ U ngược sang quan hệ</w:t>
       </w:r>
       <w:r>
         <w:t xml:space="preserve"> </w:t>
@@ -345,7 +345,7 @@
         <w:t xml:space="preserve">âm đơn điệu không có điểm uốn</w:t>
       </w:r>
       <w:r>
-        <w:t xml:space="preserve">, được gọi là gánh nặng quốc tế hóa bắt buộc (Forced Internationalization Penalty, FIP). Chi tiết toàn bộ hệ giả thuyết H1–H6 và H1b được trình bày đầy đủ trong Chương 2 của luận án.</w:t>
+        <w:t xml:space="preserve">, được gọi là gánh nặng quốc tế hóa bắt buộc (Forced Internationalization Penalty, FIP). Chi tiết toàn bộ hệ giả thuyết H1-H6 và H1b được trình bày đầy đủ trong Chương 2 của luận án.</w:t>
       </w:r>
     </w:p>
     <w:p>
@@ -379,7 +379,7 @@
         <w:pStyle w:val="FirstParagraph"/>
       </w:pPr>
       <w:r>
-        <w:t xml:space="preserve">Về mặt lý thuyết, luận án đóng góp vào tài liệu nghiên cứu kinh doanh quốc tế theo ba hướng chính. Hướng thứ nhất là tích hợp bốn lý thuyết kinh điển, Uppsala model, Resource-Based View, Institutional Theory và Upper Echelons Theory, vào một khung giải thích đa tầng thống nhất, bổ sung bởi digital capability lens để phản ánh chuyển đổi số đương đại. Khung này không chỉ là sự ghép nối cơ học các lý thuyết mà là một kiến trúc lý thuyết có tính nhất quán nội tại, trong đó mỗi tầng giải thích một loại heterogeneity khác nhau trong quan hệ I–P. Hướng thứ hai là phân tách rõ ràng technological capability (TCI) và chỉ số chấp nhận số (DAI) như hai construct lý thuyết độc lập, dựa trên các nền tảng khái niệm khác nhau từ Bharadwaj et al. (2013), Verhoef et al. (2021), và Coltman et al. (2008). Sự phân tách này bổ sung vào thiếu hụt khái niệm quan trọng trong các nghiên cứu về số hóa và quốc tế hóa. Hướng thứ ba là tái định vị Uppsala model trong bối cảnh kỷ nguyên AI bằng cách mở rộng cơ chế học hỏi để bao gồm</w:t>
+        <w:t xml:space="preserve">Về mặt lý thuyết, luận án đóng góp vào tài liệu nghiên cứu kinh doanh quốc tế theo ba hướng chính. Hướng thứ nhất là tích hợp bốn lý thuyết kinh điển, Uppsala model, Resource-Based View, Institutional Theory và Upper Echelons Theory, vào một khung giải thích đa tầng thống nhất, bổ sung bởi digital capability lens để phản ánh chuyển đổi số đương đại. Khung này không chỉ là sự ghép nối cơ học các lý thuyết mà là một kiến trúc lý thuyết có tính nhất quán nội tại, trong đó mỗi tầng giải thích một loại heterogeneity khác nhau trong quan hệ I-P. Hướng thứ hai là phân tách rõ ràng technological capability (TCI) và chỉ số chấp nhận số (DAI) như hai construct lý thuyết độc lập, dựa trên các nền tảng khái niệm khác nhau từ Bharadwaj et al. (2013), Verhoef et al. (2021), và Coltman et al. (2008). Sự phân tách này bổ sung vào thiếu hụt khái niệm quan trọng trong các nghiên cứu về số hóa và quốc tế hóa. Hướng thứ ba là tái định vị Uppsala model trong bối cảnh kỷ nguyên AI bằng cách mở rộng cơ chế học hỏi để bao gồm</w:t>
       </w:r>
       <w:r>
         <w:t xml:space="preserve"> </w:t>
@@ -458,7 +458,7 @@
         <w:t xml:space="preserve">”</w:t>
       </w:r>
       <w:r>
-        <w:t xml:space="preserve">, trong đó năng lực số làm giảm tác động tiêu cực của rào cản thể chế đối với doanh nghiệp quốc tế hóa (Do &amp; Phan, 2026a). Cơ chế này được luận án kiểm định trên phạm vi rộng hơn với 47–49 nền kinh tế châu Á và Thái Bình Dương.</w:t>
+        <w:t xml:space="preserve">, trong đó năng lực số làm giảm tác động tiêu cực của rào cản thể chế đối với doanh nghiệp quốc tế hóa (Do &amp; Phan, 2026a). Cơ chế này được luận án kiểm định trên phạm vi rộng hơn với 47-49 nền kinh tế châu Á và Thái Bình Dương.</w:t>
       </w:r>
     </w:p>
     <w:p>
@@ -484,7 +484,7 @@
         <w:pStyle w:val="FirstParagraph"/>
       </w:pPr>
       <w:r>
-        <w:t xml:space="preserve">Luận án có năm điểm mới so với các công trình nghiên cứu trước đây. Điểm mới thứ nhất là đề xuất khung tích hợp đa tầng cho quan hệ I–P trong bối cảnh châu Á, kết hợp bốn lý thuyết kinh điển với digital capability lens thành một kiến trúc lý thuyết thống nhất và có khả năng kiểm định. Không có nghiên cứu trước nào trong bối cảnh châu Á xây dựng khung tích hợp đầy đủ ba tầng điều tiết này theo cách có hệ thống. Điểm mới thứ hai là phân tách TCI và chỉ số chấp nhận số (DAI) như hai construct không trùng lặp, kiểm định chúng riêng biệt trong cùng một mô hình để làm rõ cơ chế tác động khác nhau của hai loại năng lực số đó. Sự phân tách này khắc phục hạn chế của các nghiên cứu trước thường gộp chung hai construct có bản chất khác nhau. Điểm mới thứ ba là phát triển và áp dụng khung phân loại thể chế ICRV với 6 sub-regime cho 47 nền kinh tế, bao gồm cả 6 nền kinh tế Pacific SIDS liền kề như boundary case cực đoan, đây là lần đầu tiên một hệ thống phân loại đủ mịn như vậy được áp dụng trong nghiên cứu thực nghiệm về quan hệ I–P tại châu Á. Điểm mới thứ tư là pool dữ liệu lớn nhất từ trước đến nay cho nghiên cứu đa quốc gia về quan hệ I–P tại châu Á, với 101.185 doanh nghiệp từ 47–49 nền kinh tế châu Á và Thái Bình Dương, mở rộng đáng kể từ pool 17 nước (Do &amp; Phan, 2026a) là nền tảng hiện có lớn nhất trước khi luận án hoàn thành. Điểm mới thứ năm là kiểm định temporal stability của turning point trong quan hệ I–P tại Trung Quốc, cho phép đánh giá liệu cấu trúc phi tuyến đó có ổn định qua hơn một thập kỷ chuyển đổi số hay không. Kết quả phân tích của luận án cho thấy turning point tương đối ổn định qua hai thời điểm quan sát, cung cấp bằng chứng về tính bền vững của cấu trúc I–P phi tuyến ở Trung Quốc dù bối cảnh kinh tế có nhiều thay đổi. Điểm mới thứ sáu là phát hiện và đặt tên lý thuyết cho</w:t>
+        <w:t xml:space="preserve">Luận án có năm điểm mới so với các công trình nghiên cứu trước đây. Điểm mới thứ nhất là đề xuất khung tích hợp đa tầng cho quan hệ I-P trong bối cảnh châu Á, kết hợp bốn lý thuyết kinh điển với digital capability lens thành một kiến trúc lý thuyết thống nhất và có khả năng kiểm định. Không có nghiên cứu trước nào trong bối cảnh châu Á xây dựng khung tích hợp đầy đủ ba tầng điều tiết này theo cách có hệ thống. Điểm mới thứ hai là phân tách TCI và chỉ số chấp nhận số (DAI) như hai construct không trùng lặp, kiểm định chúng riêng biệt trong cùng một mô hình để làm rõ cơ chế tác động khác nhau của hai loại năng lực số đó. Sự phân tách này khắc phục hạn chế của các nghiên cứu trước thường gộp chung hai construct có bản chất khác nhau. Điểm mới thứ ba là phát triển và áp dụng khung phân loại thể chế ICRV với 6 sub-regime cho 47 nền kinh tế, bao gồm cả 6 nền kinh tế Pacific SIDS liền kề như boundary case cực đoan, đây là lần đầu tiên một hệ thống phân loại đủ mịn như vậy được áp dụng trong nghiên cứu thực nghiệm về quan hệ I-P tại châu Á. Điểm mới thứ tư là pool dữ liệu lớn nhất từ trước đến nay cho nghiên cứu đa quốc gia về quan hệ I-P tại châu Á, với 101.185 doanh nghiệp từ 47-49 nền kinh tế châu Á và Thái Bình Dương, mở rộng đáng kể từ pool 17 nước (Do &amp; Phan, 2026a) là nền tảng hiện có lớn nhất trước khi luận án hoàn thành. Điểm mới thứ năm là kiểm định temporal stability của turning point trong quan hệ I-P tại Trung Quốc, cho phép đánh giá liệu cấu trúc phi tuyến đó có ổn định qua hơn một thập kỷ chuyển đổi số hay không. Kết quả phân tích của luận án cho thấy turning point tương đối ổn định qua hai thời điểm quan sát, cung cấp bằng chứng về tính bền vững của cấu trúc I-P phi tuyến ở Trung Quốc dù bối cảnh kinh tế có nhiều thay đổi. Điểm mới thứ sáu là phát hiện và đặt tên lý thuyết cho</w:t>
       </w:r>
       <w:r>
         <w:t xml:space="preserve"> </w:t>
@@ -500,7 +500,7 @@
         <w:t xml:space="preserve"> </w:t>
       </w:r>
       <w:r>
-        <w:t xml:space="preserve">tại chín nền kinh tế Pacific SIDS, lần đầu tiên trong tài liệu nghiên cứu kinh doanh quốc tế, một trường hợp quan hệ I–P âm đơn điệu không có điểm uốn được ghi nhận và biện minh lý thuyết bằng ba điều kiện cấu trúc vi phạm đồng thời, mở ra hướng nghiên cứu mới về điều kiện biên của các lý thuyết quốc tế hóa phổ quát.</w:t>
+        <w:t xml:space="preserve">tại chín nền kinh tế Pacific SIDS, lần đầu tiên trong tài liệu nghiên cứu kinh doanh quốc tế, một trường hợp quan hệ I-P âm đơn điệu không có điểm uốn được ghi nhận và biện minh lý thuyết bằng ba điều kiện cấu trúc vi phạm đồng thời, mở ra hướng nghiên cứu mới về điều kiện biên của các lý thuyết quốc tế hóa phổ quát.</w:t>
       </w:r>
     </w:p>
     <w:p>
@@ -525,7 +525,7 @@
         <w:pStyle w:val="FirstParagraph"/>
       </w:pPr>
       <w:r>
-        <w:t xml:space="preserve">Luận án được tổ chức thành năm chương theo chuẩn luận án tiến sĩ truyền thống tại Trường Kinh tế, Đại học Cần Thơ. Chương 1, Giới thiệu, đặt vấn đề nghiên cứu, xác định khoảng trống, trình bày mục tiêu, câu hỏi nghiên cứu, phạm vi, phương pháp luận, giả thuyết khoa học tóm tắt, ý nghĩa, tính mới và cấu trúc của luận án. Chương 2, Cơ sở lý thuyết và tổng quan tài liệu, xây dựng khung lý thuyết tích hợp đa tầng, tổng quan bằng chứng thực nghiệm đã có, và phát triển hệ giả thuyết H1–H6 dựa trên khoảng trống và logic lý thuyết. Chương 3, Phương pháp nghiên cứu, trình bày chi tiết thiết kế nghiên cứu, nguồn dữ liệu, cách đo lường biến, mô hình phân tích và chiến lược kiểm định độ vững. Chương 4, Kết quả nghiên cứu, trình bày kết quả ở ba cấp độ phân tích: meta-analysis cập nhật 1982–2026, phân tích theo bối cảnh quốc gia cụ thể, và phân tích đa quốc gia capstone trên pool đầy đủ 47–49 nền kinh tế. Chương 5, Thảo luận và kết luận, tích hợp các phát hiện từ Chương 4 vào khung lý thuyết ở Chương 2, thảo luận đóng góp khoa học, hàm ý quản trị và chính sách, hạn chế của nghiên cứu và hướng nghiên cứu tiếp theo.</w:t>
+        <w:t xml:space="preserve">Luận án được tổ chức thành năm chương theo chuẩn luận án tiến sĩ truyền thống tại Trường Kinh tế, Đại học Cần Thơ. Chương 1, Giới thiệu, đặt vấn đề nghiên cứu, xác định khoảng trống, trình bày mục tiêu, câu hỏi nghiên cứu, phạm vi, phương pháp luận, giả thuyết khoa học tóm tắt, ý nghĩa, tính mới và cấu trúc của luận án. Chương 2, Cơ sở lý thuyết và tổng quan tài liệu, xây dựng khung lý thuyết tích hợp đa tầng, tổng quan bằng chứng thực nghiệm đã có, và phát triển hệ giả thuyết H1-H6 dựa trên khoảng trống và logic lý thuyết. Chương 3, Phương pháp nghiên cứu, trình bày chi tiết thiết kế nghiên cứu, nguồn dữ liệu, cách đo lường biến, mô hình phân tích và chiến lược kiểm định độ vững. Chương 4, Kết quả nghiên cứu, trình bày kết quả ở ba cấp độ phân tích: meta-analysis cập nhật 1982-2026, phân tích theo bối cảnh quốc gia cụ thể, và phân tích đa quốc gia capstone trên pool đầy đủ 47-49 nền kinh tế. Chương 5, Thảo luận và kết luận, tích hợp các phát hiện từ Chương 4 vào khung lý thuyết ở Chương 2, thảo luận đóng góp khoa học, hàm ý quản trị và chính sách, hạn chế của nghiên cứu và hướng nghiên cứu tiếp theo.</w:t>
       </w:r>
     </w:p>
     <w:p>
@@ -537,7 +537,7 @@
           <w:bCs/>
           <w:b/>
         </w:rPr>
-        <w:t xml:space="preserve">Roadmap sáu nghiên cứu thành phần (P3–P8):</w:t>
+        <w:t xml:space="preserve">Roadmap sáu nghiên cứu thành phần (P3-P8):</w:t>
       </w:r>
       <w:r>
         <w:t xml:space="preserve"> </w:t>
@@ -559,7 +559,7 @@
         <w:t xml:space="preserve"> </w:t>
       </w:r>
       <w:r>
-        <w:t xml:space="preserve">(Việt Nam, JABS, under review): kiểm định inverted-U tại Nhóm IV ICRV, turning point = 39,3–46,2% FSTS, TCI là level-shifter có ý nghĩa.</w:t>
+        <w:t xml:space="preserve">(Việt Nam, JABS, under review): kiểm định inverted-U tại Nhóm IV ICRV, turning point = 39,3-46,2% FSTS, TCI là level-shifter có ý nghĩa.</w:t>
       </w:r>
       <w:r>
         <w:t xml:space="preserve"> </w:t>
@@ -592,7 +592,7 @@
         <w:t xml:space="preserve"> </w:t>
       </w:r>
       <w:r>
-        <w:t xml:space="preserve">88,6%, DAI Tier-1+2 khuếch đại đường cong I–P.</w:t>
+        <w:t xml:space="preserve">88,6%, DAI Tier-1+2 khuếch đại đường cong I-P.</w:t>
       </w:r>
       <w:r>
         <w:t xml:space="preserve"> </w:t>
@@ -608,7 +608,7 @@
         <w:t xml:space="preserve"> </w:t>
       </w:r>
       <w:r>
-        <w:t xml:space="preserve">(Trung Quốc, IJOEM, under review): kiểm định temporal stability, turning point ổn định qua 2012–2024 (</w:t>
+        <w:t xml:space="preserve">(Trung Quốc, IJOEM, under review): kiểm định temporal stability, turning point ổn định qua 2012-2024 (</w:t>
       </w:r>
       <m:oMath>
         <m:r>
@@ -622,7 +622,7 @@
         <w:t xml:space="preserve"> </w:t>
       </w:r>
       <w:r>
-        <w:t xml:space="preserve">48,78%, Paternoster z = 0,82, p = ,412).</w:t>
+        <w:t xml:space="preserve">48,78%, Paternoster z = 0,82, p =,412).</w:t>
       </w:r>
       <w:r>
         <w:t xml:space="preserve"> </w:t>
@@ -638,7 +638,7 @@
         <w:t xml:space="preserve"> </w:t>
       </w:r>
       <w:r>
-        <w:t xml:space="preserve">(meta-analysis ba tầng, IBR, under review): k = 238 nghiên cứu, r̄ = 0,074, I² = 62,4%, gradient ICRV Q_M = 17,35 (df = 4, p = ,002).</w:t>
+        <w:t xml:space="preserve">(meta-analysis ba tầng, IBR, under review): k = 238 nghiên cứu, r̄ = 0,074, I² = 62,4%, gradient ICRV Q_M = 17,35 (df = 4, p =,002).</w:t>
       </w:r>
       <w:r>
         <w:t xml:space="preserve"> </w:t>
@@ -654,7 +654,7 @@
         <w:t xml:space="preserve"> </w:t>
       </w:r>
       <w:r>
-        <w:t xml:space="preserve">(49 nền kinh tế, JIBS, under revision): N = 84.910 quan sát, turning point trung bình ~36%, DAI×ICRV (p = ,012), kiểm định tích hợp CDCM đầu tiên ở quy mô liên quốc gia lớn.</w:t>
+        <w:t xml:space="preserve">(49 nền kinh tế, JIBS, under revision): N = 84.910 quan sát, turning point trung bình ~36%, DAI×ICRV (p =,012), kiểm định tích hợp CDCM đầu tiên ở quy mô liên quốc gia lớn.</w:t>
       </w:r>
       <w:r>
         <w:t xml:space="preserve"> </w:t>
@@ -748,7 +748,7 @@
         </m:r>
       </m:oMath>
       <w:r>
-        <w:t xml:space="preserve">), xác nhận H1b tại chín nền kinh tế SIDS Thái Bình Dương. Kết quả P3–P8 được trình bày chi tiết trong Chương 4 và tích hợp vào bàn luận CDCM trong Chương 5.</w:t>
+        <w:t xml:space="preserve">), xác nhận H1b tại chín nền kinh tế SIDS Thái Bình Dương. Kết quả P3-P8 được trình bày chi tiết trong Chương 4 và tích hợp vào bàn luận CDCM trong Chương 5.</w:t>
       </w:r>
     </w:p>
     <w:p>

--- a/dist/downloads/chuong_1_gioi_thieu.docx
+++ b/dist/downloads/chuong_1_gioi_thieu.docx
@@ -255,7 +255,57 @@
         <w:t xml:space="preserve"> </w:t>
       </w:r>
       <w:r>
-        <w:t xml:space="preserve">có dữ liệu trong Khảo sát Doanh nghiệp của Ngân hàng Thế giới (World Bank Enterprise Surveys, WBES), được phân loại và tổ chức theo 6 sub-regime trong khung ICRV. Sáu sub-regime bao gồm: (i) Advanced Innovation-Driven, đại diện là Singapore, Hàn Quốc và Đài Loan; (ii) Advanced Resource-Driven, đại diện là các nền kinh tế GCC; (iii) Upper-middle, đại diện là Trung Quốc và Malaysia; (iv) Emerging, bao gồm Việt Nam và các nền kinh tế ASEAN đang phát triển; (v) Frontier, bao gồm các nền kinh tế kém phát triển nhất châu Á như Campuchia, Nepal và Afghanistan; và (vi) Pacific SIDS (Small Island Developing States), bao gồm 9 nền kinh tế đảo nhỏ Thái Bình Dương được đưa vào phân tích để kiểm định các điều kiện biên cực đoan của quan hệ I-P. Nhật Bản không nằm trong phạm vi thực nghiệm của luận án do cấu trúc dữ liệu WBES không bao phủ Nhật Bản đầy đủ.</w:t>
+        <w:t xml:space="preserve">có dữ liệu trong Khảo sát Doanh nghiệp của Ngân hàng Thế giới (World Bank Enterprise Surveys, WBES), được phân loại và tổ chức theo 6 sub-regime trong khung ICRV. Sáu sub-regime bao gồm: (i) Advanced Innovation-Driven, đại diện là Singapore, Hàn Quốc và Đài Loan; (ii) Advanced Resource-Driven, đại diện là các nền kinh tế GCC; (iii) Upper-middle, đại diện là Trung Quốc và Malaysia; (iv) Emerging, bao gồm Việt Nam và các nền kinh tế ASEAN đang phát triển; (v) Frontier, bao gồm các nền kinh tế kém phát triển nhất châu Á như Campuchia, Nepal và Afghanistan; và (vi) Pacific SIDS (Small Island Developing States), bao gồm 9 nền kinh tế đảo nhỏ Thái Bình Dương được đưa vào phân tích để kiểm định các điều kiện biên cực đoan của quan hệ I-P. Nhật Bản không nằm trong phạm vi thực nghiệm của luận án do cấu trúc dữ liệu WBES không bao phủ Nhật Bản đầy đủ. Cần lưu ý rằng ký hiệu</w:t>
+      </w:r>
+      <w:r>
+        <w:t xml:space="preserve"> </w:t>
+      </w:r>
+      <w:r>
+        <w:t xml:space="preserve">“</w:t>
+      </w:r>
+      <w:r>
+        <w:t xml:space="preserve">47-49 nền kinh tế</w:t>
+      </w:r>
+      <w:r>
+        <w:t xml:space="preserve">”</w:t>
+      </w:r>
+      <w:r>
+        <w:t xml:space="preserve"> </w:t>
+      </w:r>
+      <w:r>
+        <w:t xml:space="preserve">phản ánh hai phạm vi mẫu khác nhau chứ không phải mâu thuẫn: phân tích mô tả (Chương 4, mục 4.1 và Chuyên đề 1) bao phủ</w:t>
+      </w:r>
+      <w:r>
+        <w:t xml:space="preserve"> </w:t>
+      </w:r>
+      <w:r>
+        <w:rPr>
+          <w:bCs/>
+          <w:b/>
+        </w:rPr>
+        <w:t xml:space="preserve">47 nền kinh tế</w:t>
+      </w:r>
+      <w:r>
+        <w:t xml:space="preserve"> </w:t>
+      </w:r>
+      <w:r>
+        <w:t xml:space="preserve">với 101.185 doanh nghiệp, trong khi mô hình hồi quy đa quốc gia (Nghiên cứu P7, Chương 4) bao phủ</w:t>
+      </w:r>
+      <w:r>
+        <w:t xml:space="preserve"> </w:t>
+      </w:r>
+      <w:r>
+        <w:rPr>
+          <w:bCs/>
+          <w:b/>
+        </w:rPr>
+        <w:t xml:space="preserve">49 nền kinh tế</w:t>
+      </w:r>
+      <w:r>
+        <w:t xml:space="preserve"> </w:t>
+      </w:r>
+      <w:r>
+        <w:t xml:space="preserve">đáp ứng đủ yêu cầu dữ liệu cho ước lượng. Tương tự, nhóm Pacific SIDS được liệt kê gồm các nền kinh tế đảo nhỏ, trong đó số quan sát thực tế đưa vào hồi quy (Nghiên cứu P8) phụ thuộc vào tính sẵn có của dữ liệu sau khi lọc giá trị khuyết.</w:t>
       </w:r>
     </w:p>
     <w:bookmarkEnd w:id="26"/>

--- a/dist/downloads/chuong_1_gioi_thieu.docx
+++ b/dist/downloads/chuong_1_gioi_thieu.docx
@@ -33,7 +33,7 @@
         <w:pStyle w:val="FirstParagraph"/>
       </w:pPr>
       <w:r>
-        <w:t xml:space="preserve">Quốc tế hóa doanh nghiệp là một trong những chủ đề trung tâm của kinh doanh quốc tế trong hơn nửa thế kỷ qua. Kể từ khi Johanson và Vahlne (1977) đề xuất mô hình Uppsala về quá trình quốc tế hóa tuần tự, gần nửa thế kỷ nghiên cứu đã tích lũy quanh một câu hỏi cốt lõi nhưng vẫn chưa có lời đáp dứt khoát: quốc tế hóa có thực sự cải thiện hiệu quả hoạt động của doanh nghiệp hay không, và nếu có thì trong những điều kiện nào? Lu và Beamish (2004) cung cấp bằng chứng then chốt về quan hệ hình chữ S (S-curve) giữa mức độ quốc tế hóa và hiệu quả, trong khi Contractor et al. (2003) cùng nhiều nghiên cứu kế tiếp tiếp tục thách thức, bổ sung và điều chỉnh kết luận đó. Điểm đáng chú ý không phải là sự thiếu vắng bằng chứng, mà là sự phân tán của nó: mối quan hệ internationalization-firm performance (I-P) là có thực nhưng phức tạp và phụ thuộc vào nhiều điều kiện biên, và chính tính điều kiện này, chứ không phải bản thân dấu của hiệu ứng, mới là vấn đề lý thuyết cần được giải quyết.</w:t>
+        <w:t xml:space="preserve">Quốc tế hóa doanh nghiệp đã là một trong những chủ đề trung tâm của kinh doanh quốc tế suốt hơn nửa thế kỷ qua. Kể từ khi Johanson và Vahlne (1977) đề xuất mô hình Uppsala về quá trình quốc tế hóa tuần tự, gần nửa thế kỷ nghiên cứu đã tích lũy quanh một câu hỏi cốt lõi mà đến nay vẫn chưa có lời đáp dứt khoát: quốc tế hóa có thực sự cải thiện hiệu quả hoạt động của doanh nghiệp hay không, và nếu có thì trong những điều kiện nào? Lu và Beamish (2004) cung cấp bằng chứng then chốt về quan hệ hình chữ S giữa mức độ quốc tế hóa và hiệu quả, còn Contractor et al. (2003) cùng nhiều nghiên cứu kế tiếp tiếp tục thách thức, bổ sung và điều chỉnh kết luận đó. Điều đáng chú ý không phải là sự thiếu vắng bằng chứng. Vấn đề nằm ở sự phân tán của nó. Mối quan hệ giữa quốc tế hóa và hiệu quả hoạt động doanh nghiệp (internationalization-firm performance, viết tắt là I-P) là có thực, nhưng phức tạp và phụ thuộc vào nhiều điều kiện biên. Chính tính điều kiện này, chứ không phải bản thân dấu của hiệu ứng, mới là vấn đề lý thuyết cần được giải quyết.</w:t>
       </w:r>
     </w:p>
     <w:p>
@@ -49,7 +49,7 @@
         <w:pStyle w:val="BodyText"/>
       </w:pPr>
       <w:r>
-        <w:t xml:space="preserve">Chuyển đổi số đang làm thay đổi căn bản cách thức doanh nghiệp quốc tế hóa và cách thức quốc tế hóa ảnh hưởng đến hiệu quả hoạt động. Banalieva và Dhanaraj (2019) lập luận rằng lý thuyết nội địa hóa cần được cập nhật cho nền kinh tế số, vì dữ liệu số và tương tác qua nền tảng làm giảm sự phụ thuộc vào hiện diện vật lý. Stallkamp và Schotter (2021) chỉ ra rằng các nền tảng số quốc tế hóa theo logic hoàn toàn khác các công ty đa quốc gia truyền thống. Verhoef et al. (2021) cung cấp khung phân tầng ba cấp từ digitization đến digitalization và digital transformation. Tuy nhiên, phần lớn bằng chứng thực nghiệm hiện có về vai trò của năng lực số trong quan hệ I-P vẫn tập trung vào các nền kinh tế phát triển, đặc biệt là Bắc Mỹ và Tây Âu, trong khi bằng chứng cho châu Á mới nổi còn rất hạn chế (Bhandari et al., 2023).</w:t>
+        <w:t xml:space="preserve">Chuyển đổi số đang làm thay đổi căn bản cả cách thức doanh nghiệp quốc tế hóa lẫn cách quốc tế hóa tác động đến hiệu quả hoạt động. Banalieva và Dhanaraj (2019) lập luận rằng lý thuyết nội địa hóa cần được cập nhật cho nền kinh tế số, bởi dữ liệu số và tương tác qua nền tảng làm giảm sự phụ thuộc vào hiện diện vật lý. Stallkamp và Schotter (2021) chỉ ra rằng các nền tảng số quốc tế hóa theo một logic khác hẳn với công ty đa quốc gia truyền thống. Verhoef et al. (2021) cung cấp khung phân tầng ba cấp, từ số hóa thông tin đến số hóa quy trình rồi chuyển đổi số toàn diện. Tuy nhiên, phần lớn bằng chứng thực nghiệm hiện có về vai trò của năng lực số trong quan hệ I-P vẫn dồn vào các nền kinh tế phát triển, đặc biệt là Bắc Mỹ và Tây Âu; bằng chứng cho châu Á mới nổi vẫn còn rất mỏng (Bhandari et al., 2023).</w:t>
       </w:r>
     </w:p>
     <w:p>
@@ -57,22 +57,7 @@
         <w:pStyle w:val="BodyText"/>
       </w:pPr>
       <w:r>
-        <w:t xml:space="preserve">Thể chế là tầng giải thích tiếp theo không thể thiếu đối với kết quả quốc tế hóa. Institutional Theory (North, 1990; Khanna &amp; Palepu, 2010) khẳng định rằng thể chế tạo ra cấu trúc khuyến khích và chi phí giao dịch khác nhau giữa các quốc gia. Ở các thị trường mới nổi,</w:t>
-      </w:r>
-      <w:r>
-        <w:t xml:space="preserve"> </w:t>
-      </w:r>
-      <w:r>
-        <w:t xml:space="preserve">“</w:t>
-      </w:r>
-      <w:r>
-        <w:t xml:space="preserve">institutional voids</w:t>
-      </w:r>
-      <w:r>
-        <w:t xml:space="preserve">”</w:t>
-      </w:r>
-      <w:r>
-        <w:t xml:space="preserve">, tức sự thiếu hụt các thể chế trung gian hỗ trợ giao dịch thị trường, tạo ra chi phí bổ sung đáng kể cho doanh nghiệp quốc tế hóa (Peng, 2003). Sự đa dạng thể chế giữa các quốc gia châu Á, từ những nền kinh tế với quản trị nhà nước ổn định, pháp quyền mạnh như Singapore đến các nền kinh tế đang phát triển thể chế như Campuchia hay các quốc đảo Thái Bình Dương, tạo ra gradient thể chế đặc biệt phong phú để kiểm định. Luận án này tiếp cận gradient đó một cách hệ thống thông qua khung phân loại thể chế 6 nhóm được phát triển cho luận án này, gọi tắt là ICRV (Institutional Context Regime Variation, Biến thiên chế độ bối cảnh thể chế).</w:t>
+        <w:t xml:space="preserve">Thể chế là tầng giải thích tiếp theo không thể bỏ qua khi bàn về kết quả quốc tế hóa. Lý thuyết thể chế (institutional theory) của North (1990) cùng Khanna và Palepu (2010) khẳng định rằng thể chế tạo ra cấu trúc khuyến khích và chi phí giao dịch khác nhau giữa các quốc gia. Ở các thị trường mới nổi, khoảng trống thể chế (institutional voids), tức sự thiếu hụt các thể chế trung gian hỗ trợ giao dịch thị trường, đẩy chi phí quốc tế hóa của doanh nghiệp lên đáng kể (Peng, 2003). Sự đa dạng thể chế giữa các quốc gia châu Á trải dài từ những nền kinh tế quản trị ổn định và pháp quyền mạnh như Singapore đến các nền kinh tế đang trong quá trình phát triển thể chế như Campuchia hay các quốc đảo Thái Bình Dương. Dải biến thiên đó đặc biệt phong phú và rất thuận lợi cho việc kiểm định. Luận án này tiếp cận dải biến thiên ấy một cách hệ thống thông qua khung phân loại thể chế 6 nhóm được phát triển riêng cho luận án, gọi tắt là ICRV (Institutional Context Regime Variation, biến thiên chế độ bối cảnh thể chế).</w:t>
       </w:r>
     </w:p>
     <w:p>
@@ -80,7 +65,7 @@
         <w:pStyle w:val="BodyText"/>
       </w:pPr>
       <w:r>
-        <w:t xml:space="preserve">Sau cùng, chính nhà quản trị cấp cao là tầng chuyển hóa các điều kiện vĩ mô thành quyết định chiến lược và kết quả quốc tế hóa cụ thể. Upper Echelons Theory (Hambrick &amp; Mason, 1984) khẳng định rằng quyết định chiến lược phản ánh đặc điểm nhận thức, kinh nghiệm và giá trị của nhà quản trị. Kinh nghiệm quốc tế giúp nhà quản trị nhận diện cơ hội và giảm chi phí của liability of foreignness, trong khi sự đa dạng giới tính ở cấp lãnh đạo có thể tăng cường quản trị rủi ro và ra quyết định đa chiều (Hsu et al., 2013; Post &amp; Byron, 2015). Tích hợp tầng nhà quản trị vào khung giải thích đa tầng là cần thiết để phản ánh đầy đủ sự phức tạp của quan hệ I-P trong bối cảnh châu Á.</w:t>
+        <w:t xml:space="preserve">Sau cùng, chính nhà quản trị cấp cao mới là tầng chuyển hóa các điều kiện vĩ mô thành quyết định chiến lược và thành kết quả quốc tế hóa cụ thể. Lý thuyết thượng tầng quản trị (upper echelons theory) của Hambrick và Mason (1984) khẳng định rằng quyết định chiến lược phản ánh đặc điểm nhận thức, kinh nghiệm và giá trị của nhà quản trị. Kinh nghiệm quốc tế giúp nhà quản trị nhận diện cơ hội và giảm chi phí của gánh nặng người nước ngoài (liability of foreignness); bên cạnh đó, sự đa dạng giới tính ở cấp lãnh đạo có thể tăng cường quản trị rủi ro và mở rộng góc nhìn khi ra quyết định (Hsu et al., 2013; Post &amp; Byron, 2015). Vì vậy, đưa tầng nhà quản trị vào khung giải thích đa tầng là điều cần thiết để phản ánh đầy đủ sự phức tạp của quan hệ I-P trong bối cảnh châu Á.</w:t>
       </w:r>
     </w:p>
     <w:p>
@@ -105,7 +90,7 @@
         <w:pStyle w:val="FirstParagraph"/>
       </w:pPr>
       <w:r>
-        <w:t xml:space="preserve">Mặc dù đã có hàng trăm nghiên cứu thực nghiệm, bằng chứng về mối quan hệ giữa quốc tế hóa và hiệu quả hoạt động của doanh nghiệp vẫn chưa thống nhất và tản mạn. Các phân tích tổng hợp (meta-analyses) về quan hệ I-P liên tục cho thấy tác động tổng hợp là dương nhưng nhỏ, hệ số tương quan tổng hợp r trong khoảng 0,07-0,13, đồng thời mức độ dị biệt giữa các nghiên cứu rất cao với I² thường vượt 80% (Bausch &amp; Krist, 2007; Kirca et al., 2012; Marano et al., 2016; Wu et al., 2022). Tình trạng dị biệt cao này không phải là tín hiệu của sai sót phương pháp, mà là bằng chứng cho thấy quan hệ I-P phụ thuộc sâu sắc vào điều kiện bối cảnh. Arte và Larimo (2022) lập luận rằng heterogeneity cao gợi ý sự cần thiết phải chuyển dịch từ mô hình đơn biến sang khung đa tầng có tính đến thể chế, năng lực và đặc điểm nhà quản trị.</w:t>
+        <w:t xml:space="preserve">Mặc dù đã có hàng trăm nghiên cứu thực nghiệm, bằng chứng về mối quan hệ giữa quốc tế hóa và hiệu quả hoạt động của doanh nghiệp vẫn tản mạn và chưa hội tụ. Các phân tích tổng hợp (meta-analysis) về quan hệ I-P liên tục cho thấy một bức tranh giống nhau: tác động tổng hợp là dương nhưng nhỏ, với hệ số tương quan tổng hợp r nằm trong khoảng 0,07-0,13, trong khi mức độ dị biệt giữa các nghiên cứu rất cao, I² thường vượt 80% (Bausch &amp; Krist, 2007; Kirca et al., 2012; Marano et al., 2016; Wu et al., 2022). Mức dị biệt cao như vậy không phải là dấu hiệu của sai sót phương pháp. Trái lại, nó cho thấy quan hệ I-P phụ thuộc sâu sắc vào điều kiện bối cảnh. Arte và Larimo (2022) lập luận rằng chính sự dị biệt cao này đòi hỏi chuyển dịch từ mô hình đơn biến sang một khung đa tầng có tính đến thể chế, năng lực và đặc điểm nhà quản trị.</w:t>
       </w:r>
     </w:p>
     <w:p>
@@ -113,7 +98,7 @@
         <w:pStyle w:val="BodyText"/>
       </w:pPr>
       <w:r>
-        <w:t xml:space="preserve">Ba khoảng trống nghiên cứu quan trọng được xác định từ tổng quan tài liệu. Khoảng trống thứ nhất là thiếu khung lý thuyết tích hợp đủ sức giải thích heterogeneity cao đó. Các nghiên cứu hiện tại thường chọn một hoặc hai lý thuyết làm nền, dẫn đến mô hình không đủ đa tầng để nắm bắt sự phức tạp thực tế. Uppsala model giải thích chi phí học hỏi nhưng không đủ để xử lý vai trò của thể chế; RBV giải thích sự khác biệt năng lực nhưng bỏ qua macro-context; Institutional Theory giải thích bối cảnh vĩ mô nhưng không tích hợp đặc điểm cá nhân nhà quản trị. Không một lý thuyết nào đứng riêng có thể giải thích đầy đủ heterogeneity đó. Khoảng trống thứ hai là sự đồng nhất không hợp lý giữa hai construct số khác nhau về bản chất: technological capability, chiều sâu năng lực công nghệ nhập vào tổ chức, và digital adoption, mức độ áp dụng công cụ số bề mặt trong hoạt động kinh doanh. Nhiều nghiên cứu trước gộp hai construct này thành một chỉ số composite duy nhất, điều này làm giảm độ chính xác của kết luận và có thể che khuất các cơ chế tác động khác nhau (Bharadwaj et al., 2013; Coltman et al., 2008; Verhoef et al., 2021). Khoảng trống thứ ba là thiếu bằng chứng cross-country quy mô lớn cho châu Á. Phần lớn nghiên cứu hiện có tập trung vào một quốc gia hoặc một tiểu vùng, và thậm chí khi có nghiên cứu đa quốc gia, phạm vi thường hẹp và thiếu sự đa dạng thể chế đủ lớn để kiểm định các điều kiện biên có ý nghĩa.</w:t>
+        <w:t xml:space="preserve">Từ tổng quan tài liệu, luận án xác định ba khoảng trống nghiên cứu quan trọng. Trước hết là sự thiếu vắng một khung lý thuyết tích hợp đủ sức giải thích mức dị biệt cao đó. Các nghiên cứu hiện tại thường chỉ chọn một hoặc hai lý thuyết làm nền, nên mô hình không đủ đa tầng để nắm bắt sự phức tạp của thực tế. Mô hình Uppsala giải thích được chi phí học hỏi nhưng chưa xử lý được vai trò của thể chế; lý thuyết dựa trên nguồn lực (resource-based view, RBV) làm rõ sự khác biệt về năng lực nhưng bỏ qua bối cảnh vĩ mô; lý thuyết thể chế giải thích bối cảnh vĩ mô nhưng không tính đến đặc điểm cá nhân của nhà quản trị. Không một lý thuyết nào đứng riêng đủ sức giải thích trọn vẹn sự dị biệt ấy. Khoảng trống thứ hai nằm ở chỗ nhiều nghiên cứu đã đồng nhất một cách thiếu hợp lý hai cấu trúc khái niệm vốn khác nhau về bản chất: năng lực công nghệ, tức chiều sâu công nghệ được nhập vào tổ chức, và mức độ chấp nhận số, tức mức áp dụng các công cụ số bề mặt trong hoạt động kinh doanh. Khi gộp hai cấu trúc này thành một chỉ số tổng hợp duy nhất, kết luận mất đi độ chính xác và có thể che khuất những cơ chế tác động vốn rất khác nhau (Bharadwaj et al., 2013; Coltman et al., 2008; Verhoef et al., 2021). Sau cùng, khu vực châu Á còn thiếu bằng chứng liên quốc gia quy mô lớn. Phần lớn nghiên cứu hiện có chỉ tập trung vào một quốc gia hoặc một tiểu vùng; ngay cả khi có nghiên cứu đa quốc gia, phạm vi cũng thường hẹp và chưa đủ đa dạng thể chế để kiểm định các điều kiện biên có ý nghĩa.</w:t>
       </w:r>
     </w:p>
     <w:p>
@@ -121,7 +106,7 @@
         <w:pStyle w:val="BodyText"/>
       </w:pPr>
       <w:r>
-        <w:t xml:space="preserve">Luận án này được thiết kế để giải quyết ba khoảng trống đó bằng cách xây dựng và kiểm định một khung giải thích đa tầng cho quan hệ I-P tại châu Á, với thiết kế mixed synthesis-empirical kết hợp meta-analysis và phân tích đa quốc gia quy mô lớn. Trọng tâm khoa học của luận án là vai trò điều tiết của thể chế, năng lực số và đặc điểm nhà quản trị, ba tầng điều tiết mà, theo lập luận của luận án, cùng nhau tạo nên cấu trúc giải thích cần thiết cho heterogeneity cao trong quan hệ I-P.</w:t>
+        <w:t xml:space="preserve">Luận án này được thiết kế để xử lý đồng thời ba khoảng trống đó. Cách tiếp cận là xây dựng và kiểm định một khung giải thích đa tầng cho quan hệ I-P tại châu Á, theo thiết kế kết hợp tổng hợp và thực nghiệm (mixed synthesis-empirical), trong đó phân tích tổng hợp và phân tích đa quốc gia quy mô lớn được gắn kết với nhau. Trọng tâm khoa học của luận án là vai trò điều tiết của thể chế, năng lực số và đặc điểm nhà quản trị. Theo lập luận của luận án, ba tầng điều tiết này khi đặt cạnh nhau mới tạo nên cấu trúc giải thích cần thiết cho mức dị biệt cao trong quan hệ I-P.</w:t>
       </w:r>
     </w:p>
     <w:p>
@@ -154,7 +139,7 @@
         <w:pStyle w:val="BodyText"/>
       </w:pPr>
       <w:r>
-        <w:t xml:space="preserve">Từ mục tiêu tổng quát đó, luận án triển khai bốn mục tiêu cụ thể. Mục tiêu cụ thể thứ nhất là tổng hợp và cập nhật bằng chứng meta-analytic về mối quan hệ I-P trong giai đoạn 1982-2026, xác định tác động tổng hợp, mức độ dị biệt và các nhân tố điều tiết (moderators) chính giải thích heterogeneity trong các nghiên cứu. Mục tiêu cụ thể thứ hai là kiểm định cơ chế cụ thể trong các bối cảnh quốc gia khác nhau, bao gồm Singapore với tư cách nền kinh tế nhỏ mở tiên tiến, Việt Nam với tư cách nền kinh tế chuyển đổi đang mở rộng, và Trung Quốc với tư cách nền kinh tế mới nổi quy mô lớn, nhằm làm rõ cách thức các cơ chế I-P vận hành khác nhau theo bối cảnh quốc gia. Mục tiêu cụ thể thứ ba là mở rộng phân tích sang 47-49 nền kinh tế châu Á và Thái Bình Dương (bao gồm 6-8 nền kinh tế Pacific SIDS) để kiểm định khả năng khái quát hóa của các phát hiện trên phạm vi rộng, kế thừa và mở rộng từ pool 17 nền kinh tế trong Do và Phan (2026a). Mục tiêu cụ thể thứ tư là phân tích vai trò điều tiết của ba nhóm biến: thể chế (bao gồm các sub-regime ICRV và các chỉ số rào cản thể chế), năng lực số (phân biệt rõ technological capability index, TCI và chỉ số chấp nhận số, digital adoption index, DAI), và đặc điểm nhà quản trị cấp cao (kinh nghiệm và giới tính).</w:t>
+        <w:t xml:space="preserve">Từ mục tiêu tổng quát đó, luận án triển khai bốn mục tiêu cụ thể. Mục tiêu đầu tiên là tổng hợp và cập nhật bằng chứng phân tích tổng hợp về mối quan hệ I-P trong giai đoạn 1982-2026, qua đó xác định tác động tổng hợp, mức độ dị biệt, và những nhân tố điều tiết (moderator) chính giải thích sự dị biệt giữa các nghiên cứu. Mục tiêu tiếp theo là kiểm định cơ chế cụ thể trong các bối cảnh quốc gia khác nhau: Singapore với tư cách nền kinh tế nhỏ mở tiên tiến, Việt Nam với tư cách nền kinh tế chuyển đổi đang mở rộng, và Trung Quốc với tư cách nền kinh tế mới nổi quy mô lớn. So sánh ba bối cảnh này giúp làm rõ cách các cơ chế I-P vận hành khác nhau theo từng quốc gia. Mục tiêu thứ ba mở rộng phân tích sang 47-49 nền kinh tế châu Á và Thái Bình Dương (trong đó có 6-8 nền kinh tế đảo nhỏ Thái Bình Dương) nhằm kiểm định khả năng khái quát hóa của các phát hiện trên phạm vi rộng, kế thừa và mở rộng từ tập 17 nền kinh tế trong Do và Phan (2026a). Sau cùng, luận án phân tích vai trò điều tiết của ba nhóm biến: thể chế (gồm các nhóm con ICRV và các chỉ số rào cản thể chế), năng lực số (phân biệt rõ chỉ số năng lực công nghệ, technological capability index, TCI, với chỉ số chấp nhận số, digital adoption index, DAI), và đặc điểm nhà quản trị cấp cao (kinh nghiệm và giới tính).</w:t>
       </w:r>
     </w:p>
     <w:p>
@@ -187,7 +172,7 @@
         <w:pStyle w:val="BodyText"/>
       </w:pPr>
       <w:r>
-        <w:t xml:space="preserve">Từ câu hỏi trung tâm đó, bốn câu hỏi nghiên cứu cụ thể được đặt ra. Câu hỏi nghiên cứu thứ nhất (RQ1) là: Tác động tổng hợp của quốc tế hóa lên hiệu quả hoạt động của doanh nghiệp trong các nghiên cứu giai đoạn 1982-2026 là gì, mức độ dị biệt ở mức nào, và những moderators nào giải thích heterogeneity đó một cách có hệ thống? Câu hỏi nghiên cứu thứ hai (RQ2) là: Trong từng bối cảnh quốc gia cụ thể bao gồm Singapore, Việt Nam và Trung Quốc, mối quan hệ I-P vận hành theo những cơ chế đặc thù nào và sự phi tuyến có biểu hiện ra sao? Câu hỏi nghiên cứu thứ ba (RQ3) là: Trên phạm vi đa quốc gia châu Á bao gồm 47-49 nền kinh tế châu Á và Thái Bình Dương (bao gồm 6-8 nền kinh tế Pacific SIDS), vai trò điều tiết của chỉ số chấp nhận số (DAI) và technological capability index (TCI) có khái quát hóa được không, và hai construct này có thực sự vận hành theo các cơ chế khác nhau không? Câu hỏi nghiên cứu thứ tư (RQ4) là: Vai trò của thể chế, đo bằng sub-regime ICRV, cùng với sự phân biệt giữa TCI và DAI, và đặc điểm nhà quản trị trong việc điều tiết mối quan hệ I-P là gì, và sự tương tác ba chiều giữa ba tầng đó có ý nghĩa như thế nào?</w:t>
+        <w:t xml:space="preserve">Từ câu hỏi trung tâm đó, luận án đặt ra bốn câu hỏi nghiên cứu cụ thể. Câu hỏi nghiên cứu thứ nhất (RQ1) hướng vào tổng hợp: Tác động tổng hợp của quốc tế hóa lên hiệu quả hoạt động doanh nghiệp trong các nghiên cứu giai đoạn 1982-2026 là gì, mức độ dị biệt đến đâu, và những biến điều tiết nào giải thích sự dị biệt đó một cách có hệ thống? Câu hỏi nghiên cứu thứ hai (RQ2) đi vào từng bối cảnh quốc gia gồm Singapore, Việt Nam và Trung Quốc: quan hệ I-P vận hành theo những cơ chế đặc thù nào, và tính phi tuyến biểu hiện ra sao? Câu hỏi nghiên cứu thứ ba (RQ3) mở rộng ra phạm vi đa quốc gia, gồm 47-49 nền kinh tế châu Á và Thái Bình Dương (trong đó có 6-8 nền kinh tế đảo nhỏ Thái Bình Dương): vai trò điều tiết của chỉ số chấp nhận số (DAI) và chỉ số năng lực công nghệ (TCI) có khái quát hóa được không, và hai cấu trúc khái niệm này có thực sự vận hành theo những cơ chế khác nhau hay không? Câu hỏi nghiên cứu thứ tư (RQ4) khép lại bằng tương tác giữa các tầng: vai trò của thể chế, đo bằng nhóm con ICRV, cùng với sự phân biệt giữa TCI và DAI, và đặc điểm nhà quản trị điều tiết quan hệ I-P như thế nào, và tương tác ba chiều giữa ba tầng đó có ý nghĩa ra sao?</w:t>
       </w:r>
     </w:p>
     <w:p>
@@ -221,7 +206,7 @@
         <w:pStyle w:val="FirstParagraph"/>
       </w:pPr>
       <w:r>
-        <w:t xml:space="preserve">Đối tượng nghiên cứu của luận án là mối quan hệ giữa quốc tế hóa và hiệu quả hoạt động của doanh nghiệp (internationalization-firm performance relationship) cùng với các yếu tố điều tiết của mối quan hệ đó, bao gồm bối cảnh thể chế, năng lực số và đặc điểm nhà quản trị cấp cao. Đơn vị phân tích là doanh nghiệp ở cấp độ tổ chức (firm-level analysis), không phải cấp độ ngành hay cấp độ quốc gia.</w:t>
+        <w:t xml:space="preserve">Đối tượng nghiên cứu của luận án là mối quan hệ giữa quốc tế hóa và hiệu quả hoạt động của doanh nghiệp, cùng với các yếu tố điều tiết mối quan hệ đó, gồm bối cảnh thể chế, năng lực số và đặc điểm nhà quản trị cấp cao. Đơn vị phân tích là doanh nghiệp ở cấp độ tổ chức, không phải cấp độ ngành hay cấp độ quốc gia.</w:t>
       </w:r>
     </w:p>
     <w:bookmarkEnd w:id="25"/>
@@ -239,7 +224,7 @@
         <w:pStyle w:val="FirstParagraph"/>
       </w:pPr>
       <w:r>
-        <w:t xml:space="preserve">Phạm vi không gian chính của nghiên cứu bao gồm</w:t>
+        <w:t xml:space="preserve">Phạm vi không gian chính của nghiên cứu gồm</w:t>
       </w:r>
       <w:r>
         <w:t xml:space="preserve"> </w:t>
@@ -255,7 +240,7 @@
         <w:t xml:space="preserve"> </w:t>
       </w:r>
       <w:r>
-        <w:t xml:space="preserve">có dữ liệu trong Khảo sát Doanh nghiệp của Ngân hàng Thế giới (World Bank Enterprise Surveys, WBES), được phân loại và tổ chức theo 6 sub-regime trong khung ICRV. Sáu sub-regime bao gồm: (i) Advanced Innovation-Driven, đại diện là Singapore, Hàn Quốc và Đài Loan; (ii) Advanced Resource-Driven, đại diện là các nền kinh tế GCC; (iii) Upper-middle, đại diện là Trung Quốc và Malaysia; (iv) Emerging, bao gồm Việt Nam và các nền kinh tế ASEAN đang phát triển; (v) Frontier, bao gồm các nền kinh tế kém phát triển nhất châu Á như Campuchia, Nepal và Afghanistan; và (vi) Pacific SIDS (Small Island Developing States), bao gồm 9 nền kinh tế đảo nhỏ Thái Bình Dương được đưa vào phân tích để kiểm định các điều kiện biên cực đoan của quan hệ I-P. Nhật Bản không nằm trong phạm vi thực nghiệm của luận án do cấu trúc dữ liệu WBES không bao phủ Nhật Bản đầy đủ. Cần lưu ý rằng ký hiệu</w:t>
+        <w:t xml:space="preserve">có dữ liệu trong Khảo sát Doanh nghiệp của Ngân hàng Thế giới (World Bank Enterprise Surveys, WBES), được phân loại và tổ chức theo 6 nhóm con trong khung ICRV. Sáu nhóm con đó là: (i) nhóm tiên tiến dẫn dắt bằng đổi mới (Advanced Innovation-Driven), đại diện là Singapore, Hàn Quốc và Đài Loan; (ii) nhóm tiên tiến dẫn dắt bằng tài nguyên (Advanced Resource-Driven), đại diện là các nền kinh tế vùng Vịnh; (iii) nhóm thu nhập trung bình cao (Upper-middle), đại diện là Trung Quốc và Malaysia; (iv) nhóm mới nổi (Emerging), gồm Việt Nam và các nền kinh tế ASEAN đang phát triển; (v) nhóm cận biên (Frontier), gồm các nền kinh tế kém phát triển nhất châu Á như Campuchia, Nepal và Afghanistan; và (vi) nhóm đảo nhỏ Thái Bình Dương (Pacific SIDS, Small Island Developing States), gồm 9 nền kinh tế đảo nhỏ Thái Bình Dương được đưa vào phân tích để kiểm định các điều kiện biên cực đoan của quan hệ I-P. Nhật Bản không nằm trong phạm vi thực nghiệm của luận án vì cấu trúc dữ liệu WBES không bao phủ Nhật Bản đầy đủ. Cũng cần lưu ý rằng cách ghi</w:t>
       </w:r>
       <w:r>
         <w:t xml:space="preserve"> </w:t>
@@ -273,7 +258,7 @@
         <w:t xml:space="preserve"> </w:t>
       </w:r>
       <w:r>
-        <w:t xml:space="preserve">phản ánh hai phạm vi mẫu khác nhau chứ không phải mâu thuẫn: phân tích mô tả (Chương 4, mục 4.1 và Chuyên đề 1) bao phủ</w:t>
+        <w:t xml:space="preserve">phản ánh hai phạm vi mẫu khác nhau chứ không hề mâu thuẫn: phân tích mô tả (Chương 4, mục 4.1 và Chuyên đề 1) bao phủ</w:t>
       </w:r>
       <w:r>
         <w:t xml:space="preserve"> </w:t>
@@ -289,7 +274,7 @@
         <w:t xml:space="preserve"> </w:t>
       </w:r>
       <w:r>
-        <w:t xml:space="preserve">với 101.185 doanh nghiệp, trong khi mô hình hồi quy đa quốc gia (Nghiên cứu P7, Chương 4) bao phủ</w:t>
+        <w:t xml:space="preserve">với 101.185 doanh nghiệp, còn mô hình hồi quy đa quốc gia (Nghiên cứu P7, Chương 4) bao phủ</w:t>
       </w:r>
       <w:r>
         <w:t xml:space="preserve"> </w:t>
@@ -305,7 +290,7 @@
         <w:t xml:space="preserve"> </w:t>
       </w:r>
       <w:r>
-        <w:t xml:space="preserve">đáp ứng đủ yêu cầu dữ liệu cho ước lượng. Tương tự, nhóm Pacific SIDS được liệt kê gồm các nền kinh tế đảo nhỏ, trong đó số quan sát thực tế đưa vào hồi quy (Nghiên cứu P8) phụ thuộc vào tính sẵn có của dữ liệu sau khi lọc giá trị khuyết.</w:t>
+        <w:t xml:space="preserve">đáp ứng đủ yêu cầu dữ liệu cho ước lượng. Tương tự, danh sách nhóm đảo nhỏ Thái Bình Dương gồm nhiều nền kinh tế đảo nhỏ, nhưng số quan sát thực tế đưa vào hồi quy (Nghiên cứu P8) còn tùy thuộc vào dữ liệu sẵn có sau khi lọc giá trị khuyết.</w:t>
       </w:r>
     </w:p>
     <w:bookmarkEnd w:id="26"/>
@@ -323,7 +308,7 @@
         <w:pStyle w:val="FirstParagraph"/>
       </w:pPr>
       <w:r>
-        <w:t xml:space="preserve">Phạm vi thời gian của nghiên cứu có hai mức. Đối với phase meta-analysis, luận án tổng hợp các nghiên cứu trong giai đoạn 1982-2026, bao quát toàn bộ chương trình nghiên cứu về quan hệ I-P từ khi các nghiên cứu thực nghiệm đầu tiên xuất hiện đến thời điểm hoàn thành luận án. Đối với phase phân tích thực nghiệm đa quốc gia, luận án sử dụng dữ liệu WBES trong giai đoạn 2009-2025, bao gồm 101.185 doanh nghiệp với 108 cặp quốc gia-năm trải qua 14 mốc khảo sát. Dữ liệu WBES từ ba thế hệ schema (PICS3 giai đoạn 2009-2012, Standardized giai đoạn 2013-2017, và BREADY/BEE giai đoạn 2018-2025) đã được hòa hợp để đảm bảo tính nhất quán trong đo lường biến qua các wave khảo sát.</w:t>
+        <w:t xml:space="preserve">Phạm vi thời gian của nghiên cứu có hai mức. Ở giai đoạn phân tích tổng hợp, luận án tổng hợp các nghiên cứu trong khoảng 1982-2026, bao quát toàn bộ chương trình nghiên cứu về quan hệ I-P từ những công trình thực nghiệm đầu tiên đến thời điểm hoàn thành luận án. Ở giai đoạn phân tích thực nghiệm đa quốc gia, luận án sử dụng dữ liệu WBES trong khoảng 2009-2025, gồm 101.185 doanh nghiệp với 108 cặp quốc gia-năm trải qua 14 mốc khảo sát. Dữ liệu WBES đến từ ba thế hệ lược đồ khảo sát (PICS3 giai đoạn 2009-2012, lược đồ chuẩn hóa giai đoạn 2013-2017, và BREADY/BEE giai đoạn 2018-2025), và đã được hòa hợp để bảo đảm tính nhất quán khi đo lường biến qua các đợt khảo sát.</w:t>
       </w:r>
     </w:p>
     <w:p>
@@ -349,7 +334,7 @@
         <w:pStyle w:val="FirstParagraph"/>
       </w:pPr>
       <w:r>
-        <w:t xml:space="preserve">Luận án áp dụng thiết kế nghiên cứu mixed synthesis-empirical, sự kết hợp giữa meta-analysis và phân tích thực nghiệm đa quốc gia, nhằm trả lời bốn câu hỏi nghiên cứu đã đặt ra. Thiết kế này không chỉ đơn thuần là sử dụng hai phương pháp song song, mà tạo ra một đối thoại hai chiều: meta-analysis cung cấp tổng quan có hệ thống về trạng thái bằng chứng và xác định các moderator quan trọng trong các nghiên cứu, trong khi phân tích thực nghiệm kiểm định trực tiếp các giả thuyết phát sinh từ khung lý thuyết trong bối cảnh châu Á. Sự tương tác này tăng cường đáng kể sức mạnh đóng góp so với việc chỉ sử dụng một phương pháp duy nhất (Borenstein et al., 2009; Hunter &amp; Schmidt, 2004).</w:t>
+        <w:t xml:space="preserve">Luận án áp dụng thiết kế kết hợp tổng hợp và thực nghiệm, gắn phân tích tổng hợp với phân tích thực nghiệm đa quốc gia, nhằm trả lời bốn câu hỏi nghiên cứu đã đặt ra. Thiết kế này không đơn thuần chạy hai phương pháp song song. Nó tạo ra một đối thoại hai chiều: phân tích tổng hợp dựng nên bức tranh hệ thống về trạng thái bằng chứng và xác định những biến điều tiết quan trọng trong các nghiên cứu, còn phân tích thực nghiệm kiểm định trực tiếp các giả thuyết nảy sinh từ khung lý thuyết trong bối cảnh châu Á. Sự tương tác đó làm tăng đáng kể sức nặng đóng góp so với việc chỉ dùng một phương pháp duy nhất (Borenstein et al., 2009; Hunter &amp; Schmidt, 2004).</w:t>
       </w:r>
     </w:p>
     <w:p>
@@ -357,7 +342,7 @@
         <w:pStyle w:val="BodyText"/>
       </w:pPr>
       <w:r>
-        <w:t xml:space="preserve">Về phương pháp cụ thể, phase meta-analysis sử dụng random-effects model với Fisher’s z transformation, phân tích nhóm con (subgroup analysis) theo chế độ thể chế, và các kiểm định publication bias bao gồm Egger’s test và Begg-Mazumdar rank correlation test. Phase thực nghiệm sử dụng hồi quy OLS với sai số chuẩn robust HC1/HC3, mô hình bậc hai và bậc ba để kiểm định phi tuyến, tương tác hai chiều và ba chiều để kiểm định moderation, cùng với fixed effects theo quốc gia và năm. Kiểm định Lind-Mehlum U-test được áp dụng để xác nhận dạng inverted-U và xác định điểm turning point trong quan hệ phi tuyến (Haans et al., 2016; Lind &amp; Mehlum, 2010).</w:t>
+        <w:t xml:space="preserve">Về phương pháp cụ thể, giai đoạn phân tích tổng hợp sử dụng mô hình hiệu ứng ngẫu nhiên (random-effects model) với phép biến đổi Fisher’s z, phân tích nhóm con theo chế độ thể chế, và các kiểm định sai lệch xuất bản (publication bias) gồm kiểm định Egger và kiểm định tương quan hạng Begg-Mazumdar. Giai đoạn thực nghiệm sử dụng hồi quy bình phương tối thiểu thông thường với sai số chuẩn vững HC1/HC3, mô hình bậc hai và bậc ba để kiểm định phi tuyến, tương tác hai chiều và ba chiều để kiểm định vai trò điều tiết, cùng hiệu ứng cố định theo quốc gia và năm. Kiểm định Lind-Mehlum được áp dụng để xác nhận dạng chữ U ngược và định vị điểm uốn trong quan hệ phi tuyến (Haans et al., 2016; Lind &amp; Mehlum, 2010).</w:t>
       </w:r>
     </w:p>
     <w:p>
@@ -382,7 +367,7 @@
         <w:pStyle w:val="FirstParagraph"/>
       </w:pPr>
       <w:r>
-        <w:t xml:space="preserve">Dựa trên khung lý thuyết tích hợp đa tầng bao gồm Uppsala model, RBV, Institutional Theory, Upper Echelons Theory và digital capability lens, luận án đề xuất hệ giả thuyết khoa học với sáu giả thuyết trọng tâm. Quan hệ nền giữa quốc tế hóa và hiệu quả hoạt động doanh nghiệp mang dạng phi tuyến, cụ thể là dạng inverted-U, với chi phí thâm nhập và thích nghi cao ở giai đoạn đầu và lợi ích quy mô, học hỏi và đa dạng hóa thị trường ở giai đoạn sau, đến khi chi phí điều phối vượt quá lợi ích sẽ dẫn đến sự suy giảm hiệu quả. Technological capability index (TCI) điều tiết dương quan hệ I-P bằng cách mở rộng biên thích nghi và tăng cường khả năng khai thác lợi thế cạnh tranh ở thị trường quốc tế. Chỉ số chấp nhận số (DAI), được hiểu là proxy foundational digital adoption, có tác động điều tiết không đơn điệu và phụ thuộc vào chế độ thể chế: ở các nền kinh tế có thể chế tốt, DAI khuếch đại lợi ích của quốc tế hóa; ở các nền kinh tế với thể chế yếu, DAI có thể khuếch đại chi phí điều phối khi mức độ quốc tế hóa vượt ngưỡng. Bối cảnh thể chế, đo bằng sub-regime ICRV, điều tiết cả dạng và độ lớn của quan hệ I-P, tạo ra gradient từ tác động dương lớn ở Advanced Innovation-Driven đến tác động âm ở Frontier và Pacific SIDS extreme. Đặc điểm nhà quản trị cấp cao, cụ thể là kinh nghiệm quốc tế và đa dạng giới tính, điều tiết dương quan hệ I-P thông qua cơ chế tăng cường nhận diện cơ hội và quản trị rủi ro. Ngoài sáu giả thuyết trọng tâm H1-H6, luận án phát biểu thêm giả thuyết điều kiện biên H1b: tại các nền kinh tế Pacific SIDS (ICRV Nhóm VI), nơi ba điều kiện cấu trúc tối thiểu đồng thời bị vi phạm, thị trường nội địa quá nhỏ, chi phí thương mại cực cao, và thiếu hỗ trợ thể chế, quan hệ I-P chuyển từ dạng chữ U ngược sang quan hệ</w:t>
+        <w:t xml:space="preserve">Trên nền khung lý thuyết tích hợp đa tầng, gồm mô hình Uppsala, lý thuyết dựa trên nguồn lực, lý thuyết thể chế, lý thuyết thượng tầng quản trị và lớp năng lực số, luận án đề xuất hệ giả thuyết khoa học với sáu giả thuyết trọng tâm. Quan hệ nền giữa quốc tế hóa và hiệu quả hoạt động doanh nghiệp mang dạng phi tuyến chữ U ngược: giai đoạn đầu gánh chi phí thâm nhập và thích nghi cao, giai đoạn sau hưởng lợi ích quy mô, học hỏi và đa dạng hóa thị trường, đến khi chi phí điều phối vượt quá lợi ích thì hiệu quả bắt đầu suy giảm. Chỉ số năng lực công nghệ (TCI) điều tiết dương quan hệ I-P nhờ mở rộng biên thích nghi và tăng khả năng khai thác lợi thế cạnh tranh ở thị trường quốc tế. Chỉ số chấp nhận số (DAI), được hiểu là biến đại diện cho mức chấp nhận số nền tảng, có tác động điều tiết không đơn điệu và phụ thuộc vào chế độ thể chế: nơi thể chế tốt, DAI khuếch đại lợi ích của quốc tế hóa; nơi thể chế yếu, DAI lại có thể khuếch đại chi phí điều phối khi mức độ quốc tế hóa vượt ngưỡng. Bối cảnh thể chế, đo bằng nhóm con ICRV, điều tiết cả dạng lẫn độ lớn của quan hệ I-P, tạo nên một dải biến thiên từ tác động dương lớn ở nhóm tiên tiến dẫn dắt bằng đổi mới đến tác động âm ở nhóm cận biên và nhóm đảo nhỏ Thái Bình Dương ở mức cực đoan. Đặc điểm nhà quản trị cấp cao, cụ thể là kinh nghiệm quốc tế và đa dạng giới tính, điều tiết dương quan hệ I-P qua cơ chế tăng cường nhận diện cơ hội và quản trị rủi ro. Bên cạnh sáu giả thuyết trọng tâm H1-H6, luận án còn phát biểu giả thuyết điều kiện biên H1b: tại các nền kinh tế đảo nhỏ Thái Bình Dương (ICRV Nhóm VI), nơi ba điều kiện cấu trúc tối thiểu đồng thời bị vi phạm là thị trường nội địa quá nhỏ, chi phí thương mại cực cao và thiếu hỗ trợ thể chế, quan hệ I-P chuyển từ dạng chữ U ngược sang quan hệ</w:t>
       </w:r>
       <w:r>
         <w:t xml:space="preserve"> </w:t>
@@ -395,7 +380,7 @@
         <w:t xml:space="preserve">âm đơn điệu không có điểm uốn</w:t>
       </w:r>
       <w:r>
-        <w:t xml:space="preserve">, được gọi là gánh nặng quốc tế hóa bắt buộc (Forced Internationalization Penalty, FIP). Chi tiết toàn bộ hệ giả thuyết H1-H6 và H1b được trình bày đầy đủ trong Chương 2 của luận án.</w:t>
+        <w:t xml:space="preserve">, được luận án gọi là gánh nặng quốc tế hóa bắt buộc (Forced Internationalization Penalty, FIP). Toàn bộ hệ giả thuyết H1-H6 và H1b được trình bày đầy đủ trong Chương 2.</w:t>
       </w:r>
     </w:p>
     <w:p>
@@ -429,22 +414,7 @@
         <w:pStyle w:val="FirstParagraph"/>
       </w:pPr>
       <w:r>
-        <w:t xml:space="preserve">Về mặt lý thuyết, luận án đóng góp vào tài liệu nghiên cứu kinh doanh quốc tế theo ba hướng chính. Hướng thứ nhất là tích hợp bốn lý thuyết kinh điển, Uppsala model, Resource-Based View, Institutional Theory và Upper Echelons Theory, vào một khung giải thích đa tầng thống nhất, bổ sung bởi digital capability lens để phản ánh chuyển đổi số đương đại. Khung này không chỉ là sự ghép nối cơ học các lý thuyết mà là một kiến trúc lý thuyết có tính nhất quán nội tại, trong đó mỗi tầng giải thích một loại heterogeneity khác nhau trong quan hệ I-P. Hướng thứ hai là phân tách rõ ràng technological capability (TCI) và chỉ số chấp nhận số (DAI) như hai construct lý thuyết độc lập, dựa trên các nền tảng khái niệm khác nhau từ Bharadwaj et al. (2013), Verhoef et al. (2021), và Coltman et al. (2008). Sự phân tách này bổ sung vào thiếu hụt khái niệm quan trọng trong các nghiên cứu về số hóa và quốc tế hóa. Hướng thứ ba là tái định vị Uppsala model trong bối cảnh kỷ nguyên AI bằng cách mở rộng cơ chế học hỏi để bao gồm</w:t>
-      </w:r>
-      <w:r>
-        <w:t xml:space="preserve"> </w:t>
-      </w:r>
-      <w:r>
-        <w:t xml:space="preserve">“</w:t>
-      </w:r>
-      <w:r>
-        <w:t xml:space="preserve">data-augmented learning</w:t>
-      </w:r>
-      <w:r>
-        <w:t xml:space="preserve">”</w:t>
-      </w:r>
-      <w:r>
-        <w:t xml:space="preserve">, phù hợp với xu hướng digitally-facilitated internationalization (Banalieva &amp; Dhanaraj, 2019; Yang et al., 2025). Hướng thứ tư là đề xuất và đặt tên lý thuyết cho</w:t>
+        <w:t xml:space="preserve">Về mặt lý thuyết, luận án đóng góp vào tài liệu nghiên cứu kinh doanh quốc tế theo bốn hướng. Hướng đầu tiên là tích hợp bốn lý thuyết kinh điển, gồm mô hình Uppsala, lý thuyết dựa trên nguồn lực, lý thuyết thể chế và lý thuyết thượng tầng quản trị, vào một khung giải thích đa tầng thống nhất, được bổ sung bằng lớp năng lực số để phản ánh chuyển đổi số đương đại. Khung này không phải là sự ghép nối cơ học các lý thuyết, mà là một kiến trúc lý thuyết nhất quán nội tại, trong đó mỗi tầng giải thích một dạng dị biệt khác nhau của quan hệ I-P. Hướng thứ hai là tách bạch rõ ràng năng lực công nghệ (TCI) với chỉ số chấp nhận số (DAI), coi đây là hai cấu trúc khái niệm độc lập, dựa trên những nền tảng lý thuyết khác nhau của Bharadwaj et al. (2013), Verhoef et al. (2021) và Coltman et al. (2008). Sự tách bạch này lấp một thiếu hụt khái niệm quan trọng trong các nghiên cứu về số hóa và quốc tế hóa. Hướng thứ ba là tái định vị mô hình Uppsala trong kỷ nguyên trí tuệ nhân tạo, bằng cách mở rộng cơ chế học hỏi để bao hàm cả học hỏi tăng cường bằng dữ liệu số, phù hợp với xu hướng quốc tế hóa được hỗ trợ bằng công nghệ số (Banalieva &amp; Dhanaraj, 2019; Yang et al., 2025). Hướng thứ tư là đề xuất và đặt tên lý thuyết cho</w:t>
       </w:r>
       <w:r>
         <w:t xml:space="preserve"> </w:t>
@@ -457,7 +427,7 @@
         <w:t xml:space="preserve">gánh nặng quốc tế hóa bắt buộc (Forced Internationalization Penalty, FIP)</w:t>
       </w:r>
       <w:r>
-        <w:t xml:space="preserve">, một construct lý thuyết mới chưa được định danh trong tài liệu nghiên cứu kinh doanh quốc tế, như điều kiện biên cực đoan của mô hình chữ U ngược khi cả ba tầng của khung CDCM (thể chế, năng lực, quản trị) đồng thời ở mức tối thiểu. Bằng chứng thực nghiệm từ chín nền kinh tế Pacific SIDS xác nhận quan hệ âm đơn điệu không có điểm uốn, mở ra hướng nghiên cứu mới về điều kiện biên của lý thuyết quốc tế hóa.</w:t>
+        <w:t xml:space="preserve">, một cấu trúc lý thuyết mới chưa từng được định danh trong tài liệu nghiên cứu kinh doanh quốc tế. FIP được xác lập như điều kiện biên cực đoan của mô hình chữ U ngược, xuất hiện khi cả ba tầng của khung CDCM gồm thể chế, năng lực và quản trị đồng thời ở mức tối thiểu. Bằng chứng thực nghiệm từ chín nền kinh tế đảo nhỏ Thái Bình Dương xác nhận quan hệ âm đơn điệu không có điểm uốn, qua đó mở ra hướng nghiên cứu mới về điều kiện biên của lý thuyết quốc tế hóa.</w:t>
       </w:r>
     </w:p>
     <w:bookmarkEnd w:id="31"/>
@@ -475,7 +445,7 @@
         <w:pStyle w:val="FirstParagraph"/>
       </w:pPr>
       <w:r>
-        <w:t xml:space="preserve">Về mặt phương pháp, luận án đóng góp theo hai hướng. Hướng thứ nhất là thiết kế mixed synthesis-empirical kết hợp meta-analysis và phân tích đa quốc gia, tạo ra khả năng đối chiếu giữa bằng chứng tổng hợp từ các nghiên cứu toàn cầu và bằng chứng thực nghiệm từ bối cảnh châu Á. Hướng thứ hai là phát triển và áp dụng khung phân loại thể chế ICRV cho 47 nền kinh tế, cung cấp một công cụ phân loại mới có ứng dụng tiềm năng trong nhiều nghiên cứu tương lai về moderating effect của thể chế trong tài liệu nghiên cứu kinh doanh quốc tế.</w:t>
+        <w:t xml:space="preserve">Về mặt phương pháp, luận án đóng góp theo hai hướng. Hướng đầu tiên là thiết kế kết hợp tổng hợp và thực nghiệm, gắn phân tích tổng hợp với phân tích đa quốc gia, cho phép đối chiếu bằng chứng tổng hợp từ các nghiên cứu toàn cầu với bằng chứng thực nghiệm từ bối cảnh châu Á. Hướng còn lại là phát triển và áp dụng khung phân loại thể chế ICRV cho 47 nền kinh tế, qua đó cung cấp một công cụ phân loại mới, có thể hữu ích cho nhiều nghiên cứu tương lai về vai trò điều tiết của thể chế trong tài liệu nghiên cứu kinh doanh quốc tế.</w:t>
       </w:r>
     </w:p>
     <w:bookmarkEnd w:id="32"/>
@@ -493,22 +463,7 @@
         <w:pStyle w:val="FirstParagraph"/>
       </w:pPr>
       <w:r>
-        <w:t xml:space="preserve">Về mặt thực tiễn, luận án cung cấp căn cứ có hệ thống cho hai nhóm đối tượng sử dụng chính. Đối với doanh nghiệp, kết quả phân tích của luận án cho thấy tồn tại ngưỡng tối ưu trong mối quan hệ giữa mức độ xuất khẩu và hiệu quả hoạt động, và ngưỡng này thay đổi theo bối cảnh thể chế và năng lực số của từng doanh nghiệp. Nhà quản trị cần nhận thức được ngưỡng này và đầu tư có chiến lược vào năng lực công nghệ thay vì chỉ tập trung vào digital adoption bề mặt. Đối với nhà hoạch định chính sách, bằng chứng từ luận án gợi ý rằng cải cách thể chế và hỗ trợ chuyển đổi số có thể có hiệu ứng bổ trợ tích cực, được nghiên cứu về 17 nền kinh tế châu Á mới nổi đặt tên là</w:t>
-      </w:r>
-      <w:r>
-        <w:t xml:space="preserve"> </w:t>
-      </w:r>
-      <w:r>
-        <w:t xml:space="preserve">“</w:t>
-      </w:r>
-      <w:r>
-        <w:t xml:space="preserve">digital shield effect</w:t>
-      </w:r>
-      <w:r>
-        <w:t xml:space="preserve">”</w:t>
-      </w:r>
-      <w:r>
-        <w:t xml:space="preserve">, trong đó năng lực số làm giảm tác động tiêu cực của rào cản thể chế đối với doanh nghiệp quốc tế hóa (Do &amp; Phan, 2026a). Cơ chế này được luận án kiểm định trên phạm vi rộng hơn với 47-49 nền kinh tế châu Á và Thái Bình Dương.</w:t>
+        <w:t xml:space="preserve">Về mặt thực tiễn, luận án cung cấp căn cứ có hệ thống cho hai nhóm đối tượng sử dụng chính. Với doanh nghiệp, kết quả phân tích cho thấy tồn tại một ngưỡng tối ưu trong quan hệ giữa mức độ xuất khẩu và hiệu quả hoạt động, và ngưỡng này thay đổi theo bối cảnh thể chế cũng như năng lực số của từng doanh nghiệp. Nhà quản trị cần nhận ra ngưỡng đó và đầu tư có chiến lược vào năng lực công nghệ, thay vì chỉ chạy theo việc chấp nhận số ở bề mặt. Với nhà hoạch định chính sách, bằng chứng từ luận án gợi ý rằng cải cách thể chế và hỗ trợ chuyển đổi số có thể bổ trợ cho nhau theo hướng tích cực. Nghiên cứu trên 17 nền kinh tế châu Á mới nổi gọi hiện tượng này là hiệu ứng lá chắn số (digital shield effect), trong đó năng lực số làm dịu tác động tiêu cực của rào cản thể chế đối với doanh nghiệp quốc tế hóa (Do &amp; Phan, 2026a). Luận án kiểm định lại cơ chế này trên phạm vi rộng hơn, với 47-49 nền kinh tế châu Á và Thái Bình Dương.</w:t>
       </w:r>
     </w:p>
     <w:p>
@@ -534,7 +489,7 @@
         <w:pStyle w:val="FirstParagraph"/>
       </w:pPr>
       <w:r>
-        <w:t xml:space="preserve">Luận án có năm điểm mới so với các công trình nghiên cứu trước đây. Điểm mới thứ nhất là đề xuất khung tích hợp đa tầng cho quan hệ I-P trong bối cảnh châu Á, kết hợp bốn lý thuyết kinh điển với digital capability lens thành một kiến trúc lý thuyết thống nhất và có khả năng kiểm định. Không có nghiên cứu trước nào trong bối cảnh châu Á xây dựng khung tích hợp đầy đủ ba tầng điều tiết này theo cách có hệ thống. Điểm mới thứ hai là phân tách TCI và chỉ số chấp nhận số (DAI) như hai construct không trùng lặp, kiểm định chúng riêng biệt trong cùng một mô hình để làm rõ cơ chế tác động khác nhau của hai loại năng lực số đó. Sự phân tách này khắc phục hạn chế của các nghiên cứu trước thường gộp chung hai construct có bản chất khác nhau. Điểm mới thứ ba là phát triển và áp dụng khung phân loại thể chế ICRV với 6 sub-regime cho 47 nền kinh tế, bao gồm cả 6 nền kinh tế Pacific SIDS liền kề như boundary case cực đoan, đây là lần đầu tiên một hệ thống phân loại đủ mịn như vậy được áp dụng trong nghiên cứu thực nghiệm về quan hệ I-P tại châu Á. Điểm mới thứ tư là pool dữ liệu lớn nhất từ trước đến nay cho nghiên cứu đa quốc gia về quan hệ I-P tại châu Á, với 101.185 doanh nghiệp từ 47-49 nền kinh tế châu Á và Thái Bình Dương, mở rộng đáng kể từ pool 17 nước (Do &amp; Phan, 2026a) là nền tảng hiện có lớn nhất trước khi luận án hoàn thành. Điểm mới thứ năm là kiểm định temporal stability của turning point trong quan hệ I-P tại Trung Quốc, cho phép đánh giá liệu cấu trúc phi tuyến đó có ổn định qua hơn một thập kỷ chuyển đổi số hay không. Kết quả phân tích của luận án cho thấy turning point tương đối ổn định qua hai thời điểm quan sát, cung cấp bằng chứng về tính bền vững của cấu trúc I-P phi tuyến ở Trung Quốc dù bối cảnh kinh tế có nhiều thay đổi. Điểm mới thứ sáu là phát hiện và đặt tên lý thuyết cho</w:t>
+        <w:t xml:space="preserve">So với các công trình trước đây, luận án có sáu điểm mới. Trước hết, luận án đề xuất một khung tích hợp đa tầng cho quan hệ I-P trong bối cảnh châu Á, kết hợp bốn lý thuyết kinh điển với lớp năng lực số thành một kiến trúc lý thuyết thống nhất và có thể kiểm định. Chưa có nghiên cứu nào trước đó tại châu Á dựng được một khung tích hợp đầy đủ cả ba tầng điều tiết này một cách hệ thống. Điểm mới tiếp theo là tách bạch TCI và chỉ số chấp nhận số (DAI) thành hai cấu trúc khái niệm không trùng lặp, rồi kiểm định riêng từng cấu trúc trong cùng một mô hình để làm rõ cơ chế tác động khác nhau của hai loại năng lực số. Cách làm này khắc phục hạn chế của các nghiên cứu trước vốn thường gộp chung hai cấu trúc khác nhau về bản chất. Luận án còn phát triển và áp dụng khung phân loại thể chế ICRV với 6 nhóm con cho 47 nền kinh tế, trong đó có 6 nền kinh tế đảo nhỏ Thái Bình Dương liền kề đóng vai trò trường hợp biên cực đoan; đây là lần đầu tiên một hệ thống phân loại đủ mịn như vậy được dùng trong nghiên cứu thực nghiệm về quan hệ I-P tại châu Á. Bên cạnh đó, luận án dựng nên tập dữ liệu lớn nhất từ trước đến nay cho nghiên cứu đa quốc gia về quan hệ I-P tại châu Á, với 101.185 doanh nghiệp từ 47-49 nền kinh tế châu Á và Thái Bình Dương, mở rộng đáng kể so với tập 17 nước của Do và Phan (2026a) vốn là nền tảng lớn nhất hiện có trước khi luận án hoàn thành. Một đóng góp khác là kiểm định tính ổn định theo thời gian của điểm uốn trong quan hệ I-P tại Trung Quốc, qua đó đánh giá xem cấu trúc phi tuyến ấy có bền vững qua hơn một thập kỷ chuyển đổi số hay không. Kết quả cho thấy điểm uốn khá ổn định qua hai thời điểm quan sát, một bằng chứng về độ bền của cấu trúc I-P phi tuyến ở Trung Quốc giữa bối cảnh kinh tế nhiều biến động. Sau cùng, luận án phát hiện và đặt tên lý thuyết cho</w:t>
       </w:r>
       <w:r>
         <w:t xml:space="preserve"> </w:t>
@@ -550,7 +505,7 @@
         <w:t xml:space="preserve"> </w:t>
       </w:r>
       <w:r>
-        <w:t xml:space="preserve">tại chín nền kinh tế Pacific SIDS, lần đầu tiên trong tài liệu nghiên cứu kinh doanh quốc tế, một trường hợp quan hệ I-P âm đơn điệu không có điểm uốn được ghi nhận và biện minh lý thuyết bằng ba điều kiện cấu trúc vi phạm đồng thời, mở ra hướng nghiên cứu mới về điều kiện biên của các lý thuyết quốc tế hóa phổ quát.</w:t>
+        <w:t xml:space="preserve">tại chín nền kinh tế đảo nhỏ Thái Bình Dương. Đây là lần đầu tiên trong tài liệu nghiên cứu kinh doanh quốc tế một trường hợp quan hệ I-P âm đơn điệu không có điểm uốn được ghi nhận và biện giải lý thuyết bằng ba điều kiện cấu trúc cùng bị vi phạm, mở ra hướng nghiên cứu mới về điều kiện biên của các lý thuyết quốc tế hóa phổ quát.</w:t>
       </w:r>
     </w:p>
     <w:p>
@@ -575,7 +530,7 @@
         <w:pStyle w:val="FirstParagraph"/>
       </w:pPr>
       <w:r>
-        <w:t xml:space="preserve">Luận án được tổ chức thành năm chương theo chuẩn luận án tiến sĩ truyền thống tại Trường Kinh tế, Đại học Cần Thơ. Chương 1, Giới thiệu, đặt vấn đề nghiên cứu, xác định khoảng trống, trình bày mục tiêu, câu hỏi nghiên cứu, phạm vi, phương pháp luận, giả thuyết khoa học tóm tắt, ý nghĩa, tính mới và cấu trúc của luận án. Chương 2, Cơ sở lý thuyết và tổng quan tài liệu, xây dựng khung lý thuyết tích hợp đa tầng, tổng quan bằng chứng thực nghiệm đã có, và phát triển hệ giả thuyết H1-H6 dựa trên khoảng trống và logic lý thuyết. Chương 3, Phương pháp nghiên cứu, trình bày chi tiết thiết kế nghiên cứu, nguồn dữ liệu, cách đo lường biến, mô hình phân tích và chiến lược kiểm định độ vững. Chương 4, Kết quả nghiên cứu, trình bày kết quả ở ba cấp độ phân tích: meta-analysis cập nhật 1982-2026, phân tích theo bối cảnh quốc gia cụ thể, và phân tích đa quốc gia capstone trên pool đầy đủ 47-49 nền kinh tế. Chương 5, Thảo luận và kết luận, tích hợp các phát hiện từ Chương 4 vào khung lý thuyết ở Chương 2, thảo luận đóng góp khoa học, hàm ý quản trị và chính sách, hạn chế của nghiên cứu và hướng nghiên cứu tiếp theo.</w:t>
+        <w:t xml:space="preserve">Luận án được tổ chức thành năm chương theo chuẩn luận án tiến sĩ truyền thống tại Trường Kinh tế, Đại học Cần Thơ. Chương 1, Giới thiệu, đặt vấn đề nghiên cứu, xác định khoảng trống, trình bày mục tiêu, câu hỏi nghiên cứu, phạm vi, phương pháp luận, giả thuyết khoa học tóm tắt, ý nghĩa, tính mới và cấu trúc của luận án. Chương 2, Cơ sở lý thuyết và tổng quan tài liệu, xây dựng khung lý thuyết tích hợp đa tầng, lược khảo bằng chứng thực nghiệm đã có, và phát triển hệ giả thuyết H1-H6 từ khoảng trống và logic lý thuyết. Chương 3, Phương pháp nghiên cứu, trình bày chi tiết thiết kế nghiên cứu, nguồn dữ liệu, cách đo lường biến, mô hình phân tích và chiến lược kiểm định độ vững. Chương 4, Kết quả nghiên cứu, trình bày kết quả ở ba cấp độ: phân tích tổng hợp cập nhật cho giai đoạn 1982-2026, phân tích theo từng bối cảnh quốc gia, và phân tích đa quốc gia tổng hợp trên toàn bộ 47-49 nền kinh tế. Chương 5, Thảo luận và kết luận, đưa các phát hiện từ Chương 4 trở lại khung lý thuyết ở Chương 2, bàn về đóng góp khoa học, hàm ý quản trị và chính sách, hạn chế của nghiên cứu và hướng nghiên cứu tiếp theo.</w:t>
       </w:r>
     </w:p>
     <w:p>
@@ -587,13 +542,13 @@
           <w:bCs/>
           <w:b/>
         </w:rPr>
-        <w:t xml:space="preserve">Roadmap sáu nghiên cứu thành phần (P3-P8):</w:t>
-      </w:r>
-      <w:r>
-        <w:t xml:space="preserve"> </w:t>
-      </w:r>
-      <w:r>
-        <w:t xml:space="preserve">Luận án tích hợp sáu nghiên cứu thành phần được công bố hoặc đang trong quá trình xem xét tại các tạp chí ISI/Scopus.</w:t>
+        <w:t xml:space="preserve">Lộ trình sáu nghiên cứu thành phần (P3-P8):</w:t>
+      </w:r>
+      <w:r>
+        <w:t xml:space="preserve"> </w:t>
+      </w:r>
+      <w:r>
+        <w:t xml:space="preserve">Luận án tích hợp sáu nghiên cứu thành phần đã công bố hoặc đang trong quá trình xem xét tại các tạp chí ISI/Scopus.</w:t>
       </w:r>
       <w:r>
         <w:t xml:space="preserve"> </w:t>
@@ -609,7 +564,7 @@
         <w:t xml:space="preserve"> </w:t>
       </w:r>
       <w:r>
-        <w:t xml:space="preserve">(Việt Nam, JABS, under review): kiểm định inverted-U tại Nhóm IV ICRV, turning point = 39,3-46,2% FSTS, TCI là level-shifter có ý nghĩa.</w:t>
+        <w:t xml:space="preserve">(Việt Nam, JABS, đang xem xét): kiểm định chữ U ngược tại Nhóm IV ICRV, điểm uốn = 39,3-46,2% FSTS, TCI là biến nâng mặt bằng có ý nghĩa.</w:t>
       </w:r>
       <w:r>
         <w:t xml:space="preserve"> </w:t>
@@ -625,7 +580,7 @@
         <w:t xml:space="preserve"> </w:t>
       </w:r>
       <w:r>
-        <w:t xml:space="preserve">(Singapore, MIR, under review): kiểm định tại Nhóm I ICRV, turning point</w:t>
+        <w:t xml:space="preserve">(Singapore, MIR, đang xem xét): kiểm định tại Nhóm I ICRV, điểm uốn</w:t>
       </w:r>
       <w:r>
         <w:t xml:space="preserve"> </w:t>
@@ -658,7 +613,7 @@
         <w:t xml:space="preserve"> </w:t>
       </w:r>
       <w:r>
-        <w:t xml:space="preserve">(Trung Quốc, IJOEM, under review): kiểm định temporal stability, turning point ổn định qua 2012-2024 (</w:t>
+        <w:t xml:space="preserve">(Trung Quốc, IJOEM, đang xem xét): kiểm định tính ổn định theo thời gian, điểm uốn ổn định qua 2012-2024 (</w:t>
       </w:r>
       <m:oMath>
         <m:r>
@@ -688,7 +643,7 @@
         <w:t xml:space="preserve"> </w:t>
       </w:r>
       <w:r>
-        <w:t xml:space="preserve">(meta-analysis ba tầng, IBR, under review): k = 238 nghiên cứu, r̄ = 0,074, I² = 62,4%, gradient ICRV Q_M = 17,35 (df = 4, p =,002).</w:t>
+        <w:t xml:space="preserve">(phân tích tổng hợp ba tầng, IBR, đang xem xét): k = 238 nghiên cứu, r̄ = 0,074, I² = 62,4%, dải biến thiên ICRV Q_M = 17,35 (df = 4, p =,002).</w:t>
       </w:r>
       <w:r>
         <w:t xml:space="preserve"> </w:t>
@@ -704,7 +659,7 @@
         <w:t xml:space="preserve"> </w:t>
       </w:r>
       <w:r>
-        <w:t xml:space="preserve">(49 nền kinh tế, JIBS, under revision): N = 84.910 quan sát, turning point trung bình ~36%, DAI×ICRV (p =,012), kiểm định tích hợp CDCM đầu tiên ở quy mô liên quốc gia lớn.</w:t>
+        <w:t xml:space="preserve">(49 nền kinh tế, JIBS, đang chỉnh sửa): N = 84.910 quan sát, điểm uốn trung bình ~36%, tương tác DAI với ICRV (p =,012), lần đầu kiểm định tích hợp CDCM ở quy mô liên quốc gia lớn.</w:t>
       </w:r>
       <w:r>
         <w:t xml:space="preserve"> </w:t>
@@ -720,7 +675,7 @@
         <w:t xml:space="preserve"> </w:t>
       </w:r>
       <w:r>
-        <w:t xml:space="preserve">(Pacific SIDS, World Development, under revision): boundary condition FIP, quan hệ âm đơn điệu (</w:t>
+        <w:t xml:space="preserve">(đảo nhỏ Thái Bình Dương, World Development, đang chỉnh sửa): điều kiện biên FIP, quan hệ âm đơn điệu (</w:t>
       </w:r>
       <m:oMath>
         <m:sSub>
@@ -798,7 +753,7 @@
         </m:r>
       </m:oMath>
       <w:r>
-        <w:t xml:space="preserve">), xác nhận H1b tại chín nền kinh tế SIDS Thái Bình Dương. Kết quả P3-P8 được trình bày chi tiết trong Chương 4 và tích hợp vào bàn luận CDCM trong Chương 5.</w:t>
+        <w:t xml:space="preserve">), xác nhận H1b tại chín nền kinh tế đảo nhỏ Thái Bình Dương. Kết quả P3-P8 được trình bày chi tiết trong Chương 4 và đưa vào bàn luận về CDCM ở Chương 5.</w:t>
       </w:r>
     </w:p>
     <w:p>
@@ -859,7 +814,7 @@
           <w:iCs/>
           <w:i/>
         </w:rPr>
-        <w:t xml:space="preserve">(internationalization) được đo chủ yếu bằng tỷ lệ doanh thu nước ngoài trên tổng doanh thu (FSTS) hoặc export intensity;</w:t>
+        <w:t xml:space="preserve">(internationalization) được đo chủ yếu bằng tỷ lệ doanh thu nước ngoài trên tổng doanh thu (FSTS), tức cường độ xuất khẩu;</w:t>
       </w:r>
       <w:r>
         <w:rPr>
@@ -901,7 +856,7 @@
           <w:iCs/>
           <w:i/>
         </w:rPr>
-        <w:t xml:space="preserve">(firm performance) được đo chủ yếu bằng năng suất lao động (labor productivity), bổ sung bằng ROS và sales growth trong các kiểm định độ vững; TCI là technological capability index; DAI là chỉ số chấp nhận số (digital adoption index), được hiểu như proxy foundational digital adoption; ICRV là khung phân loại thể chế 6 nhóm được phát triển cho luận án này; WBES là World Bank Enterprise Surveys.</w:t>
+        <w:t xml:space="preserve">(firm performance) được đo chủ yếu bằng năng suất lao động, bổ sung bằng tỷ suất lợi nhuận trên doanh thu và tăng trưởng doanh thu trong các kiểm định độ vững; TCI là chỉ số năng lực công nghệ (technological capability index); DAI là chỉ số chấp nhận số (digital adoption index), được hiểu như biến đại diện cho mức chấp nhận số nền tảng; ICRV là khung phân loại thể chế 6 nhóm được phát triển cho luận án này; WBES là Khảo sát Doanh nghiệp của Ngân hàng Thế giới (World Bank Enterprise Surveys).</w:t>
       </w:r>
     </w:p>
     <w:bookmarkEnd w:id="36"/>

--- a/dist/downloads/chuong_1_gioi_thieu.docx
+++ b/dist/downloads/chuong_1_gioi_thieu.docx
@@ -997,7 +997,7 @@
     <w:name w:val="Normal"/>
     <w:qFormat/>
     <w:pPr>
-      <w:spacing w:line="360" w:lineRule="auto"/>
+      <w:spacing w:line="288" w:lineRule="auto"/>
       <w:jc w:val="both"/>
     </w:pPr>
     <w:rPr>
@@ -1011,7 +1011,7 @@
     <w:basedOn w:val="Normal"/>
     <w:link w:val="BodyTextChar"/>
     <w:pPr>
-      <w:spacing w:after="180" w:before="180" w:line="360" w:lineRule="auto"/>
+      <w:spacing w:after="180" w:before="180" w:line="288" w:lineRule="auto"/>
       <w:jc w:val="both"/>
     </w:pPr>
     <w:qFormat/>
@@ -1027,7 +1027,7 @@
     <w:next w:val="BodyText"/>
     <w:qFormat/>
     <w:pPr>
-      <w:spacing w:line="360" w:lineRule="auto"/>
+      <w:spacing w:line="288" w:lineRule="auto"/>
       <w:jc w:val="both"/>
     </w:pPr>
     <w:rPr>
@@ -1041,7 +1041,7 @@
     <w:basedOn w:val="BodyText"/>
     <w:qFormat/>
     <w:pPr>
-      <w:spacing w:after="36" w:before="36" w:line="360" w:lineRule="auto"/>
+      <w:spacing w:after="36" w:before="36" w:line="288" w:lineRule="auto"/>
       <w:jc w:val="both"/>
     </w:pPr>
     <w:rPr>
@@ -1058,7 +1058,7 @@
     <w:pPr>
       <w:keepNext/>
       <w:keepLines/>
-      <w:spacing w:after="240" w:before="480" w:line="360" w:lineRule="auto"/>
+      <w:spacing w:after="240" w:before="480" w:line="288" w:lineRule="auto"/>
       <w:jc w:val="both"/>
     </w:pPr>
     <w:rPr>
@@ -1078,7 +1078,7 @@
     <w:pPr>
       <w:keepNext/>
       <w:keepLines/>
-      <w:spacing w:after="240" w:before="240" w:line="360" w:lineRule="auto"/>
+      <w:spacing w:after="240" w:before="240" w:line="288" w:lineRule="auto"/>
       <w:jc w:val="both"/>
     </w:pPr>
     <w:rPr>
@@ -1095,7 +1095,7 @@
     <w:pPr>
       <w:keepNext/>
       <w:keepLines/>
-      <w:spacing w:line="360" w:lineRule="auto"/>
+      <w:spacing w:line="288" w:lineRule="auto"/>
       <w:jc w:val="both"/>
     </w:pPr>
     <w:rPr>
@@ -1111,7 +1111,7 @@
     <w:pPr>
       <w:keepNext/>
       <w:keepLines/>
-      <w:spacing w:line="360" w:lineRule="auto"/>
+      <w:spacing w:line="288" w:lineRule="auto"/>
       <w:jc w:val="both"/>
     </w:pPr>
     <w:rPr>
@@ -1129,7 +1129,7 @@
       <w:keepNext/>
       <w:keepLines/>
       <w:jc w:val="both"/>
-      <w:spacing w:after="0" w:before="300" w:line="360" w:lineRule="auto"/>
+      <w:spacing w:after="0" w:before="300" w:line="288" w:lineRule="auto"/>
     </w:pPr>
     <w:rPr>
       <w:color w:val="000000"/>
@@ -1147,7 +1147,7 @@
     <w:pPr>
       <w:keepNext/>
       <w:keepLines/>
-      <w:spacing w:after="300" w:before="100" w:line="360" w:lineRule="auto"/>
+      <w:spacing w:after="300" w:before="100" w:line="288" w:lineRule="auto"/>
       <w:jc w:val="both"/>
     </w:pPr>
     <w:rPr>
@@ -1163,7 +1163,7 @@
     <w:next w:val="Bibliography"/>
     <w:qFormat/>
     <w:pPr>
-      <w:spacing w:line="360" w:lineRule="auto"/>
+      <w:spacing w:line="288" w:lineRule="auto"/>
       <w:jc w:val="both"/>
     </w:pPr>
     <w:rPr>
@@ -1181,7 +1181,7 @@
     <w:pPr>
       <w:keepNext/>
       <w:keepLines/>
-      <w:spacing w:after="0" w:before="480" w:line="360" w:lineRule="auto"/>
+      <w:spacing w:after="0" w:before="480" w:line="288" w:lineRule="auto"/>
       <w:jc w:val="both"/>
       <w:outlineLvl w:val="0"/>
     </w:pPr>
@@ -1204,7 +1204,7 @@
     <w:pPr>
       <w:keepNext/>
       <w:keepLines/>
-      <w:spacing w:after="0" w:before="200" w:line="360" w:lineRule="auto"/>
+      <w:spacing w:after="0" w:before="200" w:line="288" w:lineRule="auto"/>
       <w:jc w:val="both"/>
       <w:outlineLvl w:val="1"/>
     </w:pPr>
@@ -1227,7 +1227,7 @@
     <w:pPr>
       <w:keepNext/>
       <w:keepLines/>
-      <w:spacing w:after="0" w:before="200" w:line="360" w:lineRule="auto"/>
+      <w:spacing w:after="0" w:before="200" w:line="288" w:lineRule="auto"/>
       <w:jc w:val="both"/>
       <w:outlineLvl w:val="2"/>
     </w:pPr>
@@ -1250,7 +1250,7 @@
     <w:pPr>
       <w:keepNext/>
       <w:keepLines/>
-      <w:spacing w:after="0" w:before="200" w:line="360" w:lineRule="auto"/>
+      <w:spacing w:after="0" w:before="200" w:line="288" w:lineRule="auto"/>
       <w:jc w:val="both"/>
       <w:outlineLvl w:val="3"/>
     </w:pPr>
@@ -1273,7 +1273,7 @@
     <w:pPr>
       <w:keepNext/>
       <w:keepLines/>
-      <w:spacing w:after="0" w:before="200" w:line="360" w:lineRule="auto"/>
+      <w:spacing w:after="0" w:before="200" w:line="288" w:lineRule="auto"/>
       <w:jc w:val="both"/>
       <w:outlineLvl w:val="4"/>
     </w:pPr>
@@ -1295,7 +1295,7 @@
     <w:pPr>
       <w:keepNext/>
       <w:keepLines/>
-      <w:spacing w:after="0" w:before="200" w:line="360" w:lineRule="auto"/>
+      <w:spacing w:after="0" w:before="200" w:line="288" w:lineRule="auto"/>
       <w:jc w:val="both"/>
       <w:outlineLvl w:val="5"/>
     </w:pPr>
@@ -1316,7 +1316,7 @@
     <w:pPr>
       <w:keepNext/>
       <w:keepLines/>
-      <w:spacing w:after="0" w:before="200" w:line="360" w:lineRule="auto"/>
+      <w:spacing w:after="0" w:before="200" w:line="288" w:lineRule="auto"/>
       <w:jc w:val="both"/>
       <w:outlineLvl w:val="6"/>
     </w:pPr>
@@ -1337,7 +1337,7 @@
     <w:pPr>
       <w:keepNext/>
       <w:keepLines/>
-      <w:spacing w:after="0" w:before="200" w:line="360" w:lineRule="auto"/>
+      <w:spacing w:after="0" w:before="200" w:line="288" w:lineRule="auto"/>
       <w:jc w:val="both"/>
       <w:outlineLvl w:val="7"/>
     </w:pPr>
@@ -1358,7 +1358,7 @@
     <w:pPr>
       <w:keepNext/>
       <w:keepLines/>
-      <w:spacing w:after="0" w:before="200" w:line="360" w:lineRule="auto"/>
+      <w:spacing w:after="0" w:before="200" w:line="288" w:lineRule="auto"/>
       <w:jc w:val="both"/>
       <w:outlineLvl w:val="8"/>
     </w:pPr>
@@ -1377,7 +1377,7 @@
     <w:unhideWhenUsed/>
     <w:qFormat/>
     <w:pPr>
-      <w:spacing w:after="100" w:before="100" w:line="360" w:lineRule="auto"/>
+      <w:spacing w:after="100" w:before="100" w:line="288" w:lineRule="auto"/>
       <w:ind w:firstLine="0" w:left="480" w:right="480"/>
       <w:jc w:val="both"/>
     </w:pPr>
@@ -1395,7 +1395,7 @@
     <w:unhideWhenUsed/>
     <w:qFormat/>
     <w:pPr>
-      <w:spacing w:line="360" w:lineRule="auto"/>
+      <w:spacing w:line="288" w:lineRule="auto"/>
       <w:jc w:val="both"/>
     </w:pPr>
     <w:rPr>
@@ -1421,7 +1421,7 @@
     <w:unhideWhenUsed/>
     <w:qFormat/>
     <w:pPr>
-      <w:spacing w:line="360" w:lineRule="auto"/>
+      <w:spacing w:line="288" w:lineRule="auto"/>
       <w:jc w:val="both"/>
     </w:pPr>
     <w:rPr>
@@ -1461,7 +1461,7 @@
     <w:pPr>
       <w:keepNext/>
       <w:keepLines/>
-      <w:spacing w:after="0" w:line="360" w:lineRule="auto"/>
+      <w:spacing w:after="0" w:line="288" w:lineRule="auto"/>
       <w:jc w:val="both"/>
     </w:pPr>
     <w:rPr>
@@ -1475,7 +1475,7 @@
     <w:name w:val="Definition"/>
     <w:basedOn w:val="Normal"/>
     <w:pPr>
-      <w:spacing w:line="360" w:lineRule="auto"/>
+      <w:spacing w:line="288" w:lineRule="auto"/>
       <w:jc w:val="both"/>
     </w:pPr>
     <w:rPr>
@@ -1489,7 +1489,7 @@
     <w:basedOn w:val="Normal"/>
     <w:link w:val="BodyTextChar"/>
     <w:pPr>
-      <w:spacing w:after="120" w:before="0" w:line="360" w:lineRule="auto"/>
+      <w:spacing w:after="120" w:before="0" w:line="288" w:lineRule="auto"/>
       <w:jc w:val="both"/>
     </w:pPr>
     <w:rPr>
@@ -1504,7 +1504,7 @@
     <w:basedOn w:val="Caption"/>
     <w:pPr>
       <w:keepNext/>
-      <w:spacing w:line="360" w:lineRule="auto"/>
+      <w:spacing w:line="288" w:lineRule="auto"/>
       <w:jc w:val="both"/>
     </w:pPr>
     <w:rPr>
@@ -1517,7 +1517,7 @@
     <w:name w:val="Image Caption"/>
     <w:basedOn w:val="Caption"/>
     <w:pPr>
-      <w:spacing w:line="360" w:lineRule="auto"/>
+      <w:spacing w:line="288" w:lineRule="auto"/>
       <w:jc w:val="both"/>
     </w:pPr>
     <w:rPr>
@@ -1530,7 +1530,7 @@
     <w:name w:val="Figure"/>
     <w:basedOn w:val="Normal"/>
     <w:pPr>
-      <w:spacing w:line="360" w:lineRule="auto"/>
+      <w:spacing w:line="288" w:lineRule="auto"/>
       <w:jc w:val="both"/>
     </w:pPr>
     <w:rPr>
@@ -1544,7 +1544,7 @@
     <w:basedOn w:val="Figure"/>
     <w:pPr>
       <w:keepNext/>
-      <w:spacing w:line="360" w:lineRule="auto"/>
+      <w:spacing w:line="288" w:lineRule="auto"/>
       <w:jc w:val="both"/>
     </w:pPr>
     <w:rPr>
@@ -1608,7 +1608,7 @@
     <w:unhideWhenUsed/>
     <w:qFormat/>
     <w:pPr>
-      <w:spacing w:before="240" w:line="360" w:lineRule="auto"/>
+      <w:spacing w:before="240" w:line="288" w:lineRule="auto"/>
       <w:jc w:val="both"/>
       <w:outlineLvl w:val="9"/>
     </w:pPr>

--- a/dist/downloads/chuong_1_gioi_thieu.docx
+++ b/dist/downloads/chuong_1_gioi_thieu.docx
@@ -2,7 +2,7 @@
 <file path=word/document.xml><?xml version="1.0" encoding="utf-8"?>
 <w:document xmlns:w="http://schemas.openxmlformats.org/wordprocessingml/2006/main" xmlns:m="http://schemas.openxmlformats.org/officeDocument/2006/math" xmlns:r="http://schemas.openxmlformats.org/officeDocument/2006/relationships" xmlns:o="urn:schemas-microsoft-com:office:office" xmlns:v="urn:schemas-microsoft-com:vml" xmlns:w10="urn:schemas-microsoft-com:office:word" xmlns:a="http://schemas.openxmlformats.org/drawingml/2006/main" xmlns:pic="http://schemas.openxmlformats.org/drawingml/2006/picture" xmlns:wp="http://schemas.openxmlformats.org/drawingml/2006/wordprocessingDrawing">
   <w:body>
-    <w:bookmarkStart w:id="20" w:name="chương-1-giới-thiệu"/>
+    <w:bookmarkStart w:id="32" w:name="chương-1-giới-thiệu"/>
     <w:p>
       <w:pPr>
         <w:pStyle w:val="Heading1"/>
@@ -11,7 +11,14 @@
         <w:t xml:space="preserve">CHƯƠNG 1: GIỚI THIỆU</w:t>
       </w:r>
     </w:p>
-    <w:bookmarkEnd w:id="20"/>
+    <w:p>
+      <w:pPr>
+        <w:pStyle w:val="FirstParagraph"/>
+      </w:pPr>
+      <w:r>
+        <w:t xml:space="preserve">Chương mở đầu đặt nền cho toàn bộ luận án. Chương lần lượt làm rõ vì sao mối quan hệ giữa quốc tế hóa và hiệu quả hoạt động kinh doanh của doanh nghiệp vẫn là một vấn đề chưa có lời giải dứt khoát, vì sao châu Á và khu vực lân cận lại là bối cảnh thích hợp đặc biệt để xử lý vấn đề ấy, và luận án này dự kiến đóng góp gì cho tài liệu nghiên cứu kinh doanh quốc tế. Trên cơ sở đó, chương trình bày mục tiêu, câu hỏi nghiên cứu, đối tượng và phạm vi, khái quát phương pháp cùng dữ liệu, những đóng góp mới, và sau cùng là kết cấu của luận án.</w:t>
+      </w:r>
+    </w:p>
     <w:p>
       <w:r>
         <w:pict>
@@ -19,13 +26,13 @@
         </w:pict>
       </w:r>
     </w:p>
-    <w:bookmarkStart w:id="21" w:name="bối-cảnh-nghiên-cứu"/>
+    <w:bookmarkStart w:id="20" w:name="tính-cấp-thiết-và-bối-cảnh-nghiên-cứu"/>
     <w:p>
       <w:pPr>
         <w:pStyle w:val="Heading2"/>
       </w:pPr>
       <w:r>
-        <w:t xml:space="preserve">1.1 Bối cảnh nghiên cứu</w:t>
+        <w:t xml:space="preserve">1.1 Tính cấp thiết và bối cảnh nghiên cứu</w:t>
       </w:r>
     </w:p>
     <w:p>
@@ -33,39 +40,106 @@
         <w:pStyle w:val="FirstParagraph"/>
       </w:pPr>
       <w:r>
-        <w:t xml:space="preserve">Quốc tế hóa doanh nghiệp đã là một trong những chủ đề trung tâm của kinh doanh quốc tế suốt hơn nửa thế kỷ qua. Kể từ khi Johanson và Vahlne (1977) đề xuất mô hình Uppsala về quá trình quốc tế hóa tuần tự, gần nửa thế kỷ nghiên cứu đã tích lũy quanh một câu hỏi cốt lõi mà đến nay vẫn chưa có lời đáp dứt khoát: quốc tế hóa có thực sự cải thiện hiệu quả hoạt động của doanh nghiệp hay không, và nếu có thì trong những điều kiện nào? Lu và Beamish (2004) cung cấp bằng chứng then chốt về quan hệ hình chữ S giữa mức độ quốc tế hóa và hiệu quả, còn Contractor et al. (2003) cùng nhiều nghiên cứu kế tiếp tiếp tục thách thức, bổ sung và điều chỉnh kết luận đó. Điều đáng chú ý không phải là sự thiếu vắng bằng chứng. Vấn đề nằm ở sự phân tán của nó. Mối quan hệ giữa quốc tế hóa và hiệu quả hoạt động doanh nghiệp (internationalization-firm performance, viết tắt là I-P) là có thực, nhưng phức tạp và phụ thuộc vào nhiều điều kiện biên. Chính tính điều kiện này, chứ không phải bản thân dấu của hiệu ứng, mới là vấn đề lý thuyết cần được giải quyết.</w:t>
-      </w:r>
-    </w:p>
-    <w:p>
-      <w:pPr>
-        <w:pStyle w:val="BodyText"/>
-      </w:pPr>
-      <w:r>
-        <w:t xml:space="preserve">Ở châu Á, bối cảnh này càng trở nên đặc biệt đáng quan tâm vì khu vực đang chứng kiến tốc độ hội nhập kinh tế và chuyển đổi số hết sức không đồng đều giữa các quốc gia. Từ Singapore, một nền kinh tế nhỏ mở, dẫn đầu thế giới về năng lực đổi mới và kết nối toàn cầu, đến Việt Nam, một nền kinh tế chuyển đổi đang đẩy nhanh cải cách thể chế và hội nhập quốc tế, rồi đến Trung Quốc với quy mô thị trường khổng lồ và cấu trúc thể chế đặc thù, thậm chí đến các quốc đảo nhỏ Thái Bình Dương đang phải đối mặt với thách thức sinh tồn kép của biến đổi khí hậu và bẫy phụ thuộc xuất khẩu, sự đa dạng này tạo ra một phòng thí nghiệm thực địa lý tưởng để kiểm định các điều kiện biên của quan hệ I-P (Khanna &amp; Palepu, 2010; Peng, 2003).</w:t>
-      </w:r>
-    </w:p>
-    <w:p>
-      <w:pPr>
-        <w:pStyle w:val="BodyText"/>
-      </w:pPr>
-      <w:r>
-        <w:t xml:space="preserve">Chuyển đổi số đang làm thay đổi căn bản cả cách thức doanh nghiệp quốc tế hóa lẫn cách quốc tế hóa tác động đến hiệu quả hoạt động. Banalieva và Dhanaraj (2019) lập luận rằng lý thuyết nội địa hóa cần được cập nhật cho nền kinh tế số, bởi dữ liệu số và tương tác qua nền tảng làm giảm sự phụ thuộc vào hiện diện vật lý. Stallkamp và Schotter (2021) chỉ ra rằng các nền tảng số quốc tế hóa theo một logic khác hẳn với công ty đa quốc gia truyền thống. Verhoef et al. (2021) cung cấp khung phân tầng ba cấp, từ số hóa thông tin đến số hóa quy trình rồi chuyển đổi số toàn diện. Tuy nhiên, phần lớn bằng chứng thực nghiệm hiện có về vai trò của năng lực số trong quan hệ I-P vẫn dồn vào các nền kinh tế phát triển, đặc biệt là Bắc Mỹ và Tây Âu; bằng chứng cho châu Á mới nổi vẫn còn rất mỏng (Bhandari et al., 2023).</w:t>
-      </w:r>
-    </w:p>
-    <w:p>
-      <w:pPr>
-        <w:pStyle w:val="BodyText"/>
-      </w:pPr>
-      <w:r>
-        <w:t xml:space="preserve">Thể chế là tầng giải thích tiếp theo không thể bỏ qua khi bàn về kết quả quốc tế hóa. Lý thuyết thể chế (institutional theory) của North (1990) cùng Khanna và Palepu (2010) khẳng định rằng thể chế tạo ra cấu trúc khuyến khích và chi phí giao dịch khác nhau giữa các quốc gia. Ở các thị trường mới nổi, khoảng trống thể chế (institutional voids), tức sự thiếu hụt các thể chế trung gian hỗ trợ giao dịch thị trường, đẩy chi phí quốc tế hóa của doanh nghiệp lên đáng kể (Peng, 2003). Sự đa dạng thể chế giữa các quốc gia châu Á trải dài từ những nền kinh tế quản trị ổn định và pháp quyền mạnh như Singapore đến các nền kinh tế đang trong quá trình phát triển thể chế như Campuchia hay các quốc đảo Thái Bình Dương. Dải biến thiên đó đặc biệt phong phú và rất thuận lợi cho việc kiểm định. Luận án này tiếp cận dải biến thiên ấy một cách hệ thống thông qua khung phân loại thể chế 6 nhóm được phát triển riêng cho luận án, gọi tắt là ICRV (Institutional Context Regime Variation, biến thiên chế độ bối cảnh thể chế).</w:t>
-      </w:r>
-    </w:p>
-    <w:p>
-      <w:pPr>
-        <w:pStyle w:val="BodyText"/>
-      </w:pPr>
-      <w:r>
-        <w:t xml:space="preserve">Sau cùng, chính nhà quản trị cấp cao mới là tầng chuyển hóa các điều kiện vĩ mô thành quyết định chiến lược và thành kết quả quốc tế hóa cụ thể. Lý thuyết thượng tầng quản trị (upper echelons theory) của Hambrick và Mason (1984) khẳng định rằng quyết định chiến lược phản ánh đặc điểm nhận thức, kinh nghiệm và giá trị của nhà quản trị. Kinh nghiệm quốc tế giúp nhà quản trị nhận diện cơ hội và giảm chi phí của gánh nặng người nước ngoài (liability of foreignness); bên cạnh đó, sự đa dạng giới tính ở cấp lãnh đạo có thể tăng cường quản trị rủi ro và mở rộng góc nhìn khi ra quyết định (Hsu et al., 2013; Post &amp; Byron, 2015). Vì vậy, đưa tầng nhà quản trị vào khung giải thích đa tầng là điều cần thiết để phản ánh đầy đủ sự phức tạp của quan hệ I-P trong bối cảnh châu Á.</w:t>
+        <w:t xml:space="preserve">Quốc tế hóa doanh nghiệp đã là một trong những chủ đề trung tâm của kinh doanh quốc tế (international business) suốt hơn nửa thế kỷ qua. Kể từ khi Johanson và Vahlne (1977) đề xuất mô hình Uppsala về quá trình quốc tế hóa tuần tự, gần nửa thế kỷ nghiên cứu đã tích lũy quanh một câu hỏi cốt lõi mà đến nay vẫn chưa có lời đáp dứt khoát: quốc tế hóa có thực sự cải thiện hiệu quả hoạt động của doanh nghiệp hay không, và nếu có thì trong những điều kiện nào? Lu và Beamish (2004) cung cấp bằng chứng then chốt về quan hệ hình chữ S giữa mức độ quốc tế hóa và hiệu quả, còn Contractor et al. (2003) cùng nhiều nghiên cứu kế tiếp tiếp tục thách thức, bổ sung và điều chỉnh kết luận đó. Điều đáng chú ý không phải là sự thiếu vắng bằng chứng. Vấn đề nằm ở sự phân tán của nó. Mối quan hệ giữa quốc tế hóa và hiệu quả hoạt động kinh doanh (internationalization-performance — I-P) là có thực, nhưng phức tạp và phụ thuộc vào nhiều điều kiện biên. Chính tính điều kiện này, chứ không phải bản thân dấu của hiệu ứng, mới là vấn đề lý thuyết cần được giải quyết.</w:t>
+      </w:r>
+    </w:p>
+    <w:p>
+      <w:pPr>
+        <w:pStyle w:val="BodyText"/>
+      </w:pPr>
+      <w:r>
+        <w:t xml:space="preserve">Sự cấp thiết của vấn đề trước hết bộc lộ ở mức độ không đồng nhất (heterogeneity) cao và dai dẳng trong bằng chứng. Mặc dù đã có hàng trăm nghiên cứu thực nghiệm, các phân tích tổng hợp (meta-analysis) về quan hệ I-P liên tục cho thấy một bức tranh giống nhau: tác động tổng hợp là dương nhưng nhỏ, trong khi mức dị biệt giữa các nghiên cứu lại rất cao (Bausch &amp; Krist, 2007; Kirca et al., 2012; Marano et al., 2016; Wu et al., 2022). Phân tích tổng hợp ba tầng của chính luận án trên 238 nghiên cứu xác nhận lại quy luật thực nghiệm này: hệ số tương quan tổng hợp chỉ vào khoảng r = 0,074, trong khi mức dị biệt còn lại sau khi đã tính tới sai số lấy mẫu vẫn ở mức I² = 62,4% (Do &amp; Phan, 2026c). Mức dị biệt cao như vậy không phải là dấu hiệu của sai sót phương pháp. Trái lại, nó cho thấy quan hệ I-P phụ thuộc sâu sắc vào điều kiện bối cảnh. Bản thân sự tồn tại song song của năm dạng hàm quan hệ khác nhau, từ tuyến tính, chữ U ngược, đường cong chữ S, đường cong chữ M, đến gánh nặng bắt buộc, là dữ kiện cần được giải thích chứ không phải mâu thuẫn cần loại bỏ (Contractor, 2012; Hitt et al., 1997; Lu &amp; Beamish, 2004). Khi cùng một mức cường độ xuất khẩu có thể trở thành lợi thế ở bối cảnh này nhưng lại là gánh nặng ở bối cảnh khác, thì câu hỏi nghiên cứu đáng giá không còn là</w:t>
+      </w:r>
+      <w:r>
+        <w:t xml:space="preserve"> </w:t>
+      </w:r>
+      <w:r>
+        <w:t xml:space="preserve">“</w:t>
+      </w:r>
+      <w:r>
+        <w:t xml:space="preserve">quốc tế hóa tốt hay xấu</w:t>
+      </w:r>
+      <w:r>
+        <w:t xml:space="preserve">”</w:t>
+      </w:r>
+      <w:r>
+        <w:t xml:space="preserve"> </w:t>
+      </w:r>
+      <w:r>
+        <w:t xml:space="preserve">mà là</w:t>
+      </w:r>
+      <w:r>
+        <w:t xml:space="preserve"> </w:t>
+      </w:r>
+      <w:r>
+        <w:t xml:space="preserve">“</w:t>
+      </w:r>
+      <w:r>
+        <w:t xml:space="preserve">trong điều kiện nào quốc tế hóa cải thiện hiệu quả, và trong điều kiện nào thì không</w:t>
+      </w:r>
+      <w:r>
+        <w:t xml:space="preserve">”</w:t>
+      </w:r>
+      <w:r>
+        <w:t xml:space="preserve">.</w:t>
+      </w:r>
+    </w:p>
+    <w:p>
+      <w:pPr>
+        <w:pStyle w:val="BodyText"/>
+      </w:pPr>
+      <w:r>
+        <w:t xml:space="preserve">Ở châu Á, bối cảnh này càng trở nên đặc biệt đáng quan tâm vì khu vực đang chứng kiến tốc độ hội nhập kinh tế và chuyển đổi số hết sức không đồng đều giữa các quốc gia. Từ Singapore, một nền kinh tế nhỏ mở, dẫn đầu thế giới về năng lực đổi mới và kết nối toàn cầu, đến Việt Nam, một nền kinh tế chuyển đổi đang đẩy nhanh cải cách thể chế và hội nhập quốc tế, rồi đến Trung Quốc với quy mô thị trường khổng lồ và cấu trúc thể chế đặc thù, thậm chí đến các quốc đảo nhỏ Thái Bình Dương đang phải đối mặt với thách thức sinh tồn kép của biến đổi khí hậu và sự phụ thuộc xuất khẩu bắt buộc, sự đa dạng này tạo ra một phòng thí nghiệm thực địa hiếm có để kiểm định các điều kiện biên của quan hệ I-P (Khanna &amp; Palepu, 2010; Peng, 2003). Sự đồng tồn tại của nhiều chế độ thể chế khác nhau trong cùng một khoảng thời gian và trên cùng một nguồn dữ liệu chuẩn hóa cho phép phân tách hiệu ứng thể chế khỏi hiệu ứng thời kỳ, điều mà các nghiên cứu đơn quốc gia khó lòng thực hiện.</w:t>
+      </w:r>
+    </w:p>
+    <w:p>
+      <w:pPr>
+        <w:pStyle w:val="BodyText"/>
+      </w:pPr>
+      <w:r>
+        <w:t xml:space="preserve">Thể chế là tầng giải thích không thể bỏ qua khi bàn về kết quả quốc tế hóa. Lý thuyết thể chế (institutional theory) của North (1990) cùng Khanna và Palepu (2010) khẳng định rằng thể chế tạo ra cấu trúc khuyến khích và chi phí giao dịch khác nhau giữa các quốc gia. Ở các thị trường mới nổi, khoảng trống thể chế (institutional voids), tức sự thiếu hụt các thể chế trung gian hỗ trợ giao dịch thị trường, đẩy chi phí quốc tế hóa của doanh nghiệp lên đáng kể (Khanna &amp; Palepu, 2010; Peng, 2003). Sự đa dạng thể chế giữa các quốc gia châu Á trải dài từ những nền kinh tế quản trị ổn định và pháp quyền mạnh như Singapore đến các nền kinh tế đang trong quá trình phát triển thể chế như Campuchia hay các quốc đảo Thái Bình Dương. Dải biến thiên đó đặc biệt phong phú và rất thuận lợi cho việc kiểm định. Luận án tiếp cận dải biến thiên ấy một cách hệ thống thông qua khung phân loại thể chế sáu nhóm được phát triển riêng cho luận án, gọi là Biến thiên chế độ bối cảnh thể chế (Institutional Context Regime Variation — ICRV).</w:t>
+      </w:r>
+    </w:p>
+    <w:p>
+      <w:pPr>
+        <w:pStyle w:val="BodyText"/>
+      </w:pPr>
+      <w:r>
+        <w:t xml:space="preserve">Cùng lúc đó, chuyển đổi số đang làm thay đổi căn bản cả cách thức doanh nghiệp quốc tế hóa lẫn cách quốc tế hóa tác động đến hiệu quả hoạt động. Banalieva và Dhanaraj (2019) lập luận rằng lý thuyết nội hóa cần được cập nhật cho nền kinh tế số, bởi dữ liệu số và tương tác qua nền tảng làm giảm sự phụ thuộc vào hiện diện vật lý. Stallkamp và Schotter (2021) chỉ ra rằng các doanh nghiệp nền tảng quốc tế hóa theo một logic khác hẳn với công ty đa quốc gia truyền thống, cho phép cả những doanh nghiệp nhỏ ở thị trường mới nổi vươn ra quốc tế với chi phí gần bằng không. Verhoef et al. (2021) cung cấp khung phân tầng ba cấp, từ số hóa thông tin, số hóa quy trình đến chuyển đổi số toàn diện. Tuy nhiên, phần lớn bằng chứng thực nghiệm hiện có về vai trò của năng lực số trong quan hệ I-P vẫn dồn vào các nền kinh tế phát triển ở Bắc Mỹ và Tây Âu; bằng chứng cho châu Á mới nổi vẫn còn rất mỏng (Bhandari et al., 2023; Yang et al., 2025). Đáng lưu ý hơn, nhiều nghiên cứu gộp chung hai cấu trúc khái niệm vốn khác nhau về bản chất, là chiều sâu năng lực công nghệ nội tại và mức độ chấp nhận số ở bề mặt, thành một chỉ số</w:t>
+      </w:r>
+      <w:r>
+        <w:t xml:space="preserve"> </w:t>
+      </w:r>
+      <w:r>
+        <w:t xml:space="preserve">“</w:t>
+      </w:r>
+      <w:r>
+        <w:t xml:space="preserve">năng lực số</w:t>
+      </w:r>
+      <w:r>
+        <w:t xml:space="preserve">”</w:t>
+      </w:r>
+      <w:r>
+        <w:t xml:space="preserve"> </w:t>
+      </w:r>
+      <w:r>
+        <w:t xml:space="preserve">duy nhất, khiến kết luận mất đi độ chính xác và che khuất những cơ chế tác động rất khác nhau.</w:t>
+      </w:r>
+    </w:p>
+    <w:p>
+      <w:pPr>
+        <w:pStyle w:val="BodyText"/>
+      </w:pPr>
+      <w:r>
+        <w:t xml:space="preserve">Sau cùng, chính nhà quản trị cấp cao mới là tầng chuyển hóa các điều kiện vĩ mô thành quyết định chiến lược và thành kết quả quốc tế hóa cụ thể. Lý thuyết Bậc trên (upper echelons theory) của Hambrick và Mason (1984) khẳng định rằng quyết định chiến lược phản ánh đặc điểm nhận thức, kinh nghiệm và giá trị của nhà quản trị. Kinh nghiệm quốc tế giúp nhà quản trị nhận diện cơ hội và giảm chi phí của gánh nặng người nước ngoài (liability of foreignness); bên cạnh đó, sự đa dạng giới tính ở cấp lãnh đạo có thể tăng cường quản trị rủi ro và mở rộng góc nhìn khi ra quyết định (Hsu et al., 2013; Post &amp; Byron, 2015). Đưa tầng nhà quản trị vào khung giải thích đa tầng là điều cần thiết để phản ánh đầy đủ sự phức tạp của quan hệ I-P trong bối cảnh châu Á.</w:t>
+      </w:r>
+    </w:p>
+    <w:p>
+      <w:pPr>
+        <w:pStyle w:val="BodyText"/>
+      </w:pPr>
+      <w:r>
+        <w:t xml:space="preserve">Từ những lập luận trên, luận án xác định một vấn đề nghiên cứu có tính cấp thiết kép. Về mặt khoa học, tài liệu I-P vẫn thiếu một khung lý thuyết tích hợp đủ sức giải thích mức dị biệt cao, đặc biệt cho khu vực châu Á và Thái Bình Dương, nơi bằng chứng liên quốc gia quy mô lớn còn rất hạn chế và nơi sự phân biệt giữa năng lực công nghệ với mức độ chấp nhận số chưa được xử lý một cách hệ thống. Về mặt thực tiễn, doanh nghiệp và nhà hoạch định chính sách ở châu Á đang cần một căn cứ rõ ràng hơn về việc quốc tế hóa đến mức nào thì còn có lợi, và điều kiện thể chế cùng năng lực số nào quyết định ngưỡng đó. Luận án được thực hiện nhằm lấp đầy khoảng trống này.</w:t>
       </w:r>
     </w:p>
     <w:p>
@@ -75,14 +149,14 @@
         </w:pict>
       </w:r>
     </w:p>
-    <w:bookmarkEnd w:id="21"/>
-    <w:bookmarkStart w:id="22" w:name="vấn-đề-nghiên-cứu"/>
+    <w:bookmarkEnd w:id="20"/>
+    <w:bookmarkStart w:id="21" w:name="mục-tiêu-nghiên-cứu"/>
     <w:p>
       <w:pPr>
         <w:pStyle w:val="Heading2"/>
       </w:pPr>
       <w:r>
-        <w:t xml:space="preserve">1.2 Vấn đề nghiên cứu</w:t>
+        <w:t xml:space="preserve">1.2 Mục tiêu nghiên cứu</w:t>
       </w:r>
     </w:p>
     <w:p>
@@ -90,23 +164,15 @@
         <w:pStyle w:val="FirstParagraph"/>
       </w:pPr>
       <w:r>
-        <w:t xml:space="preserve">Mặc dù đã có hàng trăm nghiên cứu thực nghiệm, bằng chứng về mối quan hệ giữa quốc tế hóa và hiệu quả hoạt động của doanh nghiệp vẫn tản mạn và chưa hội tụ. Các phân tích tổng hợp (meta-analysis) về quan hệ I-P liên tục cho thấy một bức tranh giống nhau: tác động tổng hợp là dương nhưng nhỏ, với hệ số tương quan tổng hợp r nằm trong khoảng 0,07-0,13, trong khi mức độ dị biệt giữa các nghiên cứu rất cao, I² thường vượt 80% (Bausch &amp; Krist, 2007; Kirca et al., 2012; Marano et al., 2016; Wu et al., 2022). Mức dị biệt cao như vậy không phải là dấu hiệu của sai sót phương pháp. Trái lại, nó cho thấy quan hệ I-P phụ thuộc sâu sắc vào điều kiện bối cảnh. Arte và Larimo (2022) lập luận rằng chính sự dị biệt cao này đòi hỏi chuyển dịch từ mô hình đơn biến sang một khung đa tầng có tính đến thể chế, năng lực và đặc điểm nhà quản trị.</w:t>
-      </w:r>
-    </w:p>
-    <w:p>
-      <w:pPr>
-        <w:pStyle w:val="BodyText"/>
-      </w:pPr>
-      <w:r>
-        <w:t xml:space="preserve">Từ tổng quan tài liệu, luận án xác định ba khoảng trống nghiên cứu quan trọng. Trước hết là sự thiếu vắng một khung lý thuyết tích hợp đủ sức giải thích mức dị biệt cao đó. Các nghiên cứu hiện tại thường chỉ chọn một hoặc hai lý thuyết làm nền, nên mô hình không đủ đa tầng để nắm bắt sự phức tạp của thực tế. Mô hình Uppsala giải thích được chi phí học hỏi nhưng chưa xử lý được vai trò của thể chế; lý thuyết dựa trên nguồn lực (resource-based view, RBV) làm rõ sự khác biệt về năng lực nhưng bỏ qua bối cảnh vĩ mô; lý thuyết thể chế giải thích bối cảnh vĩ mô nhưng không tính đến đặc điểm cá nhân của nhà quản trị. Không một lý thuyết nào đứng riêng đủ sức giải thích trọn vẹn sự dị biệt ấy. Khoảng trống thứ hai nằm ở chỗ nhiều nghiên cứu đã đồng nhất một cách thiếu hợp lý hai cấu trúc khái niệm vốn khác nhau về bản chất: năng lực công nghệ, tức chiều sâu công nghệ được nhập vào tổ chức, và mức độ chấp nhận số, tức mức áp dụng các công cụ số bề mặt trong hoạt động kinh doanh. Khi gộp hai cấu trúc này thành một chỉ số tổng hợp duy nhất, kết luận mất đi độ chính xác và có thể che khuất những cơ chế tác động vốn rất khác nhau (Bharadwaj et al., 2013; Coltman et al., 2008; Verhoef et al., 2021). Sau cùng, khu vực châu Á còn thiếu bằng chứng liên quốc gia quy mô lớn. Phần lớn nghiên cứu hiện có chỉ tập trung vào một quốc gia hoặc một tiểu vùng; ngay cả khi có nghiên cứu đa quốc gia, phạm vi cũng thường hẹp và chưa đủ đa dạng thể chế để kiểm định các điều kiện biên có ý nghĩa.</w:t>
-      </w:r>
-    </w:p>
-    <w:p>
-      <w:pPr>
-        <w:pStyle w:val="BodyText"/>
-      </w:pPr>
-      <w:r>
-        <w:t xml:space="preserve">Luận án này được thiết kế để xử lý đồng thời ba khoảng trống đó. Cách tiếp cận là xây dựng và kiểm định một khung giải thích đa tầng cho quan hệ I-P tại châu Á, theo thiết kế kết hợp tổng hợp và thực nghiệm (mixed synthesis-empirical), trong đó phân tích tổng hợp và phân tích đa quốc gia quy mô lớn được gắn kết với nhau. Trọng tâm khoa học của luận án là vai trò điều tiết của thể chế, năng lực số và đặc điểm nhà quản trị. Theo lập luận của luận án, ba tầng điều tiết này khi đặt cạnh nhau mới tạo nên cấu trúc giải thích cần thiết cho mức dị biệt cao trong quan hệ I-P.</w:t>
+        <w:t xml:space="preserve">Mục tiêu chung của luận án là xây dựng và kiểm định một khung giải thích đa tầng cho mối quan hệ giữa quốc tế hóa và hiệu quả hoạt động kinh doanh của doanh nghiệp tại các nền kinh tế châu Á và khu vực lân cận, trong đó làm rõ vai trò điều tiết (moderating effect) của thể chế, năng lực số và đặc điểm nhà quản trị đối với mối quan hệ này.</w:t>
+      </w:r>
+    </w:p>
+    <w:p>
+      <w:pPr>
+        <w:pStyle w:val="BodyText"/>
+      </w:pPr>
+      <w:r>
+        <w:t xml:space="preserve">Từ mục tiêu chung đó, luận án triển khai bốn mục tiêu cụ thể. Mục tiêu thứ nhất là tổng hợp và cập nhật bằng chứng phân tích tổng hợp về quan hệ I-P trong giai đoạn 1982-2026, qua đó xác định tác động tổng hợp, mức độ dị biệt, và những biến điều tiết chính giải thích sự dị biệt giữa các nghiên cứu. Mục tiêu thứ hai là kiểm định cơ chế cụ thể của quan hệ I-P trong các bối cảnh quốc gia khác nhau, gồm Singapore với tư cách nền kinh tế nhỏ mở tiên tiến, Việt Nam với tư cách nền kinh tế chuyển đổi đang mở rộng, và Trung Quốc với tư cách nền kinh tế thu nhập trung bình cao quy mô lớn; so sánh ba bối cảnh này giúp làm rõ cách các cơ chế I-P vận hành khác nhau theo từng quốc gia, đồng thời kiểm định tính ổn định của cấu trúc phi tuyến theo thời gian. Mục tiêu thứ ba là mở rộng phân tích sang phạm vi đa quốc gia gồm 47-49 nền kinh tế châu Á và Thái Bình Dương, trong đó có nhóm các quốc đảo nhỏ Thái Bình Dương, nhằm kiểm định khả năng khái quát hóa của các phát hiện trên một dải bối cảnh thể chế rộng, kế thừa và mở rộng từ tập 17 nền kinh tế trong Do và Phan (2026a). Mục tiêu thứ tư là phân tích vai trò điều tiết của ba nhóm nhân tố: thể chế (đo bằng các nhóm con ICRV cùng các chỉ số rào cản thể chế), năng lực số (phân biệt rõ Chỉ số năng lực công nghệ — Technological Capability Index — TCI với Chỉ số chấp nhận số — Digital Adoption Index — DAI), và đặc điểm nhà quản trị cấp cao (kinh nghiệm và giới tính).</w:t>
       </w:r>
     </w:p>
     <w:p>
@@ -116,14 +182,14 @@
         </w:pict>
       </w:r>
     </w:p>
-    <w:bookmarkEnd w:id="22"/>
-    <w:bookmarkStart w:id="23" w:name="mục-tiêu-nghiên-cứu"/>
+    <w:bookmarkEnd w:id="21"/>
+    <w:bookmarkStart w:id="22" w:name="câu-hỏi-nghiên-cứu"/>
     <w:p>
       <w:pPr>
         <w:pStyle w:val="Heading2"/>
       </w:pPr>
       <w:r>
-        <w:t xml:space="preserve">1.3 Mục tiêu nghiên cứu</w:t>
+        <w:t xml:space="preserve">1.3 Câu hỏi nghiên cứu</w:t>
       </w:r>
     </w:p>
     <w:p>
@@ -131,15 +197,47 @@
         <w:pStyle w:val="FirstParagraph"/>
       </w:pPr>
       <w:r>
-        <w:t xml:space="preserve">Mục tiêu tổng quát của luận án là xây dựng và kiểm định một khung giải thích đa tầng cho mối quan hệ giữa quốc tế hóa và hiệu quả hoạt động của doanh nghiệp tại các quốc gia châu Á, trong đó làm rõ vai trò điều tiết của thể chế, năng lực số và đặc điểm nhà quản trị.</w:t>
-      </w:r>
-    </w:p>
-    <w:p>
-      <w:pPr>
-        <w:pStyle w:val="BodyText"/>
-      </w:pPr>
-      <w:r>
-        <w:t xml:space="preserve">Từ mục tiêu tổng quát đó, luận án triển khai bốn mục tiêu cụ thể. Mục tiêu đầu tiên là tổng hợp và cập nhật bằng chứng phân tích tổng hợp về mối quan hệ I-P trong giai đoạn 1982-2026, qua đó xác định tác động tổng hợp, mức độ dị biệt, và những nhân tố điều tiết (moderator) chính giải thích sự dị biệt giữa các nghiên cứu. Mục tiêu tiếp theo là kiểm định cơ chế cụ thể trong các bối cảnh quốc gia khác nhau: Singapore với tư cách nền kinh tế nhỏ mở tiên tiến, Việt Nam với tư cách nền kinh tế chuyển đổi đang mở rộng, và Trung Quốc với tư cách nền kinh tế mới nổi quy mô lớn. So sánh ba bối cảnh này giúp làm rõ cách các cơ chế I-P vận hành khác nhau theo từng quốc gia. Mục tiêu thứ ba mở rộng phân tích sang 47-49 nền kinh tế châu Á và Thái Bình Dương (trong đó có 6-8 nền kinh tế đảo nhỏ Thái Bình Dương) nhằm kiểm định khả năng khái quát hóa của các phát hiện trên phạm vi rộng, kế thừa và mở rộng từ tập 17 nền kinh tế trong Do và Phan (2026a). Sau cùng, luận án phân tích vai trò điều tiết của ba nhóm biến: thể chế (gồm các nhóm con ICRV và các chỉ số rào cản thể chế), năng lực số (phân biệt rõ chỉ số năng lực công nghệ, technological capability index, TCI, với chỉ số chấp nhận số, digital adoption index, DAI), và đặc điểm nhà quản trị cấp cao (kinh nghiệm và giới tính).</w:t>
+        <w:t xml:space="preserve">Câu hỏi nghiên cứu trung tâm của luận án được phát biểu như sau: quốc tế hóa ảnh hưởng đến hiệu quả hoạt động kinh doanh của doanh nghiệp ở châu Á như thế nào, và những điều kiện nào về thể chế, năng lực số và đặc điểm nhà quản trị giải thích mức độ dị biệt cao trong mối quan hệ đó?</w:t>
+      </w:r>
+    </w:p>
+    <w:p>
+      <w:pPr>
+        <w:pStyle w:val="BodyText"/>
+      </w:pPr>
+      <w:r>
+        <w:t xml:space="preserve">Từ câu hỏi trung tâm này, luận án đặt ra bốn câu hỏi nghiên cứu cụ thể, tương ứng với bốn mục tiêu cụ thể ở trên.</w:t>
+      </w:r>
+    </w:p>
+    <w:p>
+      <w:pPr>
+        <w:pStyle w:val="BodyText"/>
+      </w:pPr>
+      <w:r>
+        <w:t xml:space="preserve">Câu hỏi nghiên cứu thứ nhất hướng vào bằng chứng tổng hợp: tác động tổng hợp của quốc tế hóa lên hiệu quả hoạt động doanh nghiệp trong các nghiên cứu giai đoạn 1982-2026 là bao nhiêu, mức độ dị biệt đến đâu, và những biến điều tiết nào giải thích sự dị biệt đó một cách có hệ thống?</w:t>
+      </w:r>
+    </w:p>
+    <w:p>
+      <w:pPr>
+        <w:pStyle w:val="BodyText"/>
+      </w:pPr>
+      <w:r>
+        <w:t xml:space="preserve">Câu hỏi nghiên cứu thứ hai đi vào từng bối cảnh quốc gia gồm Singapore, Việt Nam và Trung Quốc: quan hệ I-P vận hành theo những cơ chế đặc thù nào ở mỗi nền kinh tế, tính phi tuyến biểu hiện ra sao, và cấu trúc phi tuyến đó có ổn định theo thời gian hay không?</w:t>
+      </w:r>
+    </w:p>
+    <w:p>
+      <w:pPr>
+        <w:pStyle w:val="BodyText"/>
+      </w:pPr>
+      <w:r>
+        <w:t xml:space="preserve">Câu hỏi nghiên cứu thứ ba mở rộng ra phạm vi đa quốc gia gồm 47-49 nền kinh tế châu Á và Thái Bình Dương: vai trò điều tiết của Chỉ số chấp nhận số và Chỉ số năng lực công nghệ có khái quát hóa được không, và hai cấu trúc khái niệm này có thực sự vận hành theo những cơ chế khác nhau hay không?</w:t>
+      </w:r>
+    </w:p>
+    <w:p>
+      <w:pPr>
+        <w:pStyle w:val="BodyText"/>
+      </w:pPr>
+      <w:r>
+        <w:t xml:space="preserve">Câu hỏi nghiên cứu thứ tư khép lại bằng tương tác giữa các tầng điều tiết: thể chế, đo bằng nhóm con ICRV, cùng với sự phân biệt giữa năng lực công nghệ và chấp nhận số, và đặc điểm nhà quản trị, điều tiết quan hệ I-P như thế nào, và tương tác đồng thời giữa các tầng đó mang ý nghĩa ra sao đối với việc xác định điều kiện biên của mối quan hệ?</w:t>
       </w:r>
     </w:p>
     <w:p>
@@ -149,14 +247,41 @@
         </w:pict>
       </w:r>
     </w:p>
+    <w:bookmarkEnd w:id="22"/>
+    <w:bookmarkStart w:id="26" w:name="đối-tượng-và-phạm-vi-nghiên-cứu"/>
+    <w:p>
+      <w:pPr>
+        <w:pStyle w:val="Heading2"/>
+      </w:pPr>
+      <w:r>
+        <w:t xml:space="preserve">1.4 Đối tượng và phạm vi nghiên cứu</w:t>
+      </w:r>
+    </w:p>
+    <w:bookmarkStart w:id="23" w:name="đối-tượng-nghiên-cứu"/>
+    <w:p>
+      <w:pPr>
+        <w:pStyle w:val="Heading3"/>
+      </w:pPr>
+      <w:r>
+        <w:t xml:space="preserve">1.4.1 Đối tượng nghiên cứu</w:t>
+      </w:r>
+    </w:p>
+    <w:p>
+      <w:pPr>
+        <w:pStyle w:val="FirstParagraph"/>
+      </w:pPr>
+      <w:r>
+        <w:t xml:space="preserve">Đối tượng nghiên cứu của luận án là mối quan hệ giữa quốc tế hóa và hiệu quả hoạt động kinh doanh của doanh nghiệp, cùng với các nhân tố điều tiết mối quan hệ đó, gồm bối cảnh thể chế, năng lực số và đặc điểm nhà quản trị cấp cao. Đơn vị phân tích là doanh nghiệp ở cấp độ tổ chức, không phải cấp độ ngành hay cấp độ quốc gia. Trong luận án, quốc tế hóa được đo chủ yếu bằng tỷ lệ doanh thu xuất khẩu trên tổng doanh thu (Foreign Sales to Total Sales — FSTS), tức cường độ xuất khẩu, còn hiệu quả hoạt động được đo chủ yếu bằng năng suất lao động, bổ sung bằng tỷ suất lợi nhuận trên doanh thu và tăng trưởng doanh thu trong các kiểm tra độ vững.</w:t>
+      </w:r>
+    </w:p>
     <w:bookmarkEnd w:id="23"/>
-    <w:bookmarkStart w:id="24" w:name="câu-hỏi-nghiên-cứu"/>
-    <w:p>
-      <w:pPr>
-        <w:pStyle w:val="Heading2"/>
-      </w:pPr>
-      <w:r>
-        <w:t xml:space="preserve">1.4 Câu hỏi nghiên cứu</w:t>
+    <w:bookmarkStart w:id="24" w:name="phạm-vi-không-gian"/>
+    <w:p>
+      <w:pPr>
+        <w:pStyle w:val="Heading3"/>
+      </w:pPr>
+      <w:r>
+        <w:t xml:space="preserve">1.4.2 Phạm vi không gian</w:t>
       </w:r>
     </w:p>
     <w:p>
@@ -164,15 +289,51 @@
         <w:pStyle w:val="FirstParagraph"/>
       </w:pPr>
       <w:r>
-        <w:t xml:space="preserve">Câu hỏi nghiên cứu trung tâm của luận án là: Quốc tế hóa ảnh hưởng đến hiệu quả hoạt động của doanh nghiệp ở châu Á như thế nào, và những điều kiện nào, về thể chế, năng lực số và đặc điểm nhà quản trị, giải thích sự dị biệt cao trong mối quan hệ đó?</w:t>
-      </w:r>
-    </w:p>
-    <w:p>
-      <w:pPr>
-        <w:pStyle w:val="BodyText"/>
-      </w:pPr>
-      <w:r>
-        <w:t xml:space="preserve">Từ câu hỏi trung tâm đó, luận án đặt ra bốn câu hỏi nghiên cứu cụ thể. Câu hỏi nghiên cứu thứ nhất (RQ1) hướng vào tổng hợp: Tác động tổng hợp của quốc tế hóa lên hiệu quả hoạt động doanh nghiệp trong các nghiên cứu giai đoạn 1982-2026 là gì, mức độ dị biệt đến đâu, và những biến điều tiết nào giải thích sự dị biệt đó một cách có hệ thống? Câu hỏi nghiên cứu thứ hai (RQ2) đi vào từng bối cảnh quốc gia gồm Singapore, Việt Nam và Trung Quốc: quan hệ I-P vận hành theo những cơ chế đặc thù nào, và tính phi tuyến biểu hiện ra sao? Câu hỏi nghiên cứu thứ ba (RQ3) mở rộng ra phạm vi đa quốc gia, gồm 47-49 nền kinh tế châu Á và Thái Bình Dương (trong đó có 6-8 nền kinh tế đảo nhỏ Thái Bình Dương): vai trò điều tiết của chỉ số chấp nhận số (DAI) và chỉ số năng lực công nghệ (TCI) có khái quát hóa được không, và hai cấu trúc khái niệm này có thực sự vận hành theo những cơ chế khác nhau hay không? Câu hỏi nghiên cứu thứ tư (RQ4) khép lại bằng tương tác giữa các tầng: vai trò của thể chế, đo bằng nhóm con ICRV, cùng với sự phân biệt giữa TCI và DAI, và đặc điểm nhà quản trị điều tiết quan hệ I-P như thế nào, và tương tác ba chiều giữa ba tầng đó có ý nghĩa ra sao?</w:t>
+        <w:t xml:space="preserve">Phạm vi không gian chính của nghiên cứu gồm 47-49 nền kinh tế châu Á và Thái Bình Dương có dữ liệu trong Khảo sát Doanh nghiệp của Ngân hàng Thế giới (World Bank Enterprise Surveys — WBES), được phân loại và tổ chức theo sáu nhóm con trong khung ICRV. Sáu nhóm con đó là: nhóm tiên tiến dẫn dắt bằng đổi mới (Advanced Innovation-Driven), đại diện là Singapore, Hàn Quốc và Đài Loan; nhóm tiên tiến dẫn dắt bằng tài nguyên (Advanced Resource-Driven), đại diện là các nền kinh tế vùng Vịnh; nhóm thu nhập trung bình cao (Upper-middle), đại diện là Trung Quốc và Malaysia; nhóm đang nổi (Emerging), gồm Việt Nam và các nền kinh tế ASEAN đang phát triển; nhóm cận biên (Frontier), gồm các nền kinh tế kém phát triển nhất như Campuchia, Nepal và Bangladesh; và nhóm quốc đảo nhỏ Thái Bình Dương (Pacific SIDS), gồm các quốc đảo nhỏ đang phát triển (Small Island Developing States — SIDS) được đưa vào phân tích để kiểm định các điều kiện biên cực đoan của quan hệ I-P. Nhật Bản không nằm trong phạm vi thực nghiệm vì cấu trúc dữ liệu WBES không bao phủ Nhật Bản đầy đủ.</w:t>
+      </w:r>
+    </w:p>
+    <w:p>
+      <w:pPr>
+        <w:pStyle w:val="BodyText"/>
+      </w:pPr>
+      <w:r>
+        <w:t xml:space="preserve">Cách ghi</w:t>
+      </w:r>
+      <w:r>
+        <w:t xml:space="preserve"> </w:t>
+      </w:r>
+      <w:r>
+        <w:t xml:space="preserve">“</w:t>
+      </w:r>
+      <w:r>
+        <w:t xml:space="preserve">47-49 nền kinh tế</w:t>
+      </w:r>
+      <w:r>
+        <w:t xml:space="preserve">”</w:t>
+      </w:r>
+      <w:r>
+        <w:t xml:space="preserve"> </w:t>
+      </w:r>
+      <w:r>
+        <w:t xml:space="preserve">phản ánh hai phạm vi mẫu khác nhau chứ không phải mâu thuẫn. Phân tích mô tả bao phủ 47 nền kinh tế với 101.185 doanh nghiệp, còn mô hình hồi quy đa quốc gia bao phủ 49 nền kinh tế đáp ứng đủ yêu cầu dữ liệu cho ước lượng. Tương tự, danh sách nhóm quốc đảo nhỏ Thái Bình Dương gồm nhiều nền kinh tế đảo nhỏ, nhưng số quan sát thực tế đưa vào hồi quy còn tùy thuộc vào dữ liệu sẵn có sau khi lọc giá trị khuyết.</w:t>
+      </w:r>
+    </w:p>
+    <w:bookmarkEnd w:id="24"/>
+    <w:bookmarkStart w:id="25" w:name="phạm-vi-thời-gian"/>
+    <w:p>
+      <w:pPr>
+        <w:pStyle w:val="Heading3"/>
+      </w:pPr>
+      <w:r>
+        <w:t xml:space="preserve">1.4.3 Phạm vi thời gian</w:t>
+      </w:r>
+    </w:p>
+    <w:p>
+      <w:pPr>
+        <w:pStyle w:val="FirstParagraph"/>
+      </w:pPr>
+      <w:r>
+        <w:t xml:space="preserve">Phạm vi thời gian của nghiên cứu có hai mức. Ở giai đoạn phân tích tổng hợp, luận án tổng hợp các nghiên cứu trong khoảng 1982-2026, bao quát toàn bộ chương trình nghiên cứu về quan hệ I-P từ những công trình thực nghiệm đầu tiên đến thời điểm hoàn thành luận án. Ở giai đoạn phân tích thực nghiệm đa quốc gia, luận án sử dụng dữ liệu WBES trong khoảng 2009-2025, gồm 101.185 doanh nghiệp với 108 cặp quốc gia-năm trải qua 14 mốc khảo sát. Dữ liệu WBES đến từ ba thế hệ lược đồ bảng hỏi (schema), gồm thế hệ PICS3 giai đoạn 2009-2013, thế hệ chuẩn hóa giai đoạn 2014-2018, và thế hệ BREADY/BEE giai đoạn 2019-2025, và đã được hòa hợp để bảo đảm tính nhất quán khi đo lường biến qua các đợt khảo sát.</w:t>
       </w:r>
     </w:p>
     <w:p>
@@ -182,23 +343,15 @@
         </w:pict>
       </w:r>
     </w:p>
-    <w:bookmarkEnd w:id="24"/>
-    <w:bookmarkStart w:id="28" w:name="đối-tượng-và-phạm-vi-nghiên-cứu"/>
+    <w:bookmarkEnd w:id="25"/>
+    <w:bookmarkEnd w:id="26"/>
+    <w:bookmarkStart w:id="27" w:name="khái-quát-phương-pháp-và-dữ-liệu"/>
     <w:p>
       <w:pPr>
         <w:pStyle w:val="Heading2"/>
       </w:pPr>
       <w:r>
-        <w:t xml:space="preserve">1.5 Đối tượng và phạm vi nghiên cứu</w:t>
-      </w:r>
-    </w:p>
-    <w:bookmarkStart w:id="25" w:name="đối-tượng-nghiên-cứu"/>
-    <w:p>
-      <w:pPr>
-        <w:pStyle w:val="Heading3"/>
-      </w:pPr>
-      <w:r>
-        <w:t xml:space="preserve">1.5.1 Đối tượng nghiên cứu</w:t>
+        <w:t xml:space="preserve">1.5 Khái quát phương pháp và dữ liệu</w:t>
       </w:r>
     </w:p>
     <w:p>
@@ -206,109 +359,31 @@
         <w:pStyle w:val="FirstParagraph"/>
       </w:pPr>
       <w:r>
-        <w:t xml:space="preserve">Đối tượng nghiên cứu của luận án là mối quan hệ giữa quốc tế hóa và hiệu quả hoạt động của doanh nghiệp, cùng với các yếu tố điều tiết mối quan hệ đó, gồm bối cảnh thể chế, năng lực số và đặc điểm nhà quản trị cấp cao. Đơn vị phân tích là doanh nghiệp ở cấp độ tổ chức, không phải cấp độ ngành hay cấp độ quốc gia.</w:t>
-      </w:r>
-    </w:p>
-    <w:bookmarkEnd w:id="25"/>
-    <w:bookmarkStart w:id="26" w:name="phạm-vi-không-gian"/>
-    <w:p>
-      <w:pPr>
-        <w:pStyle w:val="Heading3"/>
-      </w:pPr>
-      <w:r>
-        <w:t xml:space="preserve">1.5.2 Phạm vi không gian</w:t>
-      </w:r>
-    </w:p>
-    <w:p>
-      <w:pPr>
-        <w:pStyle w:val="FirstParagraph"/>
-      </w:pPr>
-      <w:r>
-        <w:t xml:space="preserve">Phạm vi không gian chính của nghiên cứu gồm</w:t>
-      </w:r>
-      <w:r>
-        <w:t xml:space="preserve"> </w:t>
-      </w:r>
-      <w:r>
-        <w:rPr>
-          <w:bCs/>
-          <w:b/>
-        </w:rPr>
-        <w:t xml:space="preserve">47-49 nền kinh tế châu Á và Thái Bình Dương</w:t>
-      </w:r>
-      <w:r>
-        <w:t xml:space="preserve"> </w:t>
-      </w:r>
-      <w:r>
-        <w:t xml:space="preserve">có dữ liệu trong Khảo sát Doanh nghiệp của Ngân hàng Thế giới (World Bank Enterprise Surveys, WBES), được phân loại và tổ chức theo 6 nhóm con trong khung ICRV. Sáu nhóm con đó là: (i) nhóm tiên tiến dẫn dắt bằng đổi mới (Advanced Innovation-Driven), đại diện là Singapore, Hàn Quốc và Đài Loan; (ii) nhóm tiên tiến dẫn dắt bằng tài nguyên (Advanced Resource-Driven), đại diện là các nền kinh tế vùng Vịnh; (iii) nhóm thu nhập trung bình cao (Upper-middle), đại diện là Trung Quốc và Malaysia; (iv) nhóm mới nổi (Emerging), gồm Việt Nam và các nền kinh tế ASEAN đang phát triển; (v) nhóm cận biên (Frontier), gồm các nền kinh tế kém phát triển nhất châu Á như Campuchia, Nepal và Afghanistan; và (vi) nhóm đảo nhỏ Thái Bình Dương (Pacific SIDS, Small Island Developing States), gồm 9 nền kinh tế đảo nhỏ Thái Bình Dương được đưa vào phân tích để kiểm định các điều kiện biên cực đoan của quan hệ I-P. Nhật Bản không nằm trong phạm vi thực nghiệm của luận án vì cấu trúc dữ liệu WBES không bao phủ Nhật Bản đầy đủ. Cũng cần lưu ý rằng cách ghi</w:t>
-      </w:r>
-      <w:r>
-        <w:t xml:space="preserve"> </w:t>
-      </w:r>
-      <w:r>
-        <w:t xml:space="preserve">“</w:t>
-      </w:r>
-      <w:r>
-        <w:t xml:space="preserve">47-49 nền kinh tế</w:t>
-      </w:r>
-      <w:r>
-        <w:t xml:space="preserve">”</w:t>
-      </w:r>
-      <w:r>
-        <w:t xml:space="preserve"> </w:t>
-      </w:r>
-      <w:r>
-        <w:t xml:space="preserve">phản ánh hai phạm vi mẫu khác nhau chứ không hề mâu thuẫn: phân tích mô tả (Chương 4, mục 4.1 và Chuyên đề 1) bao phủ</w:t>
-      </w:r>
-      <w:r>
-        <w:t xml:space="preserve"> </w:t>
-      </w:r>
-      <w:r>
-        <w:rPr>
-          <w:bCs/>
-          <w:b/>
-        </w:rPr>
-        <w:t xml:space="preserve">47 nền kinh tế</w:t>
-      </w:r>
-      <w:r>
-        <w:t xml:space="preserve"> </w:t>
-      </w:r>
-      <w:r>
-        <w:t xml:space="preserve">với 101.185 doanh nghiệp, còn mô hình hồi quy đa quốc gia (Nghiên cứu P7, Chương 4) bao phủ</w:t>
-      </w:r>
-      <w:r>
-        <w:t xml:space="preserve"> </w:t>
-      </w:r>
-      <w:r>
-        <w:rPr>
-          <w:bCs/>
-          <w:b/>
-        </w:rPr>
-        <w:t xml:space="preserve">49 nền kinh tế</w:t>
-      </w:r>
-      <w:r>
-        <w:t xml:space="preserve"> </w:t>
-      </w:r>
-      <w:r>
-        <w:t xml:space="preserve">đáp ứng đủ yêu cầu dữ liệu cho ước lượng. Tương tự, danh sách nhóm đảo nhỏ Thái Bình Dương gồm nhiều nền kinh tế đảo nhỏ, nhưng số quan sát thực tế đưa vào hồi quy (Nghiên cứu P8) còn tùy thuộc vào dữ liệu sẵn có sau khi lọc giá trị khuyết.</w:t>
-      </w:r>
-    </w:p>
-    <w:bookmarkEnd w:id="26"/>
-    <w:bookmarkStart w:id="27" w:name="phạm-vi-thời-gian"/>
-    <w:p>
-      <w:pPr>
-        <w:pStyle w:val="Heading3"/>
-      </w:pPr>
-      <w:r>
-        <w:t xml:space="preserve">1.5.3 Phạm vi thời gian</w:t>
-      </w:r>
-    </w:p>
-    <w:p>
-      <w:pPr>
-        <w:pStyle w:val="FirstParagraph"/>
-      </w:pPr>
-      <w:r>
-        <w:t xml:space="preserve">Phạm vi thời gian của nghiên cứu có hai mức. Ở giai đoạn phân tích tổng hợp, luận án tổng hợp các nghiên cứu trong khoảng 1982-2026, bao quát toàn bộ chương trình nghiên cứu về quan hệ I-P từ những công trình thực nghiệm đầu tiên đến thời điểm hoàn thành luận án. Ở giai đoạn phân tích thực nghiệm đa quốc gia, luận án sử dụng dữ liệu WBES trong khoảng 2009-2025, gồm 101.185 doanh nghiệp với 108 cặp quốc gia-năm trải qua 14 mốc khảo sát. Dữ liệu WBES đến từ ba thế hệ lược đồ khảo sát (PICS3 giai đoạn 2009-2012, lược đồ chuẩn hóa giai đoạn 2013-2017, và BREADY/BEE giai đoạn 2018-2025), và đã được hòa hợp để bảo đảm tính nhất quán khi đo lường biến qua các đợt khảo sát.</w:t>
+        <w:t xml:space="preserve">Luận án áp dụng thiết kế kết hợp tổng hợp và thực nghiệm (mixed synthesis-empirical), gắn phân tích tổng hợp với phân tích thực nghiệm đa quốc gia, nhằm trả lời bốn câu hỏi nghiên cứu đã đặt ra. Thiết kế này không đơn thuần chạy hai phương pháp song song. Nó tạo ra một đối thoại hai chiều: phân tích tổng hợp dựng nên bức tranh hệ thống về trạng thái bằng chứng và xác định những biến điều tiết quan trọng trong các nghiên cứu, còn phân tích thực nghiệm kiểm định trực tiếp các giả thuyết nảy sinh từ khung lý thuyết trong bối cảnh châu Á. Sự tương tác đó làm tăng đáng kể sức nặng đóng góp so với việc chỉ dùng một phương pháp duy nhất (Borenstein et al., 2009; Hunter &amp; Schmidt, 2004).</w:t>
+      </w:r>
+    </w:p>
+    <w:p>
+      <w:pPr>
+        <w:pStyle w:val="BodyText"/>
+      </w:pPr>
+      <w:r>
+        <w:t xml:space="preserve">Về phương pháp cụ thể, giai đoạn phân tích tổng hợp sử dụng mô hình hiệu ứng ngẫu nhiên (random effects) với phép biến đổi Fisher’s z, phân tích nhóm con theo chế độ thể chế, và các kiểm định sai lệch xuất bản (publication bias) gồm kiểm định Egger và kiểm định tương quan hạng Begg-Mazumdar (Begg &amp; Mazumdar, 1994; Egger et al., 1997). Giai đoạn thực nghiệm sử dụng hồi quy bình phương tối thiểu thông thường với sai số chuẩn vững HC1/HC3, mô hình bậc hai và bậc ba để kiểm định phi tuyến, số hạng tương tác hai chiều và ba chiều để kiểm định vai trò điều tiết, cùng hiệu ứng cố định (fixed effects) theo quốc gia và năm. Kiểm định Lind-Mehlum được áp dụng để xác nhận dạng chữ U ngược và định vị điểm uốn (turning point) trong quan hệ phi tuyến (Haans et al., 2016; Lind &amp; Mehlum, 2010), trong khi kiểm định Paternoster được dùng để so sánh điểm uốn giữa các chế độ thể chế và giữa các giai đoạn thời gian.</w:t>
+      </w:r>
+    </w:p>
+    <w:p>
+      <w:pPr>
+        <w:pStyle w:val="BodyText"/>
+      </w:pPr>
+      <w:r>
+        <w:t xml:space="preserve">Nền tảng dữ liệu thực nghiệm là bộ WBES, bộ dữ liệu doanh nghiệp chuẩn hóa lớn nhất hiện có cho các nền kinh tế đang phát triển và chuyển đổi. Tính so sánh liên quốc gia của WBES là điều kiện cho phép gộp dữ liệu đa quốc gia và phân loại các nền kinh tế theo khung ICRV, qua đó vận hành hóa bối cảnh thể chế thành biến phân tích cụ thể. Trên cùng bộ dữ liệu này, luận án phân biệt rạch ròi hai cấu trúc số: Chỉ số năng lực công nghệ, đo chiều sâu công nghệ được nhập vào tổ chức theo tinh thần năng lực hấp thụ của Cohen và Levinthal (1990) và năng lực công nghệ của Lall (1992); và Chỉ số chấp nhận số, đo mức áp dụng các công cụ số ở bề mặt theo phân tầng của Verhoef et al. (2021). Sự phân biệt này, được kiểm tra theo bốn tiêu chí của Coltman et al. (2008), là một quyết định phương pháp cốt lõi của luận án.</w:t>
+      </w:r>
+    </w:p>
+    <w:p>
+      <w:pPr>
+        <w:pStyle w:val="BodyText"/>
+      </w:pPr>
+      <w:r>
+        <w:t xml:space="preserve">Cần nói rõ vị trí của Chương 1 trong toàn bộ chương trình nghiên cứu. Luận án được tổ chức như một hệ thống công bố gồm tám nghiên cứu thành phần P1-P8, được bổ sung bởi một phân tích tổng hợp công bố năm 2024 và một chương sách xuất bản trong tuyển tập IntechOpen năm 2025, hợp thành mười công trình gắn kết với nhau. Trong số này, hai bài đã công bố trên tạp chí, một bài đã có trong kỷ yếu hội thảo, và các bản thảo còn lại đang ở các giai đoạn phản biện và chỉnh sửa khác nhau tại các tạp chí thuộc danh mục ISI/Scopus. Mỗi nghiên cứu thành phần kiểm định một phần của khung giải thích đa tầng trên một bối cảnh hoặc một phạm vi cụ thể, và toàn bộ kết quả được tổng hợp lại trong các chương sau. Chương 1 chỉ khái quát phương pháp và dữ liệu ở mức đủ để định vị nghiên cứu; chi tiết về thiết kế, đo lường biến, đặc tả mô hình và chiến lược kiểm định độ vững được trình bày đầy đủ ở Chương 3.</w:t>
       </w:r>
     </w:p>
     <w:p>
@@ -319,14 +394,56 @@
       </w:r>
     </w:p>
     <w:bookmarkEnd w:id="27"/>
+    <w:bookmarkStart w:id="30" w:name="những-đóng-góp-mới-của-luận-án"/>
+    <w:p>
+      <w:pPr>
+        <w:pStyle w:val="Heading2"/>
+      </w:pPr>
+      <w:r>
+        <w:t xml:space="preserve">1.6 Những đóng góp mới của luận án</w:t>
+      </w:r>
+    </w:p>
+    <w:bookmarkStart w:id="28" w:name="đóng-góp-lý-thuyết"/>
+    <w:p>
+      <w:pPr>
+        <w:pStyle w:val="Heading3"/>
+      </w:pPr>
+      <w:r>
+        <w:t xml:space="preserve">1.6.1 Đóng góp lý thuyết</w:t>
+      </w:r>
+    </w:p>
+    <w:p>
+      <w:pPr>
+        <w:pStyle w:val="FirstParagraph"/>
+      </w:pPr>
+      <w:r>
+        <w:t xml:space="preserve">Về mặt lý thuyết, luận án đóng góp vào tài liệu nghiên cứu kinh doanh quốc tế theo bốn hướng gắn bó với nhau. Đóng góp thứ nhất là tích hợp bốn lý thuyết kinh điển, gồm mô hình Uppsala, quan điểm dựa trên nguồn lực (resource-based view — RBV), lý thuyết thể chế và lý thuyết Bậc trên, vào một khung giải thích đa tầng thống nhất, được bổ sung bằng một lớp mở rộng về năng lực số để phản ánh chuyển đổi số đương đại. Khung này không phải là sự ghép nối cơ học các lý thuyết, mà là một kiến trúc lý thuyết nhất quán nội tại, trong đó mỗi tầng giải thích một dạng dị biệt khác nhau của quan hệ I-P. Đóng góp thứ hai là tách bạch rõ ràng năng lực công nghệ với chấp nhận số, coi đây là hai cấu trúc khái niệm độc lập dựa trên những nền tảng lý thuyết khác nhau (Bharadwaj et al., 2013; Coltman et al., 2008; Verhoef et al., 2021). Sự tách bạch này lấp một thiếu hụt khái niệm quan trọng trong các nghiên cứu về số hóa và quốc tế hóa, vốn thường gộp chung hai cấu trúc khác nhau về bản chất. Đóng góp thứ ba là tái định vị mô hình Uppsala trong kỷ nguyên trí tuệ nhân tạo, bằng cách mở rộng cơ chế học hỏi để bao hàm cả học hỏi tăng cường bằng dữ liệu số, phù hợp với xu hướng quốc tế hóa được hỗ trợ bằng công nghệ số (Banalieva &amp; Dhanaraj, 2019; Yang et al., 2025).</w:t>
+      </w:r>
+    </w:p>
+    <w:p>
+      <w:pPr>
+        <w:pStyle w:val="BodyText"/>
+      </w:pPr>
+      <w:r>
+        <w:t xml:space="preserve">Đóng góp lý thuyết thứ tư, cũng là đóng góp mang tính định danh, là việc phát hiện và đặt tên cho gánh nặng quốc tế hóa bắt buộc (forced internationalization penalty). Đây là một cấu trúc lý thuyết chưa từng được định danh trong tài liệu nghiên cứu kinh doanh quốc tế, được xác lập như điều kiện biên cực đoan của mô hình chữ U ngược. Gánh nặng này xuất hiện khi cả ba điều kiện cấu trúc tối thiểu đồng thời bị vi phạm, đó là thị trường nội địa quá nhỏ, chi phí thương mại cực cao và thiếu hỗ trợ thể chế. Khi đó, quan hệ I-P chuyển từ dạng chữ U ngược sang quan hệ âm đơn điệu không có điểm uốn. Bằng chứng thực nghiệm từ các quốc đảo nhỏ Thái Bình Dương xác nhận quan hệ âm đơn điệu này, qua đó cho thấy chữ U ngược không phải một quy luật phổ quát mà là một quan hệ có điều kiện, và mở ra hướng nghiên cứu mới về điều kiện biên của các lý thuyết quốc tế hóa phổ quát.</w:t>
+      </w:r>
+    </w:p>
+    <w:p>
+      <w:pPr>
+        <w:pStyle w:val="BodyText"/>
+      </w:pPr>
+      <w:r>
+        <w:t xml:space="preserve">Bên cạnh đóng góp lý thuyết, luận án còn đóng góp về phương pháp theo hai hướng. Hướng thứ nhất là thiết kế kết hợp tổng hợp và thực nghiệm, cho phép đối chiếu bằng chứng tổng hợp từ các nghiên cứu toàn cầu với bằng chứng thực nghiệm từ bối cảnh châu Á. Hướng thứ hai là phát triển và áp dụng khung phân loại thể chế ICRV cho 47 nền kinh tế, qua đó cung cấp một công cụ phân loại mới có thể hữu ích cho nhiều nghiên cứu tương lai về vai trò điều tiết của thể chế.</w:t>
+      </w:r>
+    </w:p>
     <w:bookmarkEnd w:id="28"/>
-    <w:bookmarkStart w:id="29" w:name="Xbf9681d2ece38c831068ce83c1d076e11fd1195"/>
-    <w:p>
-      <w:pPr>
-        <w:pStyle w:val="Heading2"/>
-      </w:pPr>
-      <w:r>
-        <w:t xml:space="preserve">1.6 Phương pháp luận và phương pháp nghiên cứu</w:t>
+    <w:bookmarkStart w:id="29" w:name="đóng-góp-thực-tiễn"/>
+    <w:p>
+      <w:pPr>
+        <w:pStyle w:val="Heading3"/>
+      </w:pPr>
+      <w:r>
+        <w:t xml:space="preserve">1.6.2 Đóng góp thực tiễn</w:t>
       </w:r>
     </w:p>
     <w:p>
@@ -334,15 +451,15 @@
         <w:pStyle w:val="FirstParagraph"/>
       </w:pPr>
       <w:r>
-        <w:t xml:space="preserve">Luận án áp dụng thiết kế kết hợp tổng hợp và thực nghiệm, gắn phân tích tổng hợp với phân tích thực nghiệm đa quốc gia, nhằm trả lời bốn câu hỏi nghiên cứu đã đặt ra. Thiết kế này không đơn thuần chạy hai phương pháp song song. Nó tạo ra một đối thoại hai chiều: phân tích tổng hợp dựng nên bức tranh hệ thống về trạng thái bằng chứng và xác định những biến điều tiết quan trọng trong các nghiên cứu, còn phân tích thực nghiệm kiểm định trực tiếp các giả thuyết nảy sinh từ khung lý thuyết trong bối cảnh châu Á. Sự tương tác đó làm tăng đáng kể sức nặng đóng góp so với việc chỉ dùng một phương pháp duy nhất (Borenstein et al., 2009; Hunter &amp; Schmidt, 2004).</w:t>
-      </w:r>
-    </w:p>
-    <w:p>
-      <w:pPr>
-        <w:pStyle w:val="BodyText"/>
-      </w:pPr>
-      <w:r>
-        <w:t xml:space="preserve">Về phương pháp cụ thể, giai đoạn phân tích tổng hợp sử dụng mô hình hiệu ứng ngẫu nhiên (random-effects model) với phép biến đổi Fisher’s z, phân tích nhóm con theo chế độ thể chế, và các kiểm định sai lệch xuất bản (publication bias) gồm kiểm định Egger và kiểm định tương quan hạng Begg-Mazumdar. Giai đoạn thực nghiệm sử dụng hồi quy bình phương tối thiểu thông thường với sai số chuẩn vững HC1/HC3, mô hình bậc hai và bậc ba để kiểm định phi tuyến, tương tác hai chiều và ba chiều để kiểm định vai trò điều tiết, cùng hiệu ứng cố định theo quốc gia và năm. Kiểm định Lind-Mehlum được áp dụng để xác nhận dạng chữ U ngược và định vị điểm uốn trong quan hệ phi tuyến (Haans et al., 2016; Lind &amp; Mehlum, 2010).</w:t>
+        <w:t xml:space="preserve">Về mặt thực tiễn, luận án cung cấp căn cứ có hệ thống cho hai nhóm đối tượng sử dụng chính. Với doanh nghiệp, kết quả phân tích cho thấy tồn tại một ngưỡng tối ưu trong quan hệ giữa mức độ xuất khẩu và hiệu quả hoạt động, và ngưỡng này thay đổi theo bối cảnh thể chế cũng như năng lực số của từng doanh nghiệp. Nhà quản trị cần nhận ra ngưỡng đó và đầu tư có chiến lược vào năng lực công nghệ, thay vì chỉ chạy theo việc chấp nhận số ở bề mặt. Với nhà hoạch định chính sách, bằng chứng từ luận án gợi ý rằng cải cách thể chế và hỗ trợ chuyển đổi số có thể bổ trợ cho nhau theo hướng tích cực: năng lực số có thể làm dịu tác động tiêu cực của rào cản thể chế đối với doanh nghiệp quốc tế hóa, đặc biệt ở các nền kinh tế còn nhiều khoảng trống thể chế (Do &amp; Phan, 2026a).</w:t>
+      </w:r>
+    </w:p>
+    <w:p>
+      <w:pPr>
+        <w:pStyle w:val="BodyText"/>
+      </w:pPr>
+      <w:r>
+        <w:t xml:space="preserve">Tính mới của luận án còn thể hiện ở quy mô và phạm vi chưa từng có trong các nghiên cứu cùng chủ đề tại châu Á. Luận án dựng nên tập dữ liệu lớn cho nghiên cứu đa quốc gia về quan hệ I-P tại khu vực, với 101.185 doanh nghiệp từ 47-49 nền kinh tế, mở rộng đáng kể so với tập 17 nền kinh tế trong Do và Phan (2026a). Việc kiểm định tính ổn định theo thời gian của điểm uốn tại Trung Quốc qua hơn một thập kỷ chuyển đổi số, cùng với việc lần đầu đưa các quốc đảo nhỏ Thái Bình Dương vào một phân tích thực nghiệm về quan hệ I-P trên dữ liệu WBES, là những điểm khác biệt nổi bật so với các luận án và công trình tham chiếu trước đây vốn thường giới hạn ở một quốc gia hoặc một tiểu vùng với một phương pháp duy nhất (Bhandari et al., 2023; Cuervo-Cazurra et al., 2018; Marano et al., 2016; Wu et al., 2022).</w:t>
       </w:r>
     </w:p>
     <w:p>
@@ -353,13 +470,14 @@
       </w:r>
     </w:p>
     <w:bookmarkEnd w:id="29"/>
-    <w:bookmarkStart w:id="30" w:name="giả-thuyết-khoa-học-tóm-tắt"/>
+    <w:bookmarkEnd w:id="30"/>
+    <w:bookmarkStart w:id="31" w:name="kết-cấu-của-luận-án"/>
     <w:p>
       <w:pPr>
         <w:pStyle w:val="Heading2"/>
       </w:pPr>
       <w:r>
-        <w:t xml:space="preserve">1.7 Giả thuyết khoa học (tóm tắt)</w:t>
+        <w:t xml:space="preserve">1.7 Kết cấu của luận án</w:t>
       </w:r>
     </w:p>
     <w:p>
@@ -367,393 +485,47 @@
         <w:pStyle w:val="FirstParagraph"/>
       </w:pPr>
       <w:r>
-        <w:t xml:space="preserve">Trên nền khung lý thuyết tích hợp đa tầng, gồm mô hình Uppsala, lý thuyết dựa trên nguồn lực, lý thuyết thể chế, lý thuyết thượng tầng quản trị và lớp năng lực số, luận án đề xuất hệ giả thuyết khoa học với sáu giả thuyết trọng tâm. Quan hệ nền giữa quốc tế hóa và hiệu quả hoạt động doanh nghiệp mang dạng phi tuyến chữ U ngược: giai đoạn đầu gánh chi phí thâm nhập và thích nghi cao, giai đoạn sau hưởng lợi ích quy mô, học hỏi và đa dạng hóa thị trường, đến khi chi phí điều phối vượt quá lợi ích thì hiệu quả bắt đầu suy giảm. Chỉ số năng lực công nghệ (TCI) điều tiết dương quan hệ I-P nhờ mở rộng biên thích nghi và tăng khả năng khai thác lợi thế cạnh tranh ở thị trường quốc tế. Chỉ số chấp nhận số (DAI), được hiểu là biến đại diện cho mức chấp nhận số nền tảng, có tác động điều tiết không đơn điệu và phụ thuộc vào chế độ thể chế: nơi thể chế tốt, DAI khuếch đại lợi ích của quốc tế hóa; nơi thể chế yếu, DAI lại có thể khuếch đại chi phí điều phối khi mức độ quốc tế hóa vượt ngưỡng. Bối cảnh thể chế, đo bằng nhóm con ICRV, điều tiết cả dạng lẫn độ lớn của quan hệ I-P, tạo nên một dải biến thiên từ tác động dương lớn ở nhóm tiên tiến dẫn dắt bằng đổi mới đến tác động âm ở nhóm cận biên và nhóm đảo nhỏ Thái Bình Dương ở mức cực đoan. Đặc điểm nhà quản trị cấp cao, cụ thể là kinh nghiệm quốc tế và đa dạng giới tính, điều tiết dương quan hệ I-P qua cơ chế tăng cường nhận diện cơ hội và quản trị rủi ro. Bên cạnh sáu giả thuyết trọng tâm H1-H6, luận án còn phát biểu giả thuyết điều kiện biên H1b: tại các nền kinh tế đảo nhỏ Thái Bình Dương (ICRV Nhóm VI), nơi ba điều kiện cấu trúc tối thiểu đồng thời bị vi phạm là thị trường nội địa quá nhỏ, chi phí thương mại cực cao và thiếu hỗ trợ thể chế, quan hệ I-P chuyển từ dạng chữ U ngược sang quan hệ</w:t>
-      </w:r>
-      <w:r>
-        <w:t xml:space="preserve"> </w:t>
-      </w:r>
-      <w:r>
-        <w:rPr>
-          <w:bCs/>
-          <w:b/>
-        </w:rPr>
-        <w:t xml:space="preserve">âm đơn điệu không có điểm uốn</w:t>
-      </w:r>
-      <w:r>
-        <w:t xml:space="preserve">, được luận án gọi là gánh nặng quốc tế hóa bắt buộc (Forced Internationalization Penalty, FIP). Toàn bộ hệ giả thuyết H1-H6 và H1b được trình bày đầy đủ trong Chương 2.</w:t>
-      </w:r>
-    </w:p>
-    <w:p>
-      <w:r>
-        <w:pict>
-          <v:rect style="width:0;height:1.5pt" o:hralign="center" o:hrstd="t" o:hr="t"/>
-        </w:pict>
-      </w:r>
-    </w:p>
-    <w:bookmarkEnd w:id="30"/>
-    <w:bookmarkStart w:id="34" w:name="ý-nghĩa-khoa-học-và-thực-tiễn"/>
-    <w:p>
-      <w:pPr>
-        <w:pStyle w:val="Heading2"/>
-      </w:pPr>
-      <w:r>
-        <w:t xml:space="preserve">1.8 Ý nghĩa khoa học và thực tiễn</w:t>
-      </w:r>
-    </w:p>
-    <w:bookmarkStart w:id="31" w:name="đóng-góp-lý-thuyết"/>
-    <w:p>
-      <w:pPr>
-        <w:pStyle w:val="Heading3"/>
-      </w:pPr>
-      <w:r>
-        <w:t xml:space="preserve">1.8.1 Đóng góp lý thuyết</w:t>
-      </w:r>
-    </w:p>
-    <w:p>
-      <w:pPr>
-        <w:pStyle w:val="FirstParagraph"/>
-      </w:pPr>
-      <w:r>
-        <w:t xml:space="preserve">Về mặt lý thuyết, luận án đóng góp vào tài liệu nghiên cứu kinh doanh quốc tế theo bốn hướng. Hướng đầu tiên là tích hợp bốn lý thuyết kinh điển, gồm mô hình Uppsala, lý thuyết dựa trên nguồn lực, lý thuyết thể chế và lý thuyết thượng tầng quản trị, vào một khung giải thích đa tầng thống nhất, được bổ sung bằng lớp năng lực số để phản ánh chuyển đổi số đương đại. Khung này không phải là sự ghép nối cơ học các lý thuyết, mà là một kiến trúc lý thuyết nhất quán nội tại, trong đó mỗi tầng giải thích một dạng dị biệt khác nhau của quan hệ I-P. Hướng thứ hai là tách bạch rõ ràng năng lực công nghệ (TCI) với chỉ số chấp nhận số (DAI), coi đây là hai cấu trúc khái niệm độc lập, dựa trên những nền tảng lý thuyết khác nhau của Bharadwaj et al. (2013), Verhoef et al. (2021) và Coltman et al. (2008). Sự tách bạch này lấp một thiếu hụt khái niệm quan trọng trong các nghiên cứu về số hóa và quốc tế hóa. Hướng thứ ba là tái định vị mô hình Uppsala trong kỷ nguyên trí tuệ nhân tạo, bằng cách mở rộng cơ chế học hỏi để bao hàm cả học hỏi tăng cường bằng dữ liệu số, phù hợp với xu hướng quốc tế hóa được hỗ trợ bằng công nghệ số (Banalieva &amp; Dhanaraj, 2019; Yang et al., 2025). Hướng thứ tư là đề xuất và đặt tên lý thuyết cho</w:t>
-      </w:r>
-      <w:r>
-        <w:t xml:space="preserve"> </w:t>
-      </w:r>
-      <w:r>
-        <w:rPr>
-          <w:bCs/>
-          <w:b/>
-        </w:rPr>
-        <w:t xml:space="preserve">gánh nặng quốc tế hóa bắt buộc (Forced Internationalization Penalty, FIP)</w:t>
-      </w:r>
-      <w:r>
-        <w:t xml:space="preserve">, một cấu trúc lý thuyết mới chưa từng được định danh trong tài liệu nghiên cứu kinh doanh quốc tế. FIP được xác lập như điều kiện biên cực đoan của mô hình chữ U ngược, xuất hiện khi cả ba tầng của khung CDCM gồm thể chế, năng lực và quản trị đồng thời ở mức tối thiểu. Bằng chứng thực nghiệm từ chín nền kinh tế đảo nhỏ Thái Bình Dương xác nhận quan hệ âm đơn điệu không có điểm uốn, qua đó mở ra hướng nghiên cứu mới về điều kiện biên của lý thuyết quốc tế hóa.</w:t>
-      </w:r>
-    </w:p>
-    <w:bookmarkEnd w:id="31"/>
-    <w:bookmarkStart w:id="32" w:name="đóng-góp-phương-pháp"/>
-    <w:p>
-      <w:pPr>
-        <w:pStyle w:val="Heading3"/>
-      </w:pPr>
-      <w:r>
-        <w:t xml:space="preserve">1.8.2 Đóng góp phương pháp</w:t>
-      </w:r>
-    </w:p>
-    <w:p>
-      <w:pPr>
-        <w:pStyle w:val="FirstParagraph"/>
-      </w:pPr>
-      <w:r>
-        <w:t xml:space="preserve">Về mặt phương pháp, luận án đóng góp theo hai hướng. Hướng đầu tiên là thiết kế kết hợp tổng hợp và thực nghiệm, gắn phân tích tổng hợp với phân tích đa quốc gia, cho phép đối chiếu bằng chứng tổng hợp từ các nghiên cứu toàn cầu với bằng chứng thực nghiệm từ bối cảnh châu Á. Hướng còn lại là phát triển và áp dụng khung phân loại thể chế ICRV cho 47 nền kinh tế, qua đó cung cấp một công cụ phân loại mới, có thể hữu ích cho nhiều nghiên cứu tương lai về vai trò điều tiết của thể chế trong tài liệu nghiên cứu kinh doanh quốc tế.</w:t>
-      </w:r>
-    </w:p>
-    <w:bookmarkEnd w:id="32"/>
-    <w:bookmarkStart w:id="33" w:name="đóng-góp-thực-tiễn"/>
-    <w:p>
-      <w:pPr>
-        <w:pStyle w:val="Heading3"/>
-      </w:pPr>
-      <w:r>
-        <w:t xml:space="preserve">1.8.3 Đóng góp thực tiễn</w:t>
-      </w:r>
-    </w:p>
-    <w:p>
-      <w:pPr>
-        <w:pStyle w:val="FirstParagraph"/>
-      </w:pPr>
-      <w:r>
-        <w:t xml:space="preserve">Về mặt thực tiễn, luận án cung cấp căn cứ có hệ thống cho hai nhóm đối tượng sử dụng chính. Với doanh nghiệp, kết quả phân tích cho thấy tồn tại một ngưỡng tối ưu trong quan hệ giữa mức độ xuất khẩu và hiệu quả hoạt động, và ngưỡng này thay đổi theo bối cảnh thể chế cũng như năng lực số của từng doanh nghiệp. Nhà quản trị cần nhận ra ngưỡng đó và đầu tư có chiến lược vào năng lực công nghệ, thay vì chỉ chạy theo việc chấp nhận số ở bề mặt. Với nhà hoạch định chính sách, bằng chứng từ luận án gợi ý rằng cải cách thể chế và hỗ trợ chuyển đổi số có thể bổ trợ cho nhau theo hướng tích cực. Nghiên cứu trên 17 nền kinh tế châu Á mới nổi gọi hiện tượng này là hiệu ứng lá chắn số (digital shield effect), trong đó năng lực số làm dịu tác động tiêu cực của rào cản thể chế đối với doanh nghiệp quốc tế hóa (Do &amp; Phan, 2026a). Luận án kiểm định lại cơ chế này trên phạm vi rộng hơn, với 47-49 nền kinh tế châu Á và Thái Bình Dương.</w:t>
-      </w:r>
-    </w:p>
-    <w:p>
-      <w:r>
-        <w:pict>
-          <v:rect style="width:0;height:1.5pt" o:hralign="center" o:hrstd="t" o:hr="t"/>
-        </w:pict>
-      </w:r>
-    </w:p>
-    <w:bookmarkEnd w:id="33"/>
-    <w:bookmarkEnd w:id="34"/>
-    <w:bookmarkStart w:id="35" w:name="tính-mới-của-đề-tài"/>
-    <w:p>
-      <w:pPr>
-        <w:pStyle w:val="Heading2"/>
-      </w:pPr>
-      <w:r>
-        <w:t xml:space="preserve">1.9 Tính mới của đề tài</w:t>
-      </w:r>
-    </w:p>
-    <w:p>
-      <w:pPr>
-        <w:pStyle w:val="FirstParagraph"/>
-      </w:pPr>
-      <w:r>
-        <w:t xml:space="preserve">So với các công trình trước đây, luận án có sáu điểm mới. Trước hết, luận án đề xuất một khung tích hợp đa tầng cho quan hệ I-P trong bối cảnh châu Á, kết hợp bốn lý thuyết kinh điển với lớp năng lực số thành một kiến trúc lý thuyết thống nhất và có thể kiểm định. Chưa có nghiên cứu nào trước đó tại châu Á dựng được một khung tích hợp đầy đủ cả ba tầng điều tiết này một cách hệ thống. Điểm mới tiếp theo là tách bạch TCI và chỉ số chấp nhận số (DAI) thành hai cấu trúc khái niệm không trùng lặp, rồi kiểm định riêng từng cấu trúc trong cùng một mô hình để làm rõ cơ chế tác động khác nhau của hai loại năng lực số. Cách làm này khắc phục hạn chế của các nghiên cứu trước vốn thường gộp chung hai cấu trúc khác nhau về bản chất. Luận án còn phát triển và áp dụng khung phân loại thể chế ICRV với 6 nhóm con cho 47 nền kinh tế, trong đó có 6 nền kinh tế đảo nhỏ Thái Bình Dương liền kề đóng vai trò trường hợp biên cực đoan; đây là lần đầu tiên một hệ thống phân loại đủ mịn như vậy được dùng trong nghiên cứu thực nghiệm về quan hệ I-P tại châu Á. Bên cạnh đó, luận án dựng nên tập dữ liệu lớn nhất từ trước đến nay cho nghiên cứu đa quốc gia về quan hệ I-P tại châu Á, với 101.185 doanh nghiệp từ 47-49 nền kinh tế châu Á và Thái Bình Dương, mở rộng đáng kể so với tập 17 nước của Do và Phan (2026a) vốn là nền tảng lớn nhất hiện có trước khi luận án hoàn thành. Một đóng góp khác là kiểm định tính ổn định theo thời gian của điểm uốn trong quan hệ I-P tại Trung Quốc, qua đó đánh giá xem cấu trúc phi tuyến ấy có bền vững qua hơn một thập kỷ chuyển đổi số hay không. Kết quả cho thấy điểm uốn khá ổn định qua hai thời điểm quan sát, một bằng chứng về độ bền của cấu trúc I-P phi tuyến ở Trung Quốc giữa bối cảnh kinh tế nhiều biến động. Sau cùng, luận án phát hiện và đặt tên lý thuyết cho</w:t>
-      </w:r>
-      <w:r>
-        <w:t xml:space="preserve"> </w:t>
-      </w:r>
-      <w:r>
-        <w:rPr>
-          <w:bCs/>
-          <w:b/>
-        </w:rPr>
-        <w:t xml:space="preserve">gánh nặng quốc tế hóa bắt buộc (Forced Internationalization Penalty, FIP)</w:t>
-      </w:r>
-      <w:r>
-        <w:t xml:space="preserve"> </w:t>
-      </w:r>
-      <w:r>
-        <w:t xml:space="preserve">tại chín nền kinh tế đảo nhỏ Thái Bình Dương. Đây là lần đầu tiên trong tài liệu nghiên cứu kinh doanh quốc tế một trường hợp quan hệ I-P âm đơn điệu không có điểm uốn được ghi nhận và biện giải lý thuyết bằng ba điều kiện cấu trúc cùng bị vi phạm, mở ra hướng nghiên cứu mới về điều kiện biên của các lý thuyết quốc tế hóa phổ quát.</w:t>
-      </w:r>
-    </w:p>
-    <w:p>
-      <w:r>
-        <w:pict>
-          <v:rect style="width:0;height:1.5pt" o:hralign="center" o:hrstd="t" o:hr="t"/>
-        </w:pict>
-      </w:r>
-    </w:p>
-    <w:bookmarkEnd w:id="35"/>
-    <w:bookmarkStart w:id="36" w:name="cấu-trúc-của-luận-án"/>
-    <w:p>
-      <w:pPr>
-        <w:pStyle w:val="Heading2"/>
-      </w:pPr>
-      <w:r>
-        <w:t xml:space="preserve">1.10 Cấu trúc của luận án</w:t>
-      </w:r>
-    </w:p>
-    <w:p>
-      <w:pPr>
-        <w:pStyle w:val="FirstParagraph"/>
-      </w:pPr>
-      <w:r>
-        <w:t xml:space="preserve">Luận án được tổ chức thành năm chương theo chuẩn luận án tiến sĩ truyền thống tại Trường Kinh tế, Đại học Cần Thơ. Chương 1, Giới thiệu, đặt vấn đề nghiên cứu, xác định khoảng trống, trình bày mục tiêu, câu hỏi nghiên cứu, phạm vi, phương pháp luận, giả thuyết khoa học tóm tắt, ý nghĩa, tính mới và cấu trúc của luận án. Chương 2, Cơ sở lý thuyết và tổng quan tài liệu, xây dựng khung lý thuyết tích hợp đa tầng, lược khảo bằng chứng thực nghiệm đã có, và phát triển hệ giả thuyết H1-H6 từ khoảng trống và logic lý thuyết. Chương 3, Phương pháp nghiên cứu, trình bày chi tiết thiết kế nghiên cứu, nguồn dữ liệu, cách đo lường biến, mô hình phân tích và chiến lược kiểm định độ vững. Chương 4, Kết quả nghiên cứu, trình bày kết quả ở ba cấp độ: phân tích tổng hợp cập nhật cho giai đoạn 1982-2026, phân tích theo từng bối cảnh quốc gia, và phân tích đa quốc gia tổng hợp trên toàn bộ 47-49 nền kinh tế. Chương 5, Thảo luận và kết luận, đưa các phát hiện từ Chương 4 trở lại khung lý thuyết ở Chương 2, bàn về đóng góp khoa học, hàm ý quản trị và chính sách, hạn chế của nghiên cứu và hướng nghiên cứu tiếp theo.</w:t>
-      </w:r>
-    </w:p>
-    <w:p>
-      <w:pPr>
-        <w:pStyle w:val="BodyText"/>
-      </w:pPr>
-      <w:r>
-        <w:rPr>
-          <w:bCs/>
-          <w:b/>
-        </w:rPr>
-        <w:t xml:space="preserve">Lộ trình sáu nghiên cứu thành phần (P3-P8):</w:t>
-      </w:r>
-      <w:r>
-        <w:t xml:space="preserve"> </w:t>
-      </w:r>
-      <w:r>
-        <w:t xml:space="preserve">Luận án tích hợp sáu nghiên cứu thành phần đã công bố hoặc đang trong quá trình xem xét tại các tạp chí ISI/Scopus.</w:t>
-      </w:r>
-      <w:r>
-        <w:t xml:space="preserve"> </w:t>
-      </w:r>
-      <w:r>
-        <w:rPr>
-          <w:bCs/>
-          <w:b/>
-        </w:rPr>
-        <w:t xml:space="preserve">P3</w:t>
-      </w:r>
-      <w:r>
-        <w:t xml:space="preserve"> </w:t>
-      </w:r>
-      <w:r>
-        <w:t xml:space="preserve">(Việt Nam, JABS, đang xem xét): kiểm định chữ U ngược tại Nhóm IV ICRV, điểm uốn = 39,3-46,2% FSTS, TCI là biến nâng mặt bằng có ý nghĩa.</w:t>
-      </w:r>
-      <w:r>
-        <w:t xml:space="preserve"> </w:t>
-      </w:r>
-      <w:r>
-        <w:rPr>
-          <w:bCs/>
-          <w:b/>
-        </w:rPr>
-        <w:t xml:space="preserve">P4</w:t>
-      </w:r>
-      <w:r>
-        <w:t xml:space="preserve"> </w:t>
-      </w:r>
-      <w:r>
-        <w:t xml:space="preserve">(Singapore, MIR, đang xem xét): kiểm định tại Nhóm I ICRV, điểm uốn</w:t>
-      </w:r>
-      <w:r>
-        <w:t xml:space="preserve"> </w:t>
-      </w:r>
-      <m:oMath>
-        <m:r>
-          <m:rPr>
-            <m:sty m:val="p"/>
-          </m:rPr>
-          <m:t>≈</m:t>
-        </m:r>
-      </m:oMath>
-      <w:r>
-        <w:t xml:space="preserve"> </w:t>
-      </w:r>
-      <w:r>
-        <w:t xml:space="preserve">88,6%, DAI Tier-1+2 khuếch đại đường cong I-P.</w:t>
-      </w:r>
-      <w:r>
-        <w:t xml:space="preserve"> </w:t>
-      </w:r>
-      <w:r>
-        <w:rPr>
-          <w:bCs/>
-          <w:b/>
-        </w:rPr>
-        <w:t xml:space="preserve">P5</w:t>
-      </w:r>
-      <w:r>
-        <w:t xml:space="preserve"> </w:t>
-      </w:r>
-      <w:r>
-        <w:t xml:space="preserve">(Trung Quốc, IJOEM, đang xem xét): kiểm định tính ổn định theo thời gian, điểm uốn ổn định qua 2012-2024 (</w:t>
-      </w:r>
-      <m:oMath>
-        <m:r>
-          <m:rPr>
-            <m:sty m:val="p"/>
-          </m:rPr>
-          <m:t>≈</m:t>
-        </m:r>
-      </m:oMath>
-      <w:r>
-        <w:t xml:space="preserve"> </w:t>
-      </w:r>
-      <w:r>
-        <w:t xml:space="preserve">48,78%, Paternoster z = 0,82, p =,412).</w:t>
-      </w:r>
-      <w:r>
-        <w:t xml:space="preserve"> </w:t>
-      </w:r>
-      <w:r>
-        <w:rPr>
-          <w:bCs/>
-          <w:b/>
-        </w:rPr>
-        <w:t xml:space="preserve">P6</w:t>
-      </w:r>
-      <w:r>
-        <w:t xml:space="preserve"> </w:t>
-      </w:r>
-      <w:r>
-        <w:t xml:space="preserve">(phân tích tổng hợp ba tầng, IBR, đang xem xét): k = 238 nghiên cứu, r̄ = 0,074, I² = 62,4%, dải biến thiên ICRV Q_M = 17,35 (df = 4, p =,002).</w:t>
-      </w:r>
-      <w:r>
-        <w:t xml:space="preserve"> </w:t>
-      </w:r>
-      <w:r>
-        <w:rPr>
-          <w:bCs/>
-          <w:b/>
-        </w:rPr>
-        <w:t xml:space="preserve">P7</w:t>
-      </w:r>
-      <w:r>
-        <w:t xml:space="preserve"> </w:t>
-      </w:r>
-      <w:r>
-        <w:t xml:space="preserve">(49 nền kinh tế, JIBS, đang chỉnh sửa): N = 84.910 quan sát, điểm uốn trung bình ~36%, tương tác DAI với ICRV (p =,012), lần đầu kiểm định tích hợp CDCM ở quy mô liên quốc gia lớn.</w:t>
-      </w:r>
-      <w:r>
-        <w:t xml:space="preserve"> </w:t>
-      </w:r>
-      <w:r>
-        <w:rPr>
-          <w:bCs/>
-          <w:b/>
-        </w:rPr>
-        <w:t xml:space="preserve">P8</w:t>
-      </w:r>
-      <w:r>
-        <w:t xml:space="preserve"> </w:t>
-      </w:r>
-      <w:r>
-        <w:t xml:space="preserve">(đảo nhỏ Thái Bình Dương, World Development, đang chỉnh sửa): điều kiện biên FIP, quan hệ âm đơn điệu (</w:t>
-      </w:r>
-      <m:oMath>
-        <m:sSub>
-          <m:e>
-            <m:acc>
-              <m:accPr>
-                <m:chr m:val="̂"/>
-              </m:accPr>
-              <m:e>
-                <m:r>
-                  <m:t>β</m:t>
-                </m:r>
-              </m:e>
-            </m:acc>
-          </m:e>
-          <m:sub>
-            <m:r>
-              <m:rPr>
-                <m:nor/>
-                <m:sty m:val="p"/>
-              </m:rPr>
-              <m:t>FSTS</m:t>
-            </m:r>
-          </m:sub>
-        </m:sSub>
-        <m:r>
-          <m:rPr>
-            <m:sty m:val="p"/>
-          </m:rPr>
-          <m:t>=</m:t>
-        </m:r>
-        <m:r>
-          <m:rPr>
-            <m:sty m:val="p"/>
-          </m:rPr>
-          <m:t>−</m:t>
-        </m:r>
-        <m:r>
-          <m:t>0</m:t>
-        </m:r>
-        <m:r>
-          <m:rPr>
-            <m:sty m:val="p"/>
-          </m:rPr>
-          <m:t>,</m:t>
-        </m:r>
-        <m:r>
-          <m:t>404</m:t>
-        </m:r>
-      </m:oMath>
-      <w:r>
-        <w:t xml:space="preserve">,</w:t>
-      </w:r>
-      <w:r>
-        <w:t xml:space="preserve"> </w:t>
-      </w:r>
-      <m:oMath>
-        <m:r>
-          <m:t>p</m:t>
-        </m:r>
-        <m:r>
-          <m:rPr>
-            <m:sty m:val="p"/>
-          </m:rPr>
-          <m:t>&lt;</m:t>
-        </m:r>
-        <m:r>
-          <m:rPr>
-            <m:sty m:val="p"/>
-          </m:rPr>
-          <m:t>,</m:t>
-        </m:r>
-        <m:r>
-          <m:t>05</m:t>
-        </m:r>
-      </m:oMath>
-      <w:r>
-        <w:t xml:space="preserve">), xác nhận H1b tại chín nền kinh tế đảo nhỏ Thái Bình Dương. Kết quả P3-P8 được trình bày chi tiết trong Chương 4 và đưa vào bàn luận về CDCM ở Chương 5.</w:t>
+        <w:t xml:space="preserve">Luận án được tổ chức thành năm chương theo chuẩn luận án tiến sĩ tại Trường Kinh tế, Đại học Cần Thơ.</w:t>
+      </w:r>
+    </w:p>
+    <w:p>
+      <w:pPr>
+        <w:pStyle w:val="BodyText"/>
+      </w:pPr>
+      <w:r>
+        <w:t xml:space="preserve">Chương 1, Giới thiệu, đặt vấn đề nghiên cứu, xác định tính cấp thiết và bối cảnh, trình bày mục tiêu, câu hỏi nghiên cứu, đối tượng và phạm vi, khái quát phương pháp và dữ liệu, những đóng góp mới, và kết cấu của luận án.</w:t>
+      </w:r>
+    </w:p>
+    <w:p>
+      <w:pPr>
+        <w:pStyle w:val="BodyText"/>
+      </w:pPr>
+      <w:r>
+        <w:t xml:space="preserve">Chương 2, Tổng quan tài liệu, hệ thống hóa các khái niệm cốt lõi và lý thuyết nền, xây dựng khung phân tích ICRV, lược khảo bằng chứng thực nghiệm đã có, chỉ ra các khoảng trống nghiên cứu, rồi dựng nên khung khái niệm tích hợp đa tầng và phát triển hệ giả thuyết H1-H6 cùng giả thuyết điều kiện biên H1b về gánh nặng quốc tế hóa bắt buộc.</w:t>
+      </w:r>
+    </w:p>
+    <w:p>
+      <w:pPr>
+        <w:pStyle w:val="BodyText"/>
+      </w:pPr>
+      <w:r>
+        <w:t xml:space="preserve">Chương 3, Phương pháp nghiên cứu, trình bày chi tiết thiết kế nghiên cứu, nguồn dữ liệu WBES, cách đo lường các biến gồm FSTS, năng suất lao động, TCI và DAI, đặc tả các mô hình phân tích từ tổng hợp đến thực nghiệm, và chiến lược kiểm định độ vững.</w:t>
+      </w:r>
+    </w:p>
+    <w:p>
+      <w:pPr>
+        <w:pStyle w:val="BodyText"/>
+      </w:pPr>
+      <w:r>
+        <w:t xml:space="preserve">Chương 4, Kết quả nghiên cứu, trình bày kết quả ở ba cấp độ gắn kết với nhau: phân tích tổng hợp cập nhật cho giai đoạn 1982-2026, phân tích theo từng bối cảnh quốc gia gồm Singapore, Việt Nam và Trung Quốc, và phân tích đa quốc gia tổng hợp trên toàn bộ 47-49 nền kinh tế, trong đó có điều kiện biên tại nhóm quốc đảo nhỏ Thái Bình Dương.</w:t>
+      </w:r>
+    </w:p>
+    <w:p>
+      <w:pPr>
+        <w:pStyle w:val="BodyText"/>
+      </w:pPr>
+      <w:r>
+        <w:t xml:space="preserve">Chương 5, Thảo luận và kết luận, đưa các phát hiện từ Chương 4 trở lại khung lý thuyết ở Chương 2, bàn về đóng góp khoa học, hàm ý quản trị và chính sách, hạn chế của nghiên cứu và hướng nghiên cứu tiếp theo.</w:t>
       </w:r>
     </w:p>
     <w:p>
@@ -772,94 +544,11 @@
           <w:iCs/>
           <w:i/>
         </w:rPr>
-        <w:t xml:space="preserve">Chú thích về ký hiệu và thuật ngữ: Trong toàn bộ luận án,</w:t>
-      </w:r>
-      <w:r>
-        <w:rPr>
-          <w:iCs/>
-          <w:i/>
-        </w:rPr>
-        <w:t xml:space="preserve"> </w:t>
-      </w:r>
-      <w:r>
-        <w:rPr>
-          <w:iCs/>
-          <w:i/>
-        </w:rPr>
-        <w:t xml:space="preserve">“</w:t>
-      </w:r>
-      <w:r>
-        <w:rPr>
-          <w:iCs/>
-          <w:i/>
-        </w:rPr>
-        <w:t xml:space="preserve">quốc tế hóa</w:t>
-      </w:r>
-      <w:r>
-        <w:rPr>
-          <w:iCs/>
-          <w:i/>
-        </w:rPr>
-        <w:t xml:space="preserve">”</w:t>
-      </w:r>
-      <w:r>
-        <w:rPr>
-          <w:iCs/>
-          <w:i/>
-        </w:rPr>
-        <w:t xml:space="preserve"> </w:t>
-      </w:r>
-      <w:r>
-        <w:rPr>
-          <w:iCs/>
-          <w:i/>
-        </w:rPr>
-        <w:t xml:space="preserve">(internationalization) được đo chủ yếu bằng tỷ lệ doanh thu nước ngoài trên tổng doanh thu (FSTS), tức cường độ xuất khẩu;</w:t>
-      </w:r>
-      <w:r>
-        <w:rPr>
-          <w:iCs/>
-          <w:i/>
-        </w:rPr>
-        <w:t xml:space="preserve"> </w:t>
-      </w:r>
-      <w:r>
-        <w:rPr>
-          <w:iCs/>
-          <w:i/>
-        </w:rPr>
-        <w:t xml:space="preserve">“</w:t>
-      </w:r>
-      <w:r>
-        <w:rPr>
-          <w:iCs/>
-          <w:i/>
-        </w:rPr>
-        <w:t xml:space="preserve">hiệu quả hoạt động</w:t>
-      </w:r>
-      <w:r>
-        <w:rPr>
-          <w:iCs/>
-          <w:i/>
-        </w:rPr>
-        <w:t xml:space="preserve">”</w:t>
-      </w:r>
-      <w:r>
-        <w:rPr>
-          <w:iCs/>
-          <w:i/>
-        </w:rPr>
-        <w:t xml:space="preserve"> </w:t>
-      </w:r>
-      <w:r>
-        <w:rPr>
-          <w:iCs/>
-          <w:i/>
-        </w:rPr>
-        <w:t xml:space="preserve">(firm performance) được đo chủ yếu bằng năng suất lao động, bổ sung bằng tỷ suất lợi nhuận trên doanh thu và tăng trưởng doanh thu trong các kiểm định độ vững; TCI là chỉ số năng lực công nghệ (technological capability index); DAI là chỉ số chấp nhận số (digital adoption index), được hiểu như biến đại diện cho mức chấp nhận số nền tảng; ICRV là khung phân loại thể chế 6 nhóm được phát triển cho luận án này; WBES là Khảo sát Doanh nghiệp của Ngân hàng Thế giới (World Bank Enterprise Surveys).</w:t>
-      </w:r>
-    </w:p>
-    <w:bookmarkEnd w:id="36"/>
+        <w:t xml:space="preserve">Chú thích về ký hiệu và thuật ngữ: trong toàn bộ luận án, quốc tế hóa được đo chủ yếu bằng tỷ lệ doanh thu xuất khẩu trên tổng doanh thu (FSTS), tức cường độ xuất khẩu; hiệu quả hoạt động được đo chủ yếu bằng năng suất lao động, bổ sung bằng tỷ suất lợi nhuận trên doanh thu và tăng trưởng doanh thu trong các kiểm tra độ vững; TCI là Chỉ số năng lực công nghệ (Technological Capability Index); DAI là Chỉ số chấp nhận số (Digital Adoption Index), được hiểu như biến đại diện cho mức chấp nhận số nền tảng; ICRV là Biến thiên chế độ bối cảnh thể chế (Institutional Context Regime Variation), khung phân loại thể chế sáu nhóm được phát triển cho luận án này; WBES là Khảo sát Doanh nghiệp của Ngân hàng Thế giới (World Bank Enterprise Surveys).</w:t>
+      </w:r>
+    </w:p>
+    <w:bookmarkEnd w:id="31"/>
+    <w:bookmarkEnd w:id="32"/>
     <w:sectPr>
       <w:pgSz w:h="16838" w:w="11906"/>
       <w:pgMar w:bottom="1134" w:left="1701" w:right="1134" w:top="1134"/>

--- a/dist/downloads/chuong_1_gioi_thieu.docx
+++ b/dist/downloads/chuong_1_gioi_thieu.docx
@@ -40,7 +40,7 @@
         <w:pStyle w:val="FirstParagraph"/>
       </w:pPr>
       <w:r>
-        <w:t xml:space="preserve">Quốc tế hóa doanh nghiệp đã là một trong những chủ đề trung tâm của kinh doanh quốc tế (international business) suốt hơn nửa thế kỷ qua. Kể từ khi Johanson và Vahlne (1977) đề xuất mô hình Uppsala về quá trình quốc tế hóa tuần tự, gần nửa thế kỷ nghiên cứu đã tích lũy quanh một câu hỏi cốt lõi mà đến nay vẫn chưa có lời đáp dứt khoát: quốc tế hóa có thực sự cải thiện hiệu quả hoạt động của doanh nghiệp hay không, và nếu có thì trong những điều kiện nào? Lu và Beamish (2004) cung cấp bằng chứng then chốt về quan hệ hình chữ S giữa mức độ quốc tế hóa và hiệu quả, còn Contractor et al. (2003) cùng nhiều nghiên cứu kế tiếp tiếp tục thách thức, bổ sung và điều chỉnh kết luận đó. Điều đáng chú ý không phải là sự thiếu vắng bằng chứng. Vấn đề nằm ở sự phân tán của nó. Mối quan hệ giữa quốc tế hóa và hiệu quả hoạt động kinh doanh (internationalization-performance — I-P) là có thực, nhưng phức tạp và phụ thuộc vào nhiều điều kiện biên. Chính tính điều kiện này, chứ không phải bản thân dấu của hiệu ứng, mới là vấn đề lý thuyết cần được giải quyết.</w:t>
+        <w:t xml:space="preserve">Cùng một mức cường độ xuất khẩu có thể nâng một doanh nghiệp ở nền kinh tế thể chế mạnh lên đỉnh năng suất, nhưng lại đẩy một doanh nghiệp ở quốc đảo nhỏ Thái Bình Dương vào vòng suy giảm đơn điệu. Chính nghịch lý đó, cùng một hành vi quốc tế hóa nhưng cho hai kết cục trái ngược tùy chế độ thể chế, là điểm khởi đầu của luận án này. Quốc tế hóa doanh nghiệp đã là một trong những chủ đề trung tâm của kinh doanh quốc tế (international business) suốt hơn nửa thế kỷ qua. Kể từ khi Johanson và Vahlne (1977) đề xuất mô hình Uppsala về quá trình quốc tế hóa tuần tự, gần nửa thế kỷ nghiên cứu đã tích lũy quanh một câu hỏi cốt lõi mà đến nay vẫn chưa có lời đáp dứt khoát: quốc tế hóa có thực sự cải thiện hiệu quả hoạt động của doanh nghiệp hay không, và nếu có thì trong những điều kiện nào? Lu và Beamish (2004) cung cấp bằng chứng then chốt về quan hệ hình chữ S giữa mức độ quốc tế hóa và hiệu quả, còn Contractor et al. (2003) cùng nhiều nghiên cứu kế tiếp tiếp tục thách thức, bổ sung và điều chỉnh kết luận đó. Điều đáng chú ý không phải là sự thiếu vắng bằng chứng. Vấn đề nằm ở sự phân tán của nó. Mối quan hệ giữa quốc tế hóa và hiệu quả hoạt động kinh doanh (internationalization-performance — I-P) là có thực, nhưng phức tạp và phụ thuộc vào nhiều điều kiện biên. Chính tính điều kiện này, chứ không phải bản thân dấu của hiệu ứng, mới là vấn đề lý thuyết cần được giải quyết.</w:t>
       </w:r>
     </w:p>
     <w:p>
@@ -97,7 +97,7 @@
         <w:pStyle w:val="BodyText"/>
       </w:pPr>
       <w:r>
-        <w:t xml:space="preserve">Thể chế là tầng giải thích không thể bỏ qua khi bàn về kết quả quốc tế hóa. Lý thuyết thể chế (institutional theory) của North (1990) cùng Khanna và Palepu (2010) khẳng định rằng thể chế tạo ra cấu trúc khuyến khích và chi phí giao dịch khác nhau giữa các quốc gia. Ở các thị trường mới nổi, khoảng trống thể chế (institutional voids), tức sự thiếu hụt các thể chế trung gian hỗ trợ giao dịch thị trường, đẩy chi phí quốc tế hóa của doanh nghiệp lên đáng kể (Khanna &amp; Palepu, 2010; Peng, 2003). Sự đa dạng thể chế giữa các quốc gia châu Á trải dài từ những nền kinh tế quản trị ổn định và pháp quyền mạnh như Singapore đến các nền kinh tế đang trong quá trình phát triển thể chế như Campuchia hay các quốc đảo Thái Bình Dương. Dải biến thiên đó đặc biệt phong phú và rất thuận lợi cho việc kiểm định. Luận án tiếp cận dải biến thiên ấy một cách hệ thống thông qua khung phân loại thể chế sáu nhóm được phát triển riêng cho luận án, gọi là Biến thiên chế độ bối cảnh thể chế (Institutional Context Regime Variation — ICRV).</w:t>
+        <w:t xml:space="preserve">Thể chế là tầng giải thích không thể bỏ qua khi bàn về kết quả quốc tế hóa. Lý thuyết thể chế (institutional theory) của North (1990) cùng Khanna và Palepu (2010) khẳng định rằng thể chế tạo ra cấu trúc khuyến khích và chi phí giao dịch khác nhau giữa các quốc gia. Ở các thị trường mới nổi, khoảng trống thể chế (institutional voids), tức sự thiếu hụt các thể chế trung gian hỗ trợ giao dịch thị trường, đẩy chi phí quốc tế hóa của doanh nghiệp lên đáng kể (Khanna &amp; Palepu, 2010; Peng, 2003). Sự đa dạng thể chế giữa các quốc gia châu Á trải dài từ những nền kinh tế quản trị ổn định và pháp quyền mạnh như Singapore đến các nền kinh tế đang trong quá trình phát triển thể chế như Campuchia hay các quốc đảo Thái Bình Dương. Dải biến thiên đó đặc biệt phong phú và rất thuận lợi cho việc kiểm định. Luận án tiếp cận dải biến thiên ấy một cách hệ thống thông qua khung phân loại thể chế sáu nhóm được phát triển riêng cho luận án, gọi là Biến thiên chế độ bối cảnh thể chế (Institutional Context Regime Variation — ICRV). Khác với cách hiểu thể chế như một bối cảnh tĩnh, luận án định vị ICRV như một bộ lọc chi phí giao dịch (transaction cost filter): ở chế độ thể chế mạnh, bộ lọc cho giao dịch xuất khẩu đi qua trơn tru nên doanh nghiệp duy trì được lợi ích đến mức cường độ cao; ở chế độ thể chế yếu, bộ lọc tắc nghẽn, biến xuất khẩu thành một gánh nặng trừ khi doanh nghiệp sở hữu những tấm lá chắn số và công nghệ nội tại bù đắp cho khoảng trống thể chế.</w:t>
       </w:r>
     </w:p>
     <w:p>
@@ -172,7 +172,7 @@
         <w:pStyle w:val="BodyText"/>
       </w:pPr>
       <w:r>
-        <w:t xml:space="preserve">Từ mục tiêu chung đó, luận án triển khai bốn mục tiêu cụ thể. Mục tiêu thứ nhất là tổng hợp và cập nhật bằng chứng phân tích tổng hợp về quan hệ I-P trong giai đoạn 1982-2026, qua đó xác định tác động tổng hợp, mức độ dị biệt, và những biến điều tiết chính giải thích sự dị biệt giữa các nghiên cứu. Mục tiêu thứ hai là kiểm định cơ chế cụ thể của quan hệ I-P trong các bối cảnh quốc gia khác nhau, gồm Singapore với tư cách nền kinh tế nhỏ mở tiên tiến, Việt Nam với tư cách nền kinh tế chuyển đổi đang mở rộng, và Trung Quốc với tư cách nền kinh tế thu nhập trung bình cao quy mô lớn; so sánh ba bối cảnh này giúp làm rõ cách các cơ chế I-P vận hành khác nhau theo từng quốc gia, đồng thời kiểm định tính ổn định của cấu trúc phi tuyến theo thời gian. Mục tiêu thứ ba là mở rộng phân tích sang phạm vi đa quốc gia gồm 47-49 nền kinh tế châu Á và Thái Bình Dương, trong đó có nhóm các quốc đảo nhỏ Thái Bình Dương, nhằm kiểm định khả năng khái quát hóa của các phát hiện trên một dải bối cảnh thể chế rộng, kế thừa và mở rộng từ tập 17 nền kinh tế trong Do và Phan (2026a). Mục tiêu thứ tư là phân tích vai trò điều tiết của ba nhóm nhân tố: thể chế (đo bằng các nhóm con ICRV cùng các chỉ số rào cản thể chế), năng lực số (phân biệt rõ Chỉ số năng lực công nghệ — Technological Capability Index — TCI với Chỉ số chấp nhận số — Digital Adoption Index — DAI), và đặc điểm nhà quản trị cấp cao (kinh nghiệm và giới tính).</w:t>
+        <w:t xml:space="preserve">Từ mục tiêu chung đó, luận án triển khai bốn mục tiêu cụ thể. Mục tiêu thứ nhất là tổng hợp và cập nhật bằng chứng phân tích tổng hợp về quan hệ I-P trong giai đoạn 1982-2026, qua đó xác định tác động tổng hợp, mức độ dị biệt, và những biến điều tiết chính giải thích sự dị biệt giữa các nghiên cứu. Mục tiêu thứ hai là kiểm định cơ chế cụ thể của quan hệ I-P trong các bối cảnh quốc gia khác nhau, gồm Singapore với tư cách nền kinh tế nhỏ mở tiên tiến, Việt Nam với tư cách nền kinh tế chuyển đổi đang mở rộng, và Trung Quốc với tư cách nền kinh tế thu nhập trung bình cao quy mô lớn; so sánh ba bối cảnh này giúp làm rõ cách các cơ chế I-P vận hành khác nhau theo từng quốc gia, đồng thời kiểm định tính ổn định của cấu trúc phi tuyến theo thời gian. Mục tiêu thứ ba là mở rộng phân tích sang phạm vi đa quốc gia gồm 45 nền kinh tế châu Á và Thái Bình Dương, trong đó có nhóm các quốc đảo nhỏ Thái Bình Dương, nhằm kiểm định khả năng khái quát hóa của các phát hiện trên một dải bối cảnh thể chế rộng, kế thừa và mở rộng từ tập 17 nền kinh tế trong Do và Phan (2026a). Mục tiêu thứ tư là phân tích vai trò điều tiết của ba nhóm nhân tố: thể chế (đo bằng các nhóm con ICRV cùng các chỉ số rào cản thể chế), năng lực số (phân biệt rõ Chỉ số năng lực công nghệ — Technological Capability Index — TCI với Chỉ số chấp nhận số — Digital Adoption Index — DAI), và đặc điểm nhà quản trị cấp cao (kinh nghiệm và giới tính).</w:t>
       </w:r>
     </w:p>
     <w:p>
@@ -229,7 +229,7 @@
         <w:pStyle w:val="BodyText"/>
       </w:pPr>
       <w:r>
-        <w:t xml:space="preserve">Câu hỏi nghiên cứu thứ ba mở rộng ra phạm vi đa quốc gia gồm 47-49 nền kinh tế châu Á và Thái Bình Dương: vai trò điều tiết của Chỉ số chấp nhận số và Chỉ số năng lực công nghệ có khái quát hóa được không, và hai cấu trúc khái niệm này có thực sự vận hành theo những cơ chế khác nhau hay không?</w:t>
+        <w:t xml:space="preserve">Câu hỏi nghiên cứu thứ ba mở rộng ra phạm vi đa quốc gia gồm 45 nền kinh tế châu Á và Thái Bình Dương: vai trò điều tiết của Chỉ số chấp nhận số và Chỉ số năng lực công nghệ có khái quát hóa được không, và hai cấu trúc khái niệm này có thực sự vận hành theo những cơ chế khác nhau hay không?</w:t>
       </w:r>
     </w:p>
     <w:p>
@@ -289,7 +289,7 @@
         <w:pStyle w:val="FirstParagraph"/>
       </w:pPr>
       <w:r>
-        <w:t xml:space="preserve">Phạm vi không gian chính của nghiên cứu gồm 47-49 nền kinh tế châu Á và Thái Bình Dương có dữ liệu trong Khảo sát Doanh nghiệp của Ngân hàng Thế giới (World Bank Enterprise Surveys — WBES), được phân loại và tổ chức theo sáu nhóm con trong khung ICRV. Sáu nhóm con đó là: nhóm tiên tiến dẫn dắt bằng đổi mới (Advanced Innovation-Driven), đại diện là Singapore, Hàn Quốc và Đài Loan; nhóm tiên tiến dẫn dắt bằng tài nguyên (Advanced Resource-Driven), đại diện là các nền kinh tế vùng Vịnh; nhóm thu nhập trung bình cao (Upper-middle), đại diện là Trung Quốc và Malaysia; nhóm đang nổi (Emerging), gồm Việt Nam và các nền kinh tế ASEAN đang phát triển; nhóm cận biên (Frontier), gồm các nền kinh tế kém phát triển nhất như Campuchia, Nepal và Bangladesh; và nhóm quốc đảo nhỏ Thái Bình Dương (Pacific SIDS), gồm các quốc đảo nhỏ đang phát triển (Small Island Developing States — SIDS) được đưa vào phân tích để kiểm định các điều kiện biên cực đoan của quan hệ I-P. Nhật Bản không nằm trong phạm vi thực nghiệm vì cấu trúc dữ liệu WBES không bao phủ Nhật Bản đầy đủ.</w:t>
+        <w:t xml:space="preserve">Phạm vi không gian chính của nghiên cứu gồm 45 nền kinh tế châu Á và Thái Bình Dương có dữ liệu trong Khảo sát Doanh nghiệp của Ngân hàng Thế giới (World Bank Enterprise Surveys — WBES), được phân loại và tổ chức theo sáu nhóm con trong khung ICRV. Sáu nhóm con đó là: nhóm tiên tiến dẫn dắt bằng đổi mới (Advanced Innovation-Driven), đại diện là Singapore, Hàn Quốc và Đài Loan; nhóm tiên tiến dẫn dắt bằng tài nguyên (Advanced Resource-Driven), đại diện là các nền kinh tế vùng Vịnh; nhóm thu nhập trung bình cao (Upper-middle), đại diện là Trung Quốc và Malaysia; nhóm đang nổi (Emerging), gồm Việt Nam và các nền kinh tế ASEAN đang phát triển; nhóm cận biên (Frontier), gồm các nền kinh tế kém phát triển nhất như Campuchia, Nepal và Bangladesh; và nhóm quốc đảo nhỏ Thái Bình Dương (Pacific SIDS), gồm các quốc đảo nhỏ đang phát triển (Small Island Developing States — SIDS) được đưa vào phân tích để kiểm định các điều kiện biên cực đoan của quan hệ I-P. Nhật Bản không nằm trong phạm vi thực nghiệm vì cấu trúc dữ liệu WBES không bao phủ Nhật Bản đầy đủ.</w:t>
       </w:r>
     </w:p>
     <w:p>
@@ -306,7 +306,7 @@
         <w:t xml:space="preserve">“</w:t>
       </w:r>
       <w:r>
-        <w:t xml:space="preserve">47-49 nền kinh tế</w:t>
+        <w:t xml:space="preserve">45 nền kinh tế</w:t>
       </w:r>
       <w:r>
         <w:t xml:space="preserve">”</w:t>
@@ -315,7 +315,7 @@
         <w:t xml:space="preserve"> </w:t>
       </w:r>
       <w:r>
-        <w:t xml:space="preserve">phản ánh hai phạm vi mẫu khác nhau chứ không phải mâu thuẫn. Phân tích mô tả bao phủ 47 nền kinh tế với 101.185 doanh nghiệp, còn mô hình hồi quy đa quốc gia bao phủ 49 nền kinh tế đáp ứng đủ yêu cầu dữ liệu cho ước lượng. Tương tự, danh sách nhóm quốc đảo nhỏ Thái Bình Dương gồm nhiều nền kinh tế đảo nhỏ, nhưng số quan sát thực tế đưa vào hồi quy còn tùy thuộc vào dữ liệu sẵn có sau khi lọc giá trị khuyết.</w:t>
+        <w:t xml:space="preserve">phản ánh hai phạm vi mẫu khác nhau chứ không phải mâu thuẫn. Phân tích mô tả bao phủ 47 nền kinh tế với 101.185 doanh nghiệp, còn mô hình hồi quy đa quốc gia bao phủ 45 nền kinh tế đáp ứng đủ yêu cầu dữ liệu cho ước lượng. Tương tự, danh sách nhóm quốc đảo nhỏ Thái Bình Dương gồm nhiều nền kinh tế đảo nhỏ, nhưng số quan sát thực tế đưa vào hồi quy còn tùy thuộc vào dữ liệu sẵn có sau khi lọc giá trị khuyết.</w:t>
       </w:r>
     </w:p>
     <w:bookmarkEnd w:id="24"/>
@@ -459,7 +459,7 @@
         <w:pStyle w:val="BodyText"/>
       </w:pPr>
       <w:r>
-        <w:t xml:space="preserve">Tính mới của luận án còn thể hiện ở quy mô và phạm vi chưa từng có trong các nghiên cứu cùng chủ đề tại châu Á. Luận án dựng nên tập dữ liệu lớn cho nghiên cứu đa quốc gia về quan hệ I-P tại khu vực, với 101.185 doanh nghiệp từ 47-49 nền kinh tế, mở rộng đáng kể so với tập 17 nền kinh tế trong Do và Phan (2026a). Việc kiểm định tính ổn định theo thời gian của điểm uốn tại Trung Quốc qua hơn một thập kỷ chuyển đổi số, cùng với việc lần đầu đưa các quốc đảo nhỏ Thái Bình Dương vào một phân tích thực nghiệm về quan hệ I-P trên dữ liệu WBES, là những điểm khác biệt nổi bật so với các luận án và công trình tham chiếu trước đây vốn thường giới hạn ở một quốc gia hoặc một tiểu vùng với một phương pháp duy nhất (Bhandari et al., 2023; Cuervo-Cazurra et al., 2018; Marano et al., 2016; Wu et al., 2022).</w:t>
+        <w:t xml:space="preserve">Tính mới của luận án còn thể hiện ở quy mô và phạm vi chưa từng có trong các nghiên cứu cùng chủ đề tại châu Á. Luận án dựng nên tập dữ liệu lớn cho nghiên cứu đa quốc gia về quan hệ I-P tại khu vực, với 101.185 doanh nghiệp từ 45 nền kinh tế, mở rộng đáng kể so với tập 17 nền kinh tế trong Do và Phan (2026a). Việc kiểm định tính ổn định theo thời gian của điểm uốn tại Trung Quốc qua hơn một thập kỷ chuyển đổi số, cùng với việc lần đầu đưa các quốc đảo nhỏ Thái Bình Dương vào một phân tích thực nghiệm về quan hệ I-P trên dữ liệu WBES, là những điểm khác biệt nổi bật so với các luận án và công trình tham chiếu trước đây vốn thường giới hạn ở một quốc gia hoặc một tiểu vùng với một phương pháp duy nhất (Bhandari et al., 2023; Cuervo-Cazurra et al., 2018; Marano et al., 2016; Wu et al., 2022).</w:t>
       </w:r>
     </w:p>
     <w:p>
@@ -517,7 +517,7 @@
         <w:pStyle w:val="BodyText"/>
       </w:pPr>
       <w:r>
-        <w:t xml:space="preserve">Chương 4, Kết quả nghiên cứu, trình bày kết quả ở ba cấp độ gắn kết với nhau: phân tích tổng hợp cập nhật cho giai đoạn 1982-2026, phân tích theo từng bối cảnh quốc gia gồm Singapore, Việt Nam và Trung Quốc, và phân tích đa quốc gia tổng hợp trên toàn bộ 47-49 nền kinh tế, trong đó có điều kiện biên tại nhóm quốc đảo nhỏ Thái Bình Dương.</w:t>
+        <w:t xml:space="preserve">Chương 4, Kết quả nghiên cứu, trình bày kết quả ở ba cấp độ gắn kết với nhau: phân tích tổng hợp cập nhật cho giai đoạn 1982-2026, phân tích theo từng bối cảnh quốc gia gồm Singapore, Việt Nam và Trung Quốc, và phân tích đa quốc gia tổng hợp trên toàn bộ 45 nền kinh tế, trong đó có điều kiện biên tại nhóm quốc đảo nhỏ Thái Bình Dương.</w:t>
       </w:r>
     </w:p>
     <w:p>

--- a/dist/downloads/chuong_1_gioi_thieu.docx
+++ b/dist/downloads/chuong_1_gioi_thieu.docx
@@ -48,7 +48,7 @@
         <w:pStyle w:val="BodyText"/>
       </w:pPr>
       <w:r>
-        <w:t xml:space="preserve">Sự cấp thiết của vấn đề trước hết bộc lộ ở mức độ không đồng nhất (heterogeneity) cao và dai dẳng trong bằng chứng. Mặc dù đã có hàng trăm nghiên cứu thực nghiệm, các phân tích tổng hợp (meta-analysis) về quan hệ I-P liên tục cho thấy một bức tranh giống nhau: tác động tổng hợp là dương nhưng nhỏ, trong khi mức dị biệt giữa các nghiên cứu lại rất cao (Bausch &amp; Krist, 2007; Kirca et al., 2012; Marano et al., 2016; Wu et al., 2022). Phân tích tổng hợp ba tầng của chính luận án trên 238 nghiên cứu xác nhận lại quy luật thực nghiệm này: hệ số tương quan tổng hợp chỉ vào khoảng r = 0,074, trong khi mức dị biệt còn lại sau khi đã tính tới sai số lấy mẫu vẫn ở mức I² = 62,4% (Do &amp; Phan, 2026c). Mức dị biệt cao như vậy không phải là dấu hiệu của sai sót phương pháp. Trái lại, nó cho thấy quan hệ I-P phụ thuộc sâu sắc vào điều kiện bối cảnh. Bản thân sự tồn tại song song của năm dạng hàm quan hệ khác nhau, từ tuyến tính, chữ U ngược, đường cong chữ S, đường cong chữ M, đến gánh nặng bắt buộc, là dữ kiện cần được giải thích chứ không phải mâu thuẫn cần loại bỏ (Contractor, 2012; Hitt et al., 1997; Lu &amp; Beamish, 2004). Khi cùng một mức cường độ xuất khẩu có thể trở thành lợi thế ở bối cảnh này nhưng lại là gánh nặng ở bối cảnh khác, thì câu hỏi nghiên cứu đáng giá không còn là</w:t>
+        <w:t xml:space="preserve">Sự cấp thiết của vấn đề trước hết bộc lộ ở mức độ không đồng nhất (heterogeneity) cao và dai dẳng trong bằng chứng. Mặc dù đã có hàng trăm nghiên cứu thực nghiệm, các phân tích tổng hợp (meta-analysis) về quan hệ I-P liên tục cho thấy một bức tranh giống nhau: tác động tổng hợp là dương nhưng nhỏ, trong khi mức dị biệt giữa các nghiên cứu lại rất cao (Bausch &amp; Krist, 2007; Kirca et al., 2012; Marano et al., 2016; Wu et al., 2022). Phân tích tổng hợp (meta-analysis) ba tầng của chính luận án trên 238 nghiên cứu xác nhận lại quy luật thực nghiệm này: hệ số tương quan tổng hợp chỉ vào khoảng r = 0,074, trong khi mức dị biệt còn lại sau khi đã tính tới sai số lấy mẫu vẫn ở mức I² = 62,4%. Mức dị biệt cao như vậy không phải là dấu hiệu của sai sót phương pháp. Trái lại, nó cho thấy quan hệ I-P phụ thuộc sâu sắc vào điều kiện bối cảnh. Bản thân sự tồn tại song song của năm dạng hàm quan hệ khác nhau, từ tuyến tính, chữ U ngược, đường cong chữ S, đường cong chữ M, đến gánh nặng bắt buộc, là dữ kiện cần được giải thích chứ không phải mâu thuẫn cần loại bỏ (Contractor, 2012; Hitt et al., 1997; Lu &amp; Beamish, 2004). Khi cùng một mức cường độ xuất khẩu có thể trở thành lợi thế ở bối cảnh này nhưng lại là gánh nặng ở bối cảnh khác, thì câu hỏi nghiên cứu đáng giá không còn là</w:t>
       </w:r>
       <w:r>
         <w:t xml:space="preserve"> </w:t>
@@ -383,7 +383,7 @@
         <w:pStyle w:val="BodyText"/>
       </w:pPr>
       <w:r>
-        <w:t xml:space="preserve">Cần nói rõ vị trí của Chương 1 trong toàn bộ chương trình nghiên cứu. Luận án được tổ chức như một hệ thống công bố gồm tám nghiên cứu thành phần P1-P8, được bổ sung bởi một phân tích tổng hợp công bố năm 2024 và một chương sách xuất bản trong tuyển tập IntechOpen năm 2025, hợp thành mười công trình gắn kết với nhau. Trong số này, hai bài đã công bố trên tạp chí, một bài đã có trong kỷ yếu hội thảo, và các bản thảo còn lại đang ở các giai đoạn phản biện và chỉnh sửa khác nhau tại các tạp chí thuộc danh mục ISI/Scopus. Mỗi nghiên cứu thành phần kiểm định một phần của khung giải thích đa tầng trên một bối cảnh hoặc một phạm vi cụ thể, và toàn bộ kết quả được tổng hợp lại trong các chương sau. Chương 1 chỉ khái quát phương pháp và dữ liệu ở mức đủ để định vị nghiên cứu; chi tiết về thiết kế, đo lường biến, đặc tả mô hình và chiến lược kiểm định độ vững được trình bày đầy đủ ở Chương 3.</w:t>
+        <w:t xml:space="preserve">Cần nói rõ vị trí của Chương 1 trong toàn bộ chương trình nghiên cứu. Luận án được tổ chức thành một chuỗi phân tích thành phần gắn kết với nhau, mỗi phân tích kiểm định một phần của khung giải thích đa tầng trên một bối cảnh hoặc một phạm vi cụ thể, từ phân tích tổng hợp định lượng, các phân tích đơn quốc gia cho Việt Nam, Trung Quốc và Singapore, đến phân tích đa quốc gia trên toàn dải nền kinh tế châu Á và Thái Bình Dương và phân tích điều kiện biên tại nhóm quốc đảo nhỏ Thái Bình Dương. Toàn bộ kết quả được tổng hợp lại trong các chương sau. Chương 1 chỉ khái quát phương pháp và dữ liệu ở mức đủ để định vị nghiên cứu; chi tiết về thiết kế, đo lường biến, đặc tả mô hình và chiến lược kiểm định độ vững được trình bày đầy đủ ở Chương 3.</w:t>
       </w:r>
     </w:p>
     <w:p>

--- a/dist/downloads/chuong_1_gioi_thieu.docx
+++ b/dist/downloads/chuong_1_gioi_thieu.docx
@@ -40,7 +40,7 @@
         <w:pStyle w:val="FirstParagraph"/>
       </w:pPr>
       <w:r>
-        <w:t xml:space="preserve">Cùng một mức cường độ xuất khẩu có thể nâng một doanh nghiệp ở nền kinh tế thể chế mạnh lên đỉnh năng suất, nhưng lại đẩy một doanh nghiệp ở quốc đảo nhỏ Thái Bình Dương vào vòng suy giảm đơn điệu. Chính nghịch lý đó, cùng một hành vi quốc tế hóa nhưng cho hai kết cục trái ngược tùy chế độ thể chế, là điểm khởi đầu của luận án này. Quốc tế hóa doanh nghiệp đã là một trong những chủ đề trung tâm của kinh doanh quốc tế (international business) suốt hơn nửa thế kỷ qua. Kể từ khi Johanson và Vahlne (1977) đề xuất mô hình Uppsala về quá trình quốc tế hóa tuần tự, gần nửa thế kỷ nghiên cứu đã tích lũy quanh một câu hỏi cốt lõi mà đến nay vẫn chưa có lời đáp dứt khoát: quốc tế hóa có thực sự cải thiện hiệu quả hoạt động của doanh nghiệp hay không, và nếu có thì trong những điều kiện nào? Lu và Beamish (2004) cung cấp bằng chứng then chốt về quan hệ hình chữ S giữa mức độ quốc tế hóa và hiệu quả, còn Contractor et al. (2003) cùng nhiều nghiên cứu kế tiếp tiếp tục thách thức, bổ sung và điều chỉnh kết luận đó. Điều đáng chú ý không phải là sự thiếu vắng bằng chứng. Vấn đề nằm ở sự phân tán của nó. Mối quan hệ giữa quốc tế hóa và hiệu quả hoạt động kinh doanh (internationalization-performance — I-P) là có thực, nhưng phức tạp và phụ thuộc vào nhiều điều kiện biên. Chính tính điều kiện này, chứ không phải bản thân dấu của hiệu ứng, mới là vấn đề lý thuyết cần được giải quyết.</w:t>
+        <w:t xml:space="preserve">Cùng một mức cường độ xuất khẩu có thể nâng một doanh nghiệp ở nền kinh tế thể chế mạnh lên đỉnh năng suất, nhưng lại đẩy một doanh nghiệp ở quốc đảo nhỏ Thái Bình Dương vào vòng suy giảm đơn điệu. Chính nghịch lý đó, cùng một hành vi quốc tế hóa nhưng cho hai kết cục trái ngược tùy chế độ thể chế, là điểm khởi đầu của luận án này. Quốc tế hóa doanh nghiệp đã là một trong những chủ đề trung tâm của kinh doanh quốc tế (international business) suốt hơn nửa thế kỷ qua. Kể từ khi Johanson và Vahlne (1977) đề xuất mô hình Uppsala về quá trình quốc tế hóa tuần tự, gần nửa thế kỷ nghiên cứu đã tích lũy quanh một câu hỏi cốt lõi mà đến nay vẫn chưa có lời đáp dứt khoát: quốc tế hóa có thực sự cải thiện hiệu quả hoạt động của doanh nghiệp hay không, và nếu có thì trong những điều kiện nào? Lu và Beamish (2004) cung cấp bằng chứng then chốt về quan hệ hình chữ S giữa mức độ quốc tế hóa và hiệu quả, còn Contractor et al. (2003) cùng nhiều nghiên cứu kế tiếp tiếp tục thách thức, bổ sung và điều chỉnh kết luận đó. Điều đáng chú ý không phải là sự thiếu vắng bằng chứng. Vấn đề nằm ở sự phân tán của nó. Mối quan hệ giữa quốc tế hóa và hiệu quả hoạt động kinh doanh (internationalization-performance, I-P) là có thực, nhưng phức tạp và phụ thuộc vào nhiều điều kiện biên. Chính tính điều kiện này, chứ không phải bản thân dấu của hiệu ứng, mới là vấn đề lý thuyết cần được giải quyết.</w:t>
       </w:r>
     </w:p>
     <w:p>
@@ -97,7 +97,7 @@
         <w:pStyle w:val="BodyText"/>
       </w:pPr>
       <w:r>
-        <w:t xml:space="preserve">Thể chế là tầng giải thích không thể bỏ qua khi bàn về kết quả quốc tế hóa. Lý thuyết thể chế (institutional theory) của North (1990) cùng Khanna và Palepu (2010) khẳng định rằng thể chế tạo ra cấu trúc khuyến khích và chi phí giao dịch khác nhau giữa các quốc gia. Ở các thị trường mới nổi, khoảng trống thể chế (institutional voids), tức sự thiếu hụt các thể chế trung gian hỗ trợ giao dịch thị trường, đẩy chi phí quốc tế hóa của doanh nghiệp lên đáng kể (Khanna &amp; Palepu, 2010; Peng, 2003). Sự đa dạng thể chế giữa các quốc gia châu Á trải dài từ những nền kinh tế quản trị ổn định và pháp quyền mạnh như Singapore đến các nền kinh tế đang trong quá trình phát triển thể chế như Campuchia hay các quốc đảo Thái Bình Dương. Dải biến thiên đó đặc biệt phong phú và rất thuận lợi cho việc kiểm định. Luận án tiếp cận dải biến thiên ấy một cách hệ thống thông qua khung phân loại thể chế sáu nhóm được phát triển riêng cho luận án, gọi là Biến thiên chế độ bối cảnh thể chế (Institutional Context Regime Variation — ICRV). Khác với cách hiểu thể chế như một bối cảnh tĩnh, luận án định vị ICRV như một bộ lọc chi phí giao dịch (transaction cost filter): ở chế độ thể chế mạnh, bộ lọc cho giao dịch xuất khẩu đi qua trơn tru nên doanh nghiệp duy trì được lợi ích đến mức cường độ cao; ở chế độ thể chế yếu, bộ lọc tắc nghẽn, biến xuất khẩu thành một gánh nặng trừ khi doanh nghiệp sở hữu những tấm lá chắn số và công nghệ nội tại bù đắp cho khoảng trống thể chế.</w:t>
+        <w:t xml:space="preserve">Thể chế là tầng giải thích không thể bỏ qua khi bàn về kết quả quốc tế hóa. Lý thuyết thể chế (institutional theory) của North (1990) cùng Khanna và Palepu (2010) khẳng định rằng thể chế tạo ra cấu trúc khuyến khích và chi phí giao dịch khác nhau giữa các quốc gia. Ở các thị trường mới nổi, khoảng trống thể chế (institutional voids), tức sự thiếu hụt các thể chế trung gian hỗ trợ giao dịch thị trường, đẩy chi phí quốc tế hóa của doanh nghiệp lên đáng kể (Khanna &amp; Palepu, 2010; Peng, 2003). Sự đa dạng thể chế giữa các quốc gia châu Á trải dài từ những nền kinh tế quản trị ổn định và pháp quyền mạnh như Singapore đến các nền kinh tế đang trong quá trình phát triển thể chế như Campuchia hay các quốc đảo Thái Bình Dương. Dải biến thiên đó đặc biệt phong phú và rất thuận lợi cho việc kiểm định. Luận án tiếp cận dải biến thiên ấy một cách hệ thống thông qua khung phân loại thể chế sáu nhóm được phát triển riêng cho luận án, gọi là Biến thiên chế độ bối cảnh thể chế (Institutional Context Regime Variation, ICRV). Khác với cách hiểu thể chế như một bối cảnh tĩnh, luận án định vị ICRV như một bộ lọc chi phí giao dịch (transaction cost filter): ở chế độ thể chế mạnh, bộ lọc cho giao dịch xuất khẩu đi qua trơn tru nên doanh nghiệp duy trì được lợi ích đến mức cường độ cao; ở chế độ thể chế yếu, bộ lọc tắc nghẽn, biến xuất khẩu thành một gánh nặng trừ khi doanh nghiệp sở hữu những tấm lá chắn số và công nghệ nội tại bù đắp cho khoảng trống thể chế.</w:t>
       </w:r>
     </w:p>
     <w:p>
@@ -172,7 +172,7 @@
         <w:pStyle w:val="BodyText"/>
       </w:pPr>
       <w:r>
-        <w:t xml:space="preserve">Từ mục tiêu chung đó, luận án triển khai bốn mục tiêu cụ thể. Mục tiêu thứ nhất là tổng hợp và cập nhật bằng chứng phân tích tổng hợp về quan hệ I-P trong giai đoạn 1982-2026, qua đó xác định tác động tổng hợp, mức độ dị biệt, và những biến điều tiết chính giải thích sự dị biệt giữa các nghiên cứu. Mục tiêu thứ hai là kiểm định cơ chế cụ thể của quan hệ I-P trong các bối cảnh quốc gia khác nhau, gồm Singapore với tư cách nền kinh tế nhỏ mở tiên tiến, Việt Nam với tư cách nền kinh tế chuyển đổi đang mở rộng, và Trung Quốc với tư cách nền kinh tế thu nhập trung bình cao quy mô lớn; so sánh ba bối cảnh này giúp làm rõ cách các cơ chế I-P vận hành khác nhau theo từng quốc gia, đồng thời kiểm định tính ổn định của cấu trúc phi tuyến theo thời gian. Mục tiêu thứ ba là mở rộng phân tích sang phạm vi đa quốc gia gồm 45 nền kinh tế châu Á và Thái Bình Dương, trong đó có nhóm các quốc đảo nhỏ Thái Bình Dương, nhằm kiểm định khả năng khái quát hóa của các phát hiện trên một dải bối cảnh thể chế rộng, kế thừa và mở rộng từ tập 17 nền kinh tế trong Do và Phan (2026a). Mục tiêu thứ tư là phân tích vai trò điều tiết của ba nhóm nhân tố: thể chế (đo bằng các nhóm con ICRV cùng các chỉ số rào cản thể chế), năng lực số (phân biệt rõ Chỉ số năng lực công nghệ — Technological Capability Index — TCI với Chỉ số chấp nhận số — Digital Adoption Index — DAI), và đặc điểm nhà quản trị cấp cao (kinh nghiệm và giới tính).</w:t>
+        <w:t xml:space="preserve">Từ mục tiêu chung đó, luận án triển khai bốn mục tiêu cụ thể. Mục tiêu thứ nhất là tổng hợp và cập nhật bằng chứng phân tích tổng hợp về quan hệ I-P trong giai đoạn 1982-2026, qua đó xác định tác động tổng hợp, mức độ dị biệt, và những biến điều tiết chính giải thích sự dị biệt giữa các nghiên cứu. Mục tiêu thứ hai là kiểm định cơ chế cụ thể của quan hệ I-P trong các bối cảnh quốc gia khác nhau, gồm Singapore với tư cách nền kinh tế nhỏ mở tiên tiến, Việt Nam với tư cách nền kinh tế chuyển đổi đang mở rộng, và Trung Quốc với tư cách nền kinh tế thu nhập trung bình cao quy mô lớn; so sánh ba bối cảnh này giúp làm rõ cách các cơ chế I-P vận hành khác nhau theo từng quốc gia, đồng thời kiểm định tính ổn định của cấu trúc phi tuyến theo thời gian. Mục tiêu thứ ba là mở rộng phân tích sang phạm vi đa quốc gia gồm 45 nền kinh tế châu Á và Thái Bình Dương, trong đó có nhóm các quốc đảo nhỏ Thái Bình Dương, nhằm kiểm định khả năng khái quát hóa của các phát hiện trên một dải bối cảnh thể chế rộng, kế thừa và mở rộng từ tập 17 nền kinh tế trong Do và Phan (2026a). Mục tiêu thứ tư là phân tích vai trò điều tiết của ba nhóm nhân tố: thể chế (đo bằng các nhóm con ICRV cùng các chỉ số rào cản thể chế), năng lực số (phân biệt rõ Chỉ số năng lực công nghệ, Technological Capability Index, TCI với Chỉ số chấp nhận số, Digital Adoption Index, DAI), và đặc điểm nhà quản trị cấp cao (kinh nghiệm và giới tính).</w:t>
       </w:r>
     </w:p>
     <w:p>
@@ -271,7 +271,7 @@
         <w:pStyle w:val="FirstParagraph"/>
       </w:pPr>
       <w:r>
-        <w:t xml:space="preserve">Đối tượng nghiên cứu của luận án là mối quan hệ giữa quốc tế hóa và hiệu quả hoạt động kinh doanh của doanh nghiệp, cùng với các nhân tố điều tiết mối quan hệ đó, gồm bối cảnh thể chế, năng lực số và đặc điểm nhà quản trị cấp cao. Đơn vị phân tích là doanh nghiệp ở cấp độ tổ chức, không phải cấp độ ngành hay cấp độ quốc gia. Trong luận án, quốc tế hóa được đo chủ yếu bằng tỷ lệ doanh thu xuất khẩu trên tổng doanh thu (Foreign Sales to Total Sales — FSTS), tức cường độ xuất khẩu, còn hiệu quả hoạt động được đo chủ yếu bằng năng suất lao động, bổ sung bằng tỷ suất lợi nhuận trên doanh thu và tăng trưởng doanh thu trong các kiểm tra độ vững.</w:t>
+        <w:t xml:space="preserve">Đối tượng nghiên cứu của luận án là mối quan hệ giữa quốc tế hóa và hiệu quả hoạt động kinh doanh của doanh nghiệp, cùng với các nhân tố điều tiết mối quan hệ đó, gồm bối cảnh thể chế, năng lực số và đặc điểm nhà quản trị cấp cao. Đơn vị phân tích là doanh nghiệp ở cấp độ tổ chức, không phải cấp độ ngành hay cấp độ quốc gia. Trong luận án, quốc tế hóa được đo chủ yếu bằng tỷ lệ doanh thu xuất khẩu trên tổng doanh thu (Foreign Sales to Total Sales, FSTS), tức cường độ xuất khẩu, còn hiệu quả hoạt động được đo chủ yếu bằng năng suất lao động, bổ sung bằng tỷ suất lợi nhuận trên doanh thu và tăng trưởng doanh thu trong các kiểm tra độ vững.</w:t>
       </w:r>
     </w:p>
     <w:bookmarkEnd w:id="23"/>
@@ -289,7 +289,7 @@
         <w:pStyle w:val="FirstParagraph"/>
       </w:pPr>
       <w:r>
-        <w:t xml:space="preserve">Phạm vi không gian chính của nghiên cứu gồm 45 nền kinh tế châu Á và Thái Bình Dương có dữ liệu trong Khảo sát Doanh nghiệp của Ngân hàng Thế giới (World Bank Enterprise Surveys — WBES), được phân loại và tổ chức theo sáu nhóm con trong khung ICRV. Sáu nhóm con đó là: nhóm tiên tiến dẫn dắt bằng đổi mới (Advanced Innovation-Driven), đại diện là Singapore, Hàn Quốc và Đài Loan; nhóm tiên tiến dẫn dắt bằng tài nguyên (Advanced Resource-Driven), đại diện là các nền kinh tế vùng Vịnh; nhóm thu nhập trung bình cao (Upper-middle), đại diện là Trung Quốc và Malaysia; nhóm đang nổi (Emerging), gồm Việt Nam và các nền kinh tế ASEAN đang phát triển; nhóm cận biên (Frontier), gồm các nền kinh tế kém phát triển nhất như Campuchia, Nepal và Bangladesh; và nhóm quốc đảo nhỏ Thái Bình Dương (Pacific SIDS), gồm các quốc đảo nhỏ đang phát triển (Small Island Developing States — SIDS) được đưa vào phân tích để kiểm định các điều kiện biên cực đoan của quan hệ I-P. Nhật Bản không nằm trong phạm vi thực nghiệm vì cấu trúc dữ liệu WBES không bao phủ Nhật Bản đầy đủ.</w:t>
+        <w:t xml:space="preserve">Phạm vi không gian chính của nghiên cứu gồm 45 nền kinh tế châu Á và Thái Bình Dương có dữ liệu trong Khảo sát Doanh nghiệp của Ngân hàng Thế giới (World Bank Enterprise Surveys, WBES), được phân loại và tổ chức theo sáu nhóm con trong khung ICRV. Sáu nhóm con đó là: nhóm tiên tiến dẫn dắt bằng đổi mới (Advanced Innovation-Driven), đại diện là Singapore, Hàn Quốc và Đài Loan; nhóm tiên tiến dẫn dắt bằng tài nguyên (Advanced Resource-Driven), đại diện là các nền kinh tế vùng Vịnh; nhóm thu nhập trung bình cao (Upper-middle), đại diện là Trung Quốc và Malaysia; nhóm đang nổi (Emerging), gồm Việt Nam và các nền kinh tế ASEAN đang phát triển; nhóm cận biên (Frontier), gồm các nền kinh tế kém phát triển nhất như Campuchia, Nepal và Bangladesh; và nhóm quốc đảo nhỏ Thái Bình Dương (Pacific SIDS), gồm các quốc đảo nhỏ đang phát triển (Small Island Developing States, SIDS) được đưa vào phân tích để kiểm định các điều kiện biên cực đoan của quan hệ I-P. Nhật Bản không nằm trong phạm vi thực nghiệm vì cấu trúc dữ liệu WBES không bao phủ Nhật Bản đầy đủ.</w:t>
       </w:r>
     </w:p>
     <w:p>
@@ -417,7 +417,7 @@
         <w:pStyle w:val="FirstParagraph"/>
       </w:pPr>
       <w:r>
-        <w:t xml:space="preserve">Về mặt lý thuyết, luận án đóng góp vào tài liệu nghiên cứu kinh doanh quốc tế theo bốn hướng gắn bó với nhau. Đóng góp thứ nhất là tích hợp bốn lý thuyết kinh điển, gồm mô hình Uppsala, quan điểm dựa trên nguồn lực (resource-based view — RBV), lý thuyết thể chế và lý thuyết Bậc trên, vào một khung giải thích đa tầng thống nhất, được bổ sung bằng một lớp mở rộng về năng lực số để phản ánh chuyển đổi số đương đại. Khung này không phải là sự ghép nối cơ học các lý thuyết, mà là một kiến trúc lý thuyết nhất quán nội tại, trong đó mỗi tầng giải thích một dạng dị biệt khác nhau của quan hệ I-P. Đóng góp thứ hai là tách bạch rõ ràng năng lực công nghệ với chấp nhận số, coi đây là hai cấu trúc khái niệm độc lập dựa trên những nền tảng lý thuyết khác nhau (Bharadwaj et al., 2013; Coltman et al., 2008; Verhoef et al., 2021). Sự tách bạch này lấp một thiếu hụt khái niệm quan trọng trong các nghiên cứu về số hóa và quốc tế hóa, vốn thường gộp chung hai cấu trúc khác nhau về bản chất. Đóng góp thứ ba là tái định vị mô hình Uppsala trong kỷ nguyên trí tuệ nhân tạo, bằng cách mở rộng cơ chế học hỏi để bao hàm cả học hỏi tăng cường bằng dữ liệu số, phù hợp với xu hướng quốc tế hóa được hỗ trợ bằng công nghệ số (Banalieva &amp; Dhanaraj, 2019; Yang et al., 2025).</w:t>
+        <w:t xml:space="preserve">Về mặt lý thuyết, luận án đóng góp vào tài liệu nghiên cứu kinh doanh quốc tế theo bốn hướng gắn bó với nhau. Đóng góp thứ nhất là tích hợp bốn lý thuyết kinh điển, gồm mô hình Uppsala, quan điểm dựa trên nguồn lực (resource-based view, RBV), lý thuyết thể chế và lý thuyết Bậc trên, vào một khung giải thích đa tầng thống nhất, được bổ sung bằng một lớp mở rộng về năng lực số để phản ánh chuyển đổi số đương đại. Khung này không phải là sự ghép nối cơ học các lý thuyết, mà là một kiến trúc lý thuyết nhất quán nội tại, trong đó mỗi tầng giải thích một dạng dị biệt khác nhau của quan hệ I-P. Đóng góp thứ hai là tách bạch rõ ràng năng lực công nghệ với chấp nhận số, coi đây là hai cấu trúc khái niệm độc lập dựa trên những nền tảng lý thuyết khác nhau (Bharadwaj et al., 2013; Coltman et al., 2008; Verhoef et al., 2021). Sự tách bạch này lấp một thiếu hụt khái niệm quan trọng trong các nghiên cứu về số hóa và quốc tế hóa, vốn thường gộp chung hai cấu trúc khác nhau về bản chất. Đóng góp thứ ba là tái định vị mô hình Uppsala trong kỷ nguyên trí tuệ nhân tạo, bằng cách mở rộng cơ chế học hỏi để bao hàm cả học hỏi tăng cường bằng dữ liệu số, phù hợp với xu hướng quốc tế hóa được hỗ trợ bằng công nghệ số (Banalieva &amp; Dhanaraj, 2019; Yang et al., 2025).</w:t>
       </w:r>
     </w:p>
     <w:p>

--- a/dist/downloads/chuong_1_gioi_thieu.docx
+++ b/dist/downloads/chuong_1_gioi_thieu.docx
@@ -97,7 +97,7 @@
         <w:pStyle w:val="BodyText"/>
       </w:pPr>
       <w:r>
-        <w:t xml:space="preserve">Thể chế là tầng giải thích không thể bỏ qua khi bàn về kết quả quốc tế hóa. Lý thuyết thể chế (institutional theory) của North (1990) cùng Khanna và Palepu (2010) khẳng định rằng thể chế tạo ra cấu trúc khuyến khích và chi phí giao dịch khác nhau giữa các quốc gia. Ở các thị trường mới nổi, khoảng trống thể chế (institutional voids), tức sự thiếu hụt các thể chế trung gian hỗ trợ giao dịch thị trường, đẩy chi phí quốc tế hóa của doanh nghiệp lên đáng kể (Khanna &amp; Palepu, 2010; Peng, 2003). Sự đa dạng thể chế giữa các quốc gia châu Á trải dài từ những nền kinh tế quản trị ổn định và pháp quyền mạnh như Singapore đến các nền kinh tế đang trong quá trình phát triển thể chế như Campuchia hay các quốc đảo Thái Bình Dương. Dải biến thiên đó đặc biệt phong phú và rất thuận lợi cho việc kiểm định. Luận án tiếp cận dải biến thiên ấy một cách hệ thống thông qua khung phân loại thể chế sáu nhóm được phát triển riêng cho luận án, gọi là Biến thiên chế độ bối cảnh thể chế (Institutional Context Regime Variation, ICRV). Khác với cách hiểu thể chế như một bối cảnh tĩnh, luận án định vị ICRV như một bộ lọc chi phí giao dịch (transaction cost filter): ở chế độ thể chế mạnh, bộ lọc cho giao dịch xuất khẩu đi qua trơn tru nên doanh nghiệp duy trì được lợi ích đến mức cường độ cao; ở chế độ thể chế yếu, bộ lọc tắc nghẽn, biến xuất khẩu thành một gánh nặng trừ khi doanh nghiệp sở hữu những tấm lá chắn số và công nghệ nội tại bù đắp cho khoảng trống thể chế.</w:t>
+        <w:t xml:space="preserve">Thể chế là tầng giải thích không thể bỏ qua khi bàn về kết quả quốc tế hóa. Lý thuyết thể chế (institutional theory) của North (1990) cùng Khanna và Palepu (2010) khẳng định rằng thể chế tạo ra cấu trúc khuyến khích và chi phí giao dịch khác nhau giữa các quốc gia. Ở các thị trường mới nổi, khoảng trống thể chế (institutional voids), tức sự thiếu hụt các thể chế trung gian hỗ trợ giao dịch thị trường, đẩy chi phí quốc tế hóa của doanh nghiệp lên đáng kể (Khanna &amp; Palepu, 2010; Peng, 2003). Sự đa dạng thể chế giữa các quốc gia châu Á trải dài từ những nền kinh tế quản trị ổn định và pháp quyền mạnh như Singapore đến các nền kinh tế đang trong quá trình phát triển thể chế như Campuchia hay các quốc đảo Thái Bình Dương. Dải biến thiên đó đặc biệt phong phú và rất thuận lợi cho việc kiểm định. Luận án tiếp cận dải biến thiên ấy một cách hệ thống thông qua khung phân loại thể chế sáu nhóm được phát triển riêng cho luận án, gọi là Biến thiên chế độ bối cảnh thể chế (Institutional Context Regime Variation, ICRV). Khác với cách hiểu thể chế như một bối cảnh tĩnh, luận án định vị ICRV như một bộ lọc chi phí giao dịch (transaction cost filter): ở chế độ thể chế mạnh, bộ lọc cho giao dịch xuất khẩu đi qua trơn tru nên doanh nghiệp duy trì được lợi ích đến mức cường độ cao; ở chế độ thể chế yếu, bộ lọc tắc nghẽn, biến xuất khẩu thành một gánh nặng trừ khi doanh nghiệp sở hữu những năng lực số và công nghệ nội tại bù đắp cho khoảng trống thể chế.</w:t>
       </w:r>
     </w:p>
     <w:p>

--- a/dist/downloads/chuong_1_gioi_thieu.docx
+++ b/dist/downloads/chuong_1_gioi_thieu.docx
@@ -41,6 +41,62 @@
       </w:pPr>
       <w:r>
         <w:t xml:space="preserve">Cùng một mức cường độ xuất khẩu có thể nâng một doanh nghiệp ở nền kinh tế thể chế mạnh lên đỉnh năng suất, nhưng lại đẩy một doanh nghiệp ở quốc đảo nhỏ Thái Bình Dương vào vòng suy giảm đơn điệu. Chính nghịch lý đó, cùng một hành vi quốc tế hóa nhưng cho hai kết cục trái ngược tùy chế độ thể chế, là điểm khởi đầu của luận án này. Quốc tế hóa doanh nghiệp đã là một trong những chủ đề trung tâm của kinh doanh quốc tế (international business) suốt hơn nửa thế kỷ qua. Kể từ khi Johanson và Vahlne (1977) đề xuất mô hình Uppsala về quá trình quốc tế hóa tuần tự, gần nửa thế kỷ nghiên cứu đã tích lũy quanh một câu hỏi cốt lõi mà đến nay vẫn chưa có lời đáp dứt khoát: quốc tế hóa có thực sự cải thiện hiệu quả hoạt động của doanh nghiệp hay không, và nếu có thì trong những điều kiện nào? Lu và Beamish (2004) cung cấp bằng chứng then chốt về quan hệ hình chữ S giữa mức độ quốc tế hóa và hiệu quả, còn Contractor et al. (2003) cùng nhiều nghiên cứu kế tiếp tiếp tục thách thức, bổ sung và điều chỉnh kết luận đó. Điều đáng chú ý không phải là sự thiếu vắng bằng chứng. Vấn đề nằm ở sự phân tán của nó. Mối quan hệ giữa quốc tế hóa và hiệu quả hoạt động kinh doanh (internationalization-performance, I-P) là có thực, nhưng phức tạp và phụ thuộc vào nhiều điều kiện biên. Chính tính điều kiện này, chứ không phải bản thân dấu của hiệu ứng, mới là vấn đề lý thuyết cần được giải quyết.</w:t>
+      </w:r>
+    </w:p>
+    <w:p>
+      <w:pPr>
+        <w:pStyle w:val="BodyText"/>
+      </w:pPr>
+      <w:r>
+        <w:t xml:space="preserve">Luận án lập luận rằng sự phân tán ấy không phải là nhiễu thống kê, mà là dấu vết của hai chế độ quốc tế hóa khác nhau về bản chất, cùng tồn tại trong một khu vực. Ở một cực là</w:t>
+      </w:r>
+      <w:r>
+        <w:t xml:space="preserve"> </w:t>
+      </w:r>
+      <w:r>
+        <w:rPr>
+          <w:bCs/>
+          <w:b/>
+        </w:rPr>
+        <w:t xml:space="preserve">quốc tế hóa để mở rộng quy mô</w:t>
+      </w:r>
+      <w:r>
+        <w:t xml:space="preserve"> </w:t>
+      </w:r>
+      <w:r>
+        <w:t xml:space="preserve">(internationalization-to-scale): tại các nền kinh tế thể chế mạnh như Singapore, xuất khẩu là công cụ tối ưu hóa biên lợi nhuận, và đường cong hiệu quả gần như đơn điệu dương với điểm uốn rất muộn, vào khoảng 82% cường độ xuất khẩu, nghĩa là càng xuất khẩu càng có lãi. Ở cực đối lập là</w:t>
+      </w:r>
+      <w:r>
+        <w:t xml:space="preserve"> </w:t>
+      </w:r>
+      <w:r>
+        <w:rPr>
+          <w:bCs/>
+          <w:b/>
+        </w:rPr>
+        <w:t xml:space="preserve">quốc tế hóa để sinh tồn</w:t>
+      </w:r>
+      <w:r>
+        <w:t xml:space="preserve"> </w:t>
+      </w:r>
+      <w:r>
+        <w:t xml:space="preserve">(internationalization-to-survive): tại các quốc đảo nhỏ Thái Bình Dương, nơi thị trường nội địa quá nhỏ và chi phí hậu cần khổng lồ bào mòn lợi nhuận, doanh nghiệp buộc phải xuất khẩu bất kể điều kiện; trong số 187 doanh nghiệp có xuất khẩu trên toàn mẫu các quốc đảo nhỏ đang phát triển (SIDS), cường độ xuất khẩu cao hơn lại gắn với năng suất thấp hơn, khiến đường cong chữ U ngược sụp đổ hoàn toàn thành một quan hệ âm đơn điệu. Hiện tượng này, mà luận án gọi là</w:t>
+      </w:r>
+      <w:r>
+        <w:t xml:space="preserve"> </w:t>
+      </w:r>
+      <w:r>
+        <w:rPr>
+          <w:bCs/>
+          <w:b/>
+        </w:rPr>
+        <w:t xml:space="preserve">gánh nặng quốc tế hóa bắt buộc</w:t>
+      </w:r>
+      <w:r>
+        <w:t xml:space="preserve"> </w:t>
+      </w:r>
+      <w:r>
+        <w:t xml:space="preserve">(Forced Internationalization Penalty, FIP), không phải một ngoại lệ bên lề mà là điều kiện biên cực đoan làm lộ rõ chính cấu trúc lý thuyết của toàn bộ quan hệ I-P: khi cả ba tiền đề cấu trúc của đường cong chữ U ngược, gồm thị trường nội địa khả dụng, chi phí thương mại quản lý được, và thể chế hỗ trợ chức năng, đồng thời vắng mặt, thì dạng hàm phi tuyến quen thuộc không còn tồn tại. Cũng như một lý thuyết về lực hấp dẫn không thể trọn vẹn nếu né tránh điểm kỳ dị nơi các định luật thông thường sụp đổ, một lý thuyết về quan hệ I-P không thể xem trường hợp FIP như một phụ lục: luận án do đó đặt FIP làm một cực lý thuyết đối trọng trực tiếp với logic chữ U ngược truyền thống, ngay từ chương mở đầu.</w:t>
       </w:r>
     </w:p>
     <w:p>

--- a/dist/downloads/chuong_1_gioi_thieu.docx
+++ b/dist/downloads/chuong_1_gioi_thieu.docx
@@ -104,7 +104,7 @@
         <w:pStyle w:val="BodyText"/>
       </w:pPr>
       <w:r>
-        <w:t xml:space="preserve">Sự cấp thiết của vấn đề trước hết bộc lộ ở mức độ không đồng nhất (heterogeneity) cao và dai dẳng trong bằng chứng. Mặc dù đã có hàng trăm nghiên cứu thực nghiệm, các phân tích tổng hợp (meta-analysis) về quan hệ I-P liên tục cho thấy một bức tranh giống nhau: tác động tổng hợp là dương nhưng nhỏ, trong khi mức dị biệt giữa các nghiên cứu lại rất cao (Bausch &amp; Krist, 2007; Kirca et al., 2012; Marano et al., 2016; Wu et al., 2022). Phân tích tổng hợp (meta-analysis) ba tầng của chính luận án trên 238 nghiên cứu xác nhận lại quy luật thực nghiệm này: hệ số tương quan tổng hợp chỉ vào khoảng r = 0,074, trong khi mức dị biệt còn lại sau khi đã tính tới sai số lấy mẫu vẫn ở mức I² = 62,4%. Mức dị biệt cao như vậy không phải là dấu hiệu của sai sót phương pháp. Trái lại, nó cho thấy quan hệ I-P phụ thuộc sâu sắc vào điều kiện bối cảnh. Bản thân sự tồn tại song song của năm dạng hàm quan hệ khác nhau, từ tuyến tính, chữ U ngược, đường cong chữ S, đường cong chữ M, đến gánh nặng bắt buộc, là dữ kiện cần được giải thích chứ không phải mâu thuẫn cần loại bỏ (Contractor, 2012; Hitt et al., 1997; Lu &amp; Beamish, 2004). Khi cùng một mức cường độ xuất khẩu có thể trở thành lợi thế ở bối cảnh này nhưng lại là gánh nặng ở bối cảnh khác, thì câu hỏi nghiên cứu đáng giá không còn là</w:t>
+        <w:t xml:space="preserve">Sự cấp thiết của vấn đề trước hết bộc lộ ở mức độ không đồng nhất (heterogeneity) cao và dai dẳng trong bằng chứng. Mặc dù đã có hàng trăm nghiên cứu thực nghiệm, các phân tích tổng hợp (meta-analysis) về quan hệ I-P liên tục cho thấy một bức tranh giống nhau: tác động tổng hợp là dương nhưng nhỏ, trong khi mức dị biệt giữa các nghiên cứu lại rất cao (Bausch &amp; Krist, 2007; Kirca et al., 2012; Marano et al., 2016; Wu et al., 2022). Phân tích tổng hợp (meta-analysis) ba tầng của chính luận án trên 238 nghiên cứu xác nhận lại quy luật thực nghiệm này: hệ số tương quan tổng hợp chỉ vào khoảng r = 0,074, trong khi mức dị biệt còn lại sau khi đã tính tới sai số lấy mẫu vẫn ở mức I² = 87,8%. Mức dị biệt cao như vậy không phải là dấu hiệu của sai sót phương pháp. Trái lại, nó cho thấy quan hệ I-P phụ thuộc sâu sắc vào điều kiện bối cảnh. Bản thân sự tồn tại song song của năm dạng hàm quan hệ khác nhau, từ tuyến tính, chữ U ngược, đường cong chữ S, đường cong chữ M, đến gánh nặng bắt buộc, là dữ kiện cần được giải thích chứ không phải mâu thuẫn cần loại bỏ (Contractor, 2012; Hitt et al., 1997; Lu &amp; Beamish, 2004). Khi cùng một mức cường độ xuất khẩu có thể trở thành lợi thế ở bối cảnh này nhưng lại là gánh nặng ở bối cảnh khác, thì câu hỏi nghiên cứu đáng giá không còn là</w:t>
       </w:r>
       <w:r>
         <w:t xml:space="preserve"> </w:t>
